--- a/ПР_3_ЖильцоваСО.docx
+++ b/ПР_3_ЖильцоваСО.docx
@@ -28,55 +28,7 @@
           <w:sz w:val="28"/>
           <w:szCs w:val="28"/>
         </w:rPr>
-        <w:t xml:space="preserve"> </w:t>
-      </w:r>
-      <w:r>
-        <w:rPr>
-          <w:rFonts w:ascii="Times New Roman" w:hAnsi="Times New Roman" w:cs="Times New Roman"/>
-          <w:sz w:val="28"/>
-          <w:szCs w:val="28"/>
-        </w:rPr>
-        <w:t>изучить и применить различные</w:t>
-      </w:r>
-      <w:r>
-        <w:rPr>
-          <w:rFonts w:ascii="Times New Roman" w:hAnsi="Times New Roman" w:cs="Times New Roman"/>
-          <w:sz w:val="28"/>
-          <w:szCs w:val="28"/>
-        </w:rPr>
-        <w:t xml:space="preserve"> подход</w:t>
-      </w:r>
-      <w:r>
-        <w:rPr>
-          <w:rFonts w:ascii="Times New Roman" w:hAnsi="Times New Roman" w:cs="Times New Roman"/>
-          <w:sz w:val="28"/>
-          <w:szCs w:val="28"/>
-        </w:rPr>
-        <w:t>ы к раз</w:t>
-      </w:r>
-      <w:r>
-        <w:rPr>
-          <w:rFonts w:ascii="Times New Roman" w:hAnsi="Times New Roman" w:cs="Times New Roman"/>
-          <w:sz w:val="28"/>
-          <w:szCs w:val="28"/>
-        </w:rPr>
-        <w:t>работке программного обеспечения, основанн</w:t>
-      </w:r>
-      <w:r>
-        <w:rPr>
-          <w:rFonts w:ascii="Times New Roman" w:hAnsi="Times New Roman" w:cs="Times New Roman"/>
-          <w:sz w:val="28"/>
-          <w:szCs w:val="28"/>
-        </w:rPr>
-        <w:t>ого на тестировании, для повыше</w:t>
-      </w:r>
-      <w:r>
-        <w:rPr>
-          <w:rFonts w:ascii="Times New Roman" w:hAnsi="Times New Roman" w:cs="Times New Roman"/>
-          <w:sz w:val="28"/>
-          <w:szCs w:val="28"/>
-        </w:rPr>
-        <w:t xml:space="preserve">ния качества, надёжности и </w:t>
+        <w:t xml:space="preserve"> изучить и применить различные подходы к разработке программного обеспечения, основанного на тестировании, для повышения качества, надёжности и </w:t>
       </w:r>
       <w:proofErr w:type="spellStart"/>
       <w:r>
@@ -136,23 +88,7 @@
           <w:sz w:val="28"/>
           <w:szCs w:val="28"/>
         </w:rPr>
-        <w:t>1) изучить теоретические основы методологий тестирования: TDD,</w:t>
-      </w:r>
-      <w:r>
-        <w:rPr>
-          <w:rFonts w:ascii="Times New Roman" w:hAnsi="Times New Roman" w:cs="Times New Roman"/>
-          <w:sz w:val="28"/>
-          <w:szCs w:val="28"/>
-        </w:rPr>
-        <w:t xml:space="preserve"> </w:t>
-      </w:r>
-      <w:r>
-        <w:rPr>
-          <w:rFonts w:ascii="Times New Roman" w:hAnsi="Times New Roman" w:cs="Times New Roman"/>
-          <w:sz w:val="28"/>
-          <w:szCs w:val="28"/>
-        </w:rPr>
-        <w:t>ATDD, BDD и SDD;</w:t>
+        <w:t>1) изучить теоретические основы методологий тестирования: TDD, ATDD, BDD и SDD;</w:t>
       </w:r>
     </w:p>
     <w:p>
@@ -212,23 +148,7 @@
           <w:sz w:val="28"/>
           <w:szCs w:val="28"/>
         </w:rPr>
-        <w:t>4) проанализировать влияние интеграции тестирования на архитектуру</w:t>
-      </w:r>
-      <w:r>
-        <w:rPr>
-          <w:rFonts w:ascii="Times New Roman" w:hAnsi="Times New Roman" w:cs="Times New Roman"/>
-          <w:sz w:val="28"/>
-          <w:szCs w:val="28"/>
-        </w:rPr>
-        <w:t xml:space="preserve"> </w:t>
-      </w:r>
-      <w:r>
-        <w:rPr>
-          <w:rFonts w:ascii="Times New Roman" w:hAnsi="Times New Roman" w:cs="Times New Roman"/>
-          <w:sz w:val="28"/>
-          <w:szCs w:val="28"/>
-        </w:rPr>
-        <w:t>и качество программного продукта;</w:t>
+        <w:t>4) проанализировать влияние интеграции тестирования на архитектуру и качество программного продукта;</w:t>
       </w:r>
     </w:p>
     <w:p>
@@ -396,15 +316,7 @@
           <w:sz w:val="28"/>
           <w:szCs w:val="28"/>
         </w:rPr>
-        <w:t xml:space="preserve"> класс заплани</w:t>
-      </w:r>
-      <w:r>
-        <w:rPr>
-          <w:rFonts w:ascii="Times New Roman" w:hAnsi="Times New Roman" w:cs="Times New Roman"/>
-          <w:sz w:val="28"/>
-          <w:szCs w:val="28"/>
-        </w:rPr>
-        <w:t xml:space="preserve">рован, </w:t>
+        <w:t xml:space="preserve"> класс запланирован, </w:t>
       </w:r>
       <w:proofErr w:type="spellStart"/>
       <w:r>
@@ -422,15 +334,7 @@
           <w:sz w:val="28"/>
           <w:szCs w:val="28"/>
         </w:rPr>
-        <w:t xml:space="preserve"> участник регистриру</w:t>
-      </w:r>
-      <w:r>
-        <w:rPr>
-          <w:rFonts w:ascii="Times New Roman" w:hAnsi="Times New Roman" w:cs="Times New Roman"/>
-          <w:sz w:val="28"/>
-          <w:szCs w:val="28"/>
-        </w:rPr>
-        <w:t xml:space="preserve">ется, </w:t>
+        <w:t xml:space="preserve"> участник регистрируется, </w:t>
       </w:r>
       <w:proofErr w:type="spellStart"/>
       <w:r>
@@ -502,25 +406,81 @@
           <w:rFonts w:ascii="Times New Roman" w:hAnsi="Times New Roman" w:cs="Times New Roman"/>
           <w:sz w:val="28"/>
           <w:szCs w:val="28"/>
+        </w:rPr>
+      </w:pPr>
+      <w:r>
+        <w:rPr>
+          <w:rFonts w:ascii="Times New Roman" w:hAnsi="Times New Roman" w:cs="Times New Roman"/>
+          <w:b/>
+          <w:sz w:val="28"/>
+          <w:szCs w:val="28"/>
+        </w:rPr>
+        <w:t>Этап №1.</w:t>
+      </w:r>
+      <w:r>
+        <w:rPr>
+          <w:rFonts w:ascii="Times New Roman" w:hAnsi="Times New Roman" w:cs="Times New Roman"/>
+          <w:sz w:val="28"/>
+          <w:szCs w:val="28"/>
+        </w:rPr>
+        <w:t xml:space="preserve"> Реализация</w:t>
+      </w:r>
+      <w:r>
+        <w:rPr>
+          <w:rFonts w:ascii="Times New Roman" w:hAnsi="Times New Roman" w:cs="Times New Roman"/>
+          <w:sz w:val="28"/>
+          <w:szCs w:val="28"/>
+        </w:rPr>
+        <w:t xml:space="preserve"> </w:t>
+      </w:r>
+      <w:r>
+        <w:rPr>
+          <w:rFonts w:ascii="Times New Roman" w:hAnsi="Times New Roman" w:cs="Times New Roman"/>
+          <w:sz w:val="28"/>
+          <w:szCs w:val="28"/>
+        </w:rPr>
+        <w:t>с</w:t>
+      </w:r>
+      <w:r>
+        <w:rPr>
+          <w:rFonts w:ascii="Times New Roman" w:hAnsi="Times New Roman" w:cs="Times New Roman"/>
+          <w:sz w:val="28"/>
+          <w:szCs w:val="28"/>
+        </w:rPr>
+        <w:t xml:space="preserve"> </w:t>
+      </w:r>
+      <w:r>
+        <w:rPr>
+          <w:rFonts w:ascii="Times New Roman" w:hAnsi="Times New Roman" w:cs="Times New Roman"/>
+          <w:sz w:val="28"/>
+          <w:szCs w:val="28"/>
+        </w:rPr>
+        <w:t>помощью</w:t>
+      </w:r>
+      <w:r>
+        <w:rPr>
+          <w:rFonts w:ascii="Times New Roman" w:hAnsi="Times New Roman" w:cs="Times New Roman"/>
+          <w:sz w:val="28"/>
+          <w:szCs w:val="28"/>
+        </w:rPr>
+        <w:t xml:space="preserve"> </w:t>
+      </w:r>
+      <w:r>
+        <w:rPr>
+          <w:rFonts w:ascii="Times New Roman" w:hAnsi="Times New Roman" w:cs="Times New Roman"/>
+          <w:sz w:val="28"/>
+          <w:szCs w:val="28"/>
           <w:lang w:val="en-US"/>
         </w:rPr>
-      </w:pPr>
-      <w:r>
-        <w:rPr>
-          <w:rFonts w:ascii="Times New Roman" w:hAnsi="Times New Roman" w:cs="Times New Roman"/>
-          <w:b/>
-          <w:sz w:val="28"/>
-          <w:szCs w:val="28"/>
-        </w:rPr>
-        <w:t>Этап №1.</w:t>
-      </w:r>
-      <w:r>
-        <w:rPr>
-          <w:rFonts w:ascii="Times New Roman" w:hAnsi="Times New Roman" w:cs="Times New Roman"/>
-          <w:sz w:val="28"/>
-          <w:szCs w:val="28"/>
-        </w:rPr>
-        <w:t xml:space="preserve"> Реализация</w:t>
+        <w:t>TDD</w:t>
+      </w:r>
+      <w:r>
+        <w:rPr>
+          <w:rFonts w:ascii="Times New Roman" w:hAnsi="Times New Roman" w:cs="Times New Roman"/>
+          <w:sz w:val="28"/>
+          <w:szCs w:val="28"/>
+        </w:rPr>
+        <w:t xml:space="preserve"> (</w:t>
       </w:r>
       <w:r>
         <w:rPr>
@@ -529,6 +489,31 @@
           <w:szCs w:val="28"/>
           <w:lang w:val="en-US"/>
         </w:rPr>
+        <w:t>Test</w:t>
+      </w:r>
+      <w:r>
+        <w:rPr>
+          <w:rFonts w:ascii="Times New Roman" w:hAnsi="Times New Roman" w:cs="Times New Roman"/>
+          <w:sz w:val="28"/>
+          <w:szCs w:val="28"/>
+        </w:rPr>
+        <w:t>-</w:t>
+      </w:r>
+      <w:r>
+        <w:rPr>
+          <w:rFonts w:ascii="Times New Roman" w:hAnsi="Times New Roman" w:cs="Times New Roman"/>
+          <w:sz w:val="28"/>
+          <w:szCs w:val="28"/>
+          <w:lang w:val="en-US"/>
+        </w:rPr>
+        <w:t>Driven</w:t>
+      </w:r>
+      <w:r>
+        <w:rPr>
+          <w:rFonts w:ascii="Times New Roman" w:hAnsi="Times New Roman" w:cs="Times New Roman"/>
+          <w:sz w:val="28"/>
+          <w:szCs w:val="28"/>
+        </w:rPr>
         <w:t xml:space="preserve"> </w:t>
       </w:r>
       <w:r>
@@ -536,34 +521,17 @@
           <w:rFonts w:ascii="Times New Roman" w:hAnsi="Times New Roman" w:cs="Times New Roman"/>
           <w:sz w:val="28"/>
           <w:szCs w:val="28"/>
-        </w:rPr>
-        <w:t>с</w:t>
-      </w:r>
-      <w:r>
-        <w:rPr>
-          <w:rFonts w:ascii="Times New Roman" w:hAnsi="Times New Roman" w:cs="Times New Roman"/>
-          <w:sz w:val="28"/>
-          <w:szCs w:val="28"/>
           <w:lang w:val="en-US"/>
         </w:rPr>
-        <w:t xml:space="preserve"> </w:t>
-      </w:r>
-      <w:r>
-        <w:rPr>
-          <w:rFonts w:ascii="Times New Roman" w:hAnsi="Times New Roman" w:cs="Times New Roman"/>
-          <w:sz w:val="28"/>
-          <w:szCs w:val="28"/>
-        </w:rPr>
-        <w:t>помощью</w:t>
-      </w:r>
-      <w:r>
-        <w:rPr>
-          <w:rFonts w:ascii="Times New Roman" w:hAnsi="Times New Roman" w:cs="Times New Roman"/>
-          <w:sz w:val="28"/>
-          <w:szCs w:val="28"/>
-          <w:lang w:val="en-US"/>
-        </w:rPr>
-        <w:t xml:space="preserve"> TDD (Test-Driven Development).</w:t>
+        <w:t>Development</w:t>
+      </w:r>
+      <w:r>
+        <w:rPr>
+          <w:rFonts w:ascii="Times New Roman" w:hAnsi="Times New Roman" w:cs="Times New Roman"/>
+          <w:sz w:val="28"/>
+          <w:szCs w:val="28"/>
+        </w:rPr>
+        <w:t>).</w:t>
       </w:r>
     </w:p>
     <w:p>
@@ -583,48 +551,36 @@
           <w:sz w:val="28"/>
           <w:szCs w:val="28"/>
         </w:rPr>
-        <w:t>Были</w:t>
-      </w:r>
-      <w:r>
-        <w:rPr>
-          <w:rFonts w:ascii="Times New Roman" w:hAnsi="Times New Roman" w:cs="Times New Roman"/>
-          <w:sz w:val="28"/>
-          <w:szCs w:val="28"/>
-        </w:rPr>
-        <w:t xml:space="preserve"> написаны юнит-</w:t>
-      </w:r>
-      <w:r>
-        <w:rPr>
-          <w:rFonts w:ascii="Times New Roman" w:hAnsi="Times New Roman" w:cs="Times New Roman"/>
-          <w:sz w:val="28"/>
-          <w:szCs w:val="28"/>
-        </w:rPr>
-        <w:t>тесты</w:t>
-      </w:r>
-      <w:r>
-        <w:rPr>
-          <w:rFonts w:ascii="Times New Roman" w:hAnsi="Times New Roman" w:cs="Times New Roman"/>
-          <w:sz w:val="28"/>
-          <w:szCs w:val="28"/>
-        </w:rPr>
-        <w:t xml:space="preserve"> для функций </w:t>
-      </w:r>
-      <w:r>
-        <w:rPr>
-          <w:rFonts w:ascii="Times New Roman" w:hAnsi="Times New Roman" w:cs="Times New Roman"/>
-          <w:sz w:val="28"/>
-          <w:szCs w:val="28"/>
-        </w:rPr>
-        <w:t>создания и обновления расписания</w:t>
-      </w:r>
-      <w:r>
-        <w:rPr>
-          <w:rFonts w:ascii="Times New Roman" w:hAnsi="Times New Roman" w:cs="Times New Roman"/>
-          <w:sz w:val="28"/>
-          <w:szCs w:val="28"/>
-        </w:rPr>
-        <w:t xml:space="preserve"> (листинг 1)</w:t>
-      </w:r>
+        <w:t xml:space="preserve">Были написаны юнит-тесты для функций создания и обновления расписания (листинг 1). Для написания тестов использовалась библиотека </w:t>
+      </w:r>
+      <w:proofErr w:type="spellStart"/>
+      <w:r>
+        <w:rPr>
+          <w:rFonts w:ascii="Times New Roman" w:hAnsi="Times New Roman" w:cs="Times New Roman"/>
+          <w:sz w:val="28"/>
+          <w:szCs w:val="28"/>
+        </w:rPr>
+        <w:t>unittest</w:t>
+      </w:r>
+      <w:proofErr w:type="spellEnd"/>
+      <w:r>
+        <w:rPr>
+          <w:rFonts w:ascii="Times New Roman" w:hAnsi="Times New Roman" w:cs="Times New Roman"/>
+          <w:sz w:val="28"/>
+          <w:szCs w:val="28"/>
+        </w:rPr>
+        <w:t xml:space="preserve"> языка </w:t>
+      </w:r>
+      <w:proofErr w:type="spellStart"/>
+      <w:r>
+        <w:rPr>
+          <w:rFonts w:ascii="Times New Roman" w:hAnsi="Times New Roman" w:cs="Times New Roman"/>
+          <w:sz w:val="28"/>
+          <w:szCs w:val="28"/>
+        </w:rPr>
+        <w:t>Python</w:t>
+      </w:r>
+      <w:proofErr w:type="spellEnd"/>
       <w:r>
         <w:rPr>
           <w:rFonts w:ascii="Times New Roman" w:hAnsi="Times New Roman" w:cs="Times New Roman"/>
@@ -633,49 +589,125 @@
         </w:rPr>
         <w:t>.</w:t>
       </w:r>
-      <w:r>
-        <w:rPr>
-          <w:rFonts w:ascii="Times New Roman" w:hAnsi="Times New Roman" w:cs="Times New Roman"/>
-          <w:sz w:val="28"/>
-          <w:szCs w:val="28"/>
-        </w:rPr>
-        <w:t xml:space="preserve"> Для написания тестов использовалась библиотека </w:t>
-      </w:r>
-      <w:proofErr w:type="spellStart"/>
-      <w:r>
-        <w:rPr>
-          <w:rFonts w:ascii="Times New Roman" w:hAnsi="Times New Roman" w:cs="Times New Roman"/>
-          <w:sz w:val="28"/>
-          <w:szCs w:val="28"/>
-        </w:rPr>
-        <w:t>unittest</w:t>
-      </w:r>
-      <w:proofErr w:type="spellEnd"/>
-      <w:r>
-        <w:rPr>
-          <w:rFonts w:ascii="Times New Roman" w:hAnsi="Times New Roman" w:cs="Times New Roman"/>
-          <w:sz w:val="28"/>
-          <w:szCs w:val="28"/>
-        </w:rPr>
-        <w:t xml:space="preserve"> языка </w:t>
-      </w:r>
-      <w:proofErr w:type="spellStart"/>
-      <w:r>
-        <w:rPr>
-          <w:rFonts w:ascii="Times New Roman" w:hAnsi="Times New Roman" w:cs="Times New Roman"/>
-          <w:sz w:val="28"/>
-          <w:szCs w:val="28"/>
-        </w:rPr>
-        <w:t>Python</w:t>
-      </w:r>
-      <w:proofErr w:type="spellEnd"/>
-      <w:r>
-        <w:rPr>
-          <w:rFonts w:ascii="Times New Roman" w:hAnsi="Times New Roman" w:cs="Times New Roman"/>
-          <w:sz w:val="28"/>
-          <w:szCs w:val="28"/>
-        </w:rPr>
-        <w:t>.</w:t>
+    </w:p>
+    <w:p>
+      <w:pPr>
+        <w:pStyle w:val="a6"/>
+        <w:keepNext/>
+        <w:spacing w:after="0" w:line="360" w:lineRule="auto"/>
+        <w:ind w:firstLine="709"/>
+        <w:jc w:val="both"/>
+        <w:rPr>
+          <w:rFonts w:ascii="Times New Roman" w:hAnsi="Times New Roman" w:cs="Times New Roman"/>
+          <w:b w:val="0"/>
+          <w:i/>
+          <w:color w:val="000000" w:themeColor="text1"/>
+          <w:sz w:val="28"/>
+          <w:szCs w:val="28"/>
+        </w:rPr>
+      </w:pPr>
+      <w:r>
+        <w:rPr>
+          <w:rFonts w:ascii="Times New Roman" w:hAnsi="Times New Roman" w:cs="Times New Roman"/>
+          <w:b w:val="0"/>
+          <w:i/>
+          <w:color w:val="000000" w:themeColor="text1"/>
+          <w:sz w:val="28"/>
+          <w:szCs w:val="28"/>
+        </w:rPr>
+        <w:t xml:space="preserve">Листинг </w:t>
+      </w:r>
+      <w:r>
+        <w:rPr>
+          <w:rFonts w:ascii="Times New Roman" w:hAnsi="Times New Roman" w:cs="Times New Roman"/>
+          <w:b w:val="0"/>
+          <w:i/>
+          <w:color w:val="000000" w:themeColor="text1"/>
+          <w:sz w:val="28"/>
+          <w:szCs w:val="28"/>
+        </w:rPr>
+        <w:fldChar w:fldCharType="begin"/>
+      </w:r>
+      <w:r>
+        <w:rPr>
+          <w:rFonts w:ascii="Times New Roman" w:hAnsi="Times New Roman" w:cs="Times New Roman"/>
+          <w:b w:val="0"/>
+          <w:i/>
+          <w:color w:val="000000" w:themeColor="text1"/>
+          <w:sz w:val="28"/>
+          <w:szCs w:val="28"/>
+        </w:rPr>
+        <w:instrText xml:space="preserve"> SEQ Листинг \* ARABIC </w:instrText>
+      </w:r>
+      <w:r>
+        <w:rPr>
+          <w:rFonts w:ascii="Times New Roman" w:hAnsi="Times New Roman" w:cs="Times New Roman"/>
+          <w:b w:val="0"/>
+          <w:i/>
+          <w:color w:val="000000" w:themeColor="text1"/>
+          <w:sz w:val="28"/>
+          <w:szCs w:val="28"/>
+        </w:rPr>
+        <w:fldChar w:fldCharType="separate"/>
+      </w:r>
+      <w:r>
+        <w:rPr>
+          <w:rFonts w:ascii="Times New Roman" w:hAnsi="Times New Roman" w:cs="Times New Roman"/>
+          <w:b w:val="0"/>
+          <w:i/>
+          <w:noProof/>
+          <w:color w:val="000000" w:themeColor="text1"/>
+          <w:sz w:val="28"/>
+          <w:szCs w:val="28"/>
+        </w:rPr>
+        <w:t>1</w:t>
+      </w:r>
+      <w:r>
+        <w:rPr>
+          <w:rFonts w:ascii="Times New Roman" w:hAnsi="Times New Roman" w:cs="Times New Roman"/>
+          <w:b w:val="0"/>
+          <w:i/>
+          <w:color w:val="000000" w:themeColor="text1"/>
+          <w:sz w:val="28"/>
+          <w:szCs w:val="28"/>
+        </w:rPr>
+        <w:fldChar w:fldCharType="end"/>
+      </w:r>
+      <w:r>
+        <w:rPr>
+          <w:rFonts w:ascii="Times New Roman" w:hAnsi="Times New Roman" w:cs="Times New Roman"/>
+          <w:b w:val="0"/>
+          <w:i/>
+          <w:color w:val="000000" w:themeColor="text1"/>
+          <w:sz w:val="28"/>
+          <w:szCs w:val="28"/>
+        </w:rPr>
+        <w:t>. Юнит-тесты</w:t>
+      </w:r>
+      <w:r>
+        <w:rPr>
+          <w:rFonts w:ascii="Times New Roman" w:hAnsi="Times New Roman" w:cs="Times New Roman"/>
+          <w:b w:val="0"/>
+          <w:i/>
+          <w:noProof/>
+          <w:color w:val="000000" w:themeColor="text1"/>
+          <w:sz w:val="28"/>
+          <w:szCs w:val="28"/>
+        </w:rPr>
+        <w:t xml:space="preserve"> для </w:t>
+      </w:r>
+      <w:r>
+        <w:rPr>
+          <w:rFonts w:ascii="Times New Roman" w:hAnsi="Times New Roman" w:cs="Times New Roman"/>
+          <w:b w:val="0"/>
+          <w:i/>
+          <w:noProof/>
+          <w:color w:val="000000" w:themeColor="text1"/>
+          <w:sz w:val="28"/>
+          <w:szCs w:val="28"/>
+          <w:lang w:val="en-US"/>
+        </w:rPr>
+        <w:t>TDD</w:t>
       </w:r>
     </w:p>
     <w:tbl>
@@ -3241,106 +3273,106 @@
                 <w:szCs w:val="28"/>
                 <w:lang w:val="en-US"/>
               </w:rPr>
-              <w:t xml:space="preserve">        </w:t>
-            </w:r>
-            <w:r>
-              <w:rPr>
-                <w:rFonts w:ascii="Times New Roman" w:hAnsi="Times New Roman" w:cs="Times New Roman"/>
-                <w:sz w:val="28"/>
-                <w:szCs w:val="28"/>
-              </w:rPr>
-              <w:t>"""Отмена занятия удаляет его из расписания</w:t>
-            </w:r>
-            <w:proofErr w:type="gramStart"/>
-            <w:r>
-              <w:rPr>
-                <w:rFonts w:ascii="Times New Roman" w:hAnsi="Times New Roman" w:cs="Times New Roman"/>
-                <w:sz w:val="28"/>
-                <w:szCs w:val="28"/>
-              </w:rPr>
-              <w:t>."""</w:t>
-            </w:r>
-            <w:proofErr w:type="gramEnd"/>
-          </w:p>
-          <w:p>
-            <w:pPr>
-              <w:jc w:val="both"/>
-              <w:rPr>
-                <w:rFonts w:ascii="Times New Roman" w:hAnsi="Times New Roman" w:cs="Times New Roman"/>
-                <w:sz w:val="28"/>
-                <w:szCs w:val="28"/>
-                <w:lang w:val="en-US"/>
-              </w:rPr>
-            </w:pPr>
-            <w:r>
-              <w:rPr>
-                <w:rFonts w:ascii="Times New Roman" w:hAnsi="Times New Roman" w:cs="Times New Roman"/>
-                <w:sz w:val="28"/>
-                <w:szCs w:val="28"/>
-              </w:rPr>
-              <w:t xml:space="preserve">        </w:t>
-            </w:r>
-            <w:proofErr w:type="spellStart"/>
-            <w:r>
-              <w:rPr>
-                <w:rFonts w:ascii="Times New Roman" w:hAnsi="Times New Roman" w:cs="Times New Roman"/>
-                <w:sz w:val="28"/>
-                <w:szCs w:val="28"/>
-                <w:lang w:val="en-US"/>
-              </w:rPr>
-              <w:t>self.schedule.add_class</w:t>
-            </w:r>
-            <w:proofErr w:type="spellEnd"/>
-            <w:r>
-              <w:rPr>
-                <w:rFonts w:ascii="Times New Roman" w:hAnsi="Times New Roman" w:cs="Times New Roman"/>
-                <w:sz w:val="28"/>
-                <w:szCs w:val="28"/>
-                <w:lang w:val="en-US"/>
-              </w:rPr>
-              <w:t>(</w:t>
-            </w:r>
-            <w:proofErr w:type="spellStart"/>
-            <w:r>
-              <w:rPr>
-                <w:rFonts w:ascii="Times New Roman" w:hAnsi="Times New Roman" w:cs="Times New Roman"/>
-                <w:sz w:val="28"/>
-                <w:szCs w:val="28"/>
-                <w:lang w:val="en-US"/>
-              </w:rPr>
-              <w:t>self.fitness_class</w:t>
-            </w:r>
-            <w:proofErr w:type="spellEnd"/>
-            <w:r>
-              <w:rPr>
-                <w:rFonts w:ascii="Times New Roman" w:hAnsi="Times New Roman" w:cs="Times New Roman"/>
-                <w:sz w:val="28"/>
-                <w:szCs w:val="28"/>
-                <w:lang w:val="en-US"/>
-              </w:rPr>
-              <w:t>)</w:t>
-            </w:r>
-          </w:p>
-          <w:p>
-            <w:pPr>
-              <w:jc w:val="both"/>
-              <w:rPr>
-                <w:rFonts w:ascii="Times New Roman" w:hAnsi="Times New Roman" w:cs="Times New Roman"/>
-                <w:sz w:val="28"/>
-                <w:szCs w:val="28"/>
-                <w:lang w:val="en-US"/>
-              </w:rPr>
-            </w:pPr>
-            <w:r>
-              <w:rPr>
-                <w:rFonts w:ascii="Times New Roman" w:hAnsi="Times New Roman" w:cs="Times New Roman"/>
-                <w:sz w:val="28"/>
-                <w:szCs w:val="28"/>
-                <w:lang w:val="en-US"/>
-              </w:rPr>
               <w:lastRenderedPageBreak/>
               <w:t xml:space="preserve">        </w:t>
             </w:r>
+            <w:r>
+              <w:rPr>
+                <w:rFonts w:ascii="Times New Roman" w:hAnsi="Times New Roman" w:cs="Times New Roman"/>
+                <w:sz w:val="28"/>
+                <w:szCs w:val="28"/>
+              </w:rPr>
+              <w:t>"""Отмена занятия удаляет его из расписания</w:t>
+            </w:r>
+            <w:proofErr w:type="gramStart"/>
+            <w:r>
+              <w:rPr>
+                <w:rFonts w:ascii="Times New Roman" w:hAnsi="Times New Roman" w:cs="Times New Roman"/>
+                <w:sz w:val="28"/>
+                <w:szCs w:val="28"/>
+              </w:rPr>
+              <w:t>."""</w:t>
+            </w:r>
+            <w:proofErr w:type="gramEnd"/>
+          </w:p>
+          <w:p>
+            <w:pPr>
+              <w:jc w:val="both"/>
+              <w:rPr>
+                <w:rFonts w:ascii="Times New Roman" w:hAnsi="Times New Roman" w:cs="Times New Roman"/>
+                <w:sz w:val="28"/>
+                <w:szCs w:val="28"/>
+                <w:lang w:val="en-US"/>
+              </w:rPr>
+            </w:pPr>
+            <w:r>
+              <w:rPr>
+                <w:rFonts w:ascii="Times New Roman" w:hAnsi="Times New Roman" w:cs="Times New Roman"/>
+                <w:sz w:val="28"/>
+                <w:szCs w:val="28"/>
+              </w:rPr>
+              <w:t xml:space="preserve">        </w:t>
+            </w:r>
+            <w:proofErr w:type="spellStart"/>
+            <w:r>
+              <w:rPr>
+                <w:rFonts w:ascii="Times New Roman" w:hAnsi="Times New Roman" w:cs="Times New Roman"/>
+                <w:sz w:val="28"/>
+                <w:szCs w:val="28"/>
+                <w:lang w:val="en-US"/>
+              </w:rPr>
+              <w:t>self.schedule.add_class</w:t>
+            </w:r>
+            <w:proofErr w:type="spellEnd"/>
+            <w:r>
+              <w:rPr>
+                <w:rFonts w:ascii="Times New Roman" w:hAnsi="Times New Roman" w:cs="Times New Roman"/>
+                <w:sz w:val="28"/>
+                <w:szCs w:val="28"/>
+                <w:lang w:val="en-US"/>
+              </w:rPr>
+              <w:t>(</w:t>
+            </w:r>
+            <w:proofErr w:type="spellStart"/>
+            <w:r>
+              <w:rPr>
+                <w:rFonts w:ascii="Times New Roman" w:hAnsi="Times New Roman" w:cs="Times New Roman"/>
+                <w:sz w:val="28"/>
+                <w:szCs w:val="28"/>
+                <w:lang w:val="en-US"/>
+              </w:rPr>
+              <w:t>self.fitness_class</w:t>
+            </w:r>
+            <w:proofErr w:type="spellEnd"/>
+            <w:r>
+              <w:rPr>
+                <w:rFonts w:ascii="Times New Roman" w:hAnsi="Times New Roman" w:cs="Times New Roman"/>
+                <w:sz w:val="28"/>
+                <w:szCs w:val="28"/>
+                <w:lang w:val="en-US"/>
+              </w:rPr>
+              <w:t>)</w:t>
+            </w:r>
+          </w:p>
+          <w:p>
+            <w:pPr>
+              <w:jc w:val="both"/>
+              <w:rPr>
+                <w:rFonts w:ascii="Times New Roman" w:hAnsi="Times New Roman" w:cs="Times New Roman"/>
+                <w:sz w:val="28"/>
+                <w:szCs w:val="28"/>
+                <w:lang w:val="en-US"/>
+              </w:rPr>
+            </w:pPr>
+            <w:r>
+              <w:rPr>
+                <w:rFonts w:ascii="Times New Roman" w:hAnsi="Times New Roman" w:cs="Times New Roman"/>
+                <w:sz w:val="28"/>
+                <w:szCs w:val="28"/>
+                <w:lang w:val="en-US"/>
+              </w:rPr>
+              <w:t xml:space="preserve">        </w:t>
+            </w:r>
             <w:proofErr w:type="spellStart"/>
             <w:r>
               <w:rPr>
@@ -3645,7 +3677,6 @@
                 <w:rFonts w:ascii="Times New Roman" w:hAnsi="Times New Roman" w:cs="Times New Roman"/>
                 <w:sz w:val="28"/>
                 <w:szCs w:val="28"/>
-                <w:lang w:val="en-US"/>
               </w:rPr>
             </w:pPr>
             <w:r>
@@ -3657,7 +3688,6 @@
               </w:rPr>
               <w:t xml:space="preserve">            </w:t>
             </w:r>
-            <w:proofErr w:type="spellStart"/>
             <w:proofErr w:type="gramStart"/>
             <w:r>
               <w:rPr>
@@ -3666,15 +3696,47 @@
                 <w:szCs w:val="28"/>
                 <w:lang w:val="en-US"/>
               </w:rPr>
-              <w:t>self.schedule.register</w:t>
-            </w:r>
-            <w:proofErr w:type="spellEnd"/>
-            <w:r>
-              <w:rPr>
-                <w:rFonts w:ascii="Times New Roman" w:hAnsi="Times New Roman" w:cs="Times New Roman"/>
-                <w:sz w:val="28"/>
-                <w:szCs w:val="28"/>
-                <w:lang w:val="en-US"/>
+              <w:t>self</w:t>
+            </w:r>
+            <w:r>
+              <w:rPr>
+                <w:rFonts w:ascii="Times New Roman" w:hAnsi="Times New Roman" w:cs="Times New Roman"/>
+                <w:sz w:val="28"/>
+                <w:szCs w:val="28"/>
+              </w:rPr>
+              <w:t>.</w:t>
+            </w:r>
+            <w:r>
+              <w:rPr>
+                <w:rFonts w:ascii="Times New Roman" w:hAnsi="Times New Roman" w:cs="Times New Roman"/>
+                <w:sz w:val="28"/>
+                <w:szCs w:val="28"/>
+                <w:lang w:val="en-US"/>
+              </w:rPr>
+              <w:t>schedule</w:t>
+            </w:r>
+            <w:r>
+              <w:rPr>
+                <w:rFonts w:ascii="Times New Roman" w:hAnsi="Times New Roman" w:cs="Times New Roman"/>
+                <w:sz w:val="28"/>
+                <w:szCs w:val="28"/>
+              </w:rPr>
+              <w:t>.</w:t>
+            </w:r>
+            <w:r>
+              <w:rPr>
+                <w:rFonts w:ascii="Times New Roman" w:hAnsi="Times New Roman" w:cs="Times New Roman"/>
+                <w:sz w:val="28"/>
+                <w:szCs w:val="28"/>
+                <w:lang w:val="en-US"/>
+              </w:rPr>
+              <w:t>register</w:t>
+            </w:r>
+            <w:r>
+              <w:rPr>
+                <w:rFonts w:ascii="Times New Roman" w:hAnsi="Times New Roman" w:cs="Times New Roman"/>
+                <w:sz w:val="28"/>
+                <w:szCs w:val="28"/>
               </w:rPr>
               <w:t>(</w:t>
             </w:r>
@@ -3684,7 +3746,6 @@
                 <w:rFonts w:ascii="Times New Roman" w:hAnsi="Times New Roman" w:cs="Times New Roman"/>
                 <w:sz w:val="28"/>
                 <w:szCs w:val="28"/>
-                <w:lang w:val="en-US"/>
               </w:rPr>
               <w:t>"</w:t>
             </w:r>
@@ -3701,7 +3762,6 @@
                 <w:rFonts w:ascii="Times New Roman" w:hAnsi="Times New Roman" w:cs="Times New Roman"/>
                 <w:sz w:val="28"/>
                 <w:szCs w:val="28"/>
-                <w:lang w:val="en-US"/>
               </w:rPr>
               <w:t>", "</w:t>
             </w:r>
@@ -3718,7 +3778,6 @@
                 <w:rFonts w:ascii="Times New Roman" w:hAnsi="Times New Roman" w:cs="Times New Roman"/>
                 <w:sz w:val="28"/>
                 <w:szCs w:val="28"/>
-                <w:lang w:val="en-US"/>
               </w:rPr>
               <w:t xml:space="preserve"> </w:t>
             </w:r>
@@ -3735,7 +3794,6 @@
                 <w:rFonts w:ascii="Times New Roman" w:hAnsi="Times New Roman" w:cs="Times New Roman"/>
                 <w:sz w:val="28"/>
                 <w:szCs w:val="28"/>
-                <w:lang w:val="en-US"/>
               </w:rPr>
               <w:t>.")</w:t>
             </w:r>
@@ -3747,99 +3805,55 @@
                 <w:rFonts w:ascii="Times New Roman" w:hAnsi="Times New Roman" w:cs="Times New Roman"/>
                 <w:sz w:val="28"/>
                 <w:szCs w:val="28"/>
-                <w:lang w:val="en-US"/>
-              </w:rPr>
-            </w:pPr>
-          </w:p>
-          <w:p>
-            <w:pPr>
-              <w:jc w:val="both"/>
-              <w:rPr>
-                <w:rFonts w:ascii="Times New Roman" w:hAnsi="Times New Roman" w:cs="Times New Roman"/>
-                <w:sz w:val="28"/>
-                <w:szCs w:val="28"/>
-                <w:lang w:val="en-US"/>
-              </w:rPr>
-            </w:pPr>
-          </w:p>
-          <w:p>
-            <w:pPr>
-              <w:jc w:val="both"/>
-              <w:rPr>
-                <w:rFonts w:ascii="Times New Roman" w:hAnsi="Times New Roman" w:cs="Times New Roman"/>
-                <w:sz w:val="28"/>
-                <w:szCs w:val="28"/>
-              </w:rPr>
-            </w:pPr>
-            <w:proofErr w:type="spellStart"/>
-            <w:r>
-              <w:rPr>
-                <w:rFonts w:ascii="Times New Roman" w:hAnsi="Times New Roman" w:cs="Times New Roman"/>
-                <w:sz w:val="28"/>
-                <w:szCs w:val="28"/>
-              </w:rPr>
-              <w:t>if</w:t>
-            </w:r>
-            <w:proofErr w:type="spellEnd"/>
-            <w:r>
-              <w:rPr>
-                <w:rFonts w:ascii="Times New Roman" w:hAnsi="Times New Roman" w:cs="Times New Roman"/>
-                <w:sz w:val="28"/>
-                <w:szCs w:val="28"/>
-              </w:rPr>
-              <w:t xml:space="preserve"> __</w:t>
-            </w:r>
-            <w:proofErr w:type="spellStart"/>
-            <w:r>
-              <w:rPr>
-                <w:rFonts w:ascii="Times New Roman" w:hAnsi="Times New Roman" w:cs="Times New Roman"/>
-                <w:sz w:val="28"/>
-                <w:szCs w:val="28"/>
-              </w:rPr>
-              <w:t>name</w:t>
-            </w:r>
-            <w:proofErr w:type="spellEnd"/>
-            <w:r>
-              <w:rPr>
-                <w:rFonts w:ascii="Times New Roman" w:hAnsi="Times New Roman" w:cs="Times New Roman"/>
-                <w:sz w:val="28"/>
-                <w:szCs w:val="28"/>
-              </w:rPr>
-              <w:t>__ == "__</w:t>
-            </w:r>
-            <w:proofErr w:type="spellStart"/>
-            <w:r>
-              <w:rPr>
-                <w:rFonts w:ascii="Times New Roman" w:hAnsi="Times New Roman" w:cs="Times New Roman"/>
-                <w:sz w:val="28"/>
-                <w:szCs w:val="28"/>
-              </w:rPr>
-              <w:t>main</w:t>
-            </w:r>
-            <w:proofErr w:type="spellEnd"/>
-            <w:r>
-              <w:rPr>
-                <w:rFonts w:ascii="Times New Roman" w:hAnsi="Times New Roman" w:cs="Times New Roman"/>
-                <w:sz w:val="28"/>
-                <w:szCs w:val="28"/>
-              </w:rPr>
-              <w:t>__":</w:t>
-            </w:r>
-          </w:p>
-          <w:p>
-            <w:pPr>
-              <w:jc w:val="both"/>
-              <w:rPr>
-                <w:rFonts w:ascii="Times New Roman" w:hAnsi="Times New Roman" w:cs="Times New Roman"/>
-                <w:sz w:val="28"/>
-                <w:szCs w:val="28"/>
-              </w:rPr>
-            </w:pPr>
-            <w:r>
-              <w:rPr>
-                <w:rFonts w:ascii="Times New Roman" w:hAnsi="Times New Roman" w:cs="Times New Roman"/>
-                <w:sz w:val="28"/>
-                <w:szCs w:val="28"/>
+              </w:rPr>
+            </w:pPr>
+          </w:p>
+          <w:p>
+            <w:pPr>
+              <w:jc w:val="both"/>
+              <w:rPr>
+                <w:rFonts w:ascii="Times New Roman" w:hAnsi="Times New Roman" w:cs="Times New Roman"/>
+                <w:sz w:val="28"/>
+                <w:szCs w:val="28"/>
+              </w:rPr>
+            </w:pPr>
+          </w:p>
+          <w:p>
+            <w:pPr>
+              <w:jc w:val="both"/>
+              <w:rPr>
+                <w:rFonts w:ascii="Times New Roman" w:hAnsi="Times New Roman" w:cs="Times New Roman"/>
+                <w:sz w:val="28"/>
+                <w:szCs w:val="28"/>
+                <w:lang w:val="en-US"/>
+              </w:rPr>
+            </w:pPr>
+            <w:r>
+              <w:rPr>
+                <w:rFonts w:ascii="Times New Roman" w:hAnsi="Times New Roman" w:cs="Times New Roman"/>
+                <w:sz w:val="28"/>
+                <w:szCs w:val="28"/>
+                <w:lang w:val="en-US"/>
+              </w:rPr>
+              <w:t>if __name__ == "__main__":</w:t>
+            </w:r>
+          </w:p>
+          <w:p>
+            <w:pPr>
+              <w:jc w:val="both"/>
+              <w:rPr>
+                <w:rFonts w:ascii="Times New Roman" w:hAnsi="Times New Roman" w:cs="Times New Roman"/>
+                <w:sz w:val="28"/>
+                <w:szCs w:val="28"/>
+                <w:lang w:val="en-US"/>
+              </w:rPr>
+            </w:pPr>
+            <w:r>
+              <w:rPr>
+                <w:rFonts w:ascii="Times New Roman" w:hAnsi="Times New Roman" w:cs="Times New Roman"/>
+                <w:sz w:val="28"/>
+                <w:szCs w:val="28"/>
+                <w:lang w:val="en-US"/>
               </w:rPr>
               <w:t xml:space="preserve">    </w:t>
             </w:r>
@@ -3849,6 +3863,7 @@
                 <w:rFonts w:ascii="Times New Roman" w:hAnsi="Times New Roman" w:cs="Times New Roman"/>
                 <w:sz w:val="28"/>
                 <w:szCs w:val="28"/>
+                <w:lang w:val="en-US"/>
               </w:rPr>
               <w:t>unittest.main</w:t>
             </w:r>
@@ -3858,6 +3873,7 @@
                 <w:rFonts w:ascii="Times New Roman" w:hAnsi="Times New Roman" w:cs="Times New Roman"/>
                 <w:sz w:val="28"/>
                 <w:szCs w:val="28"/>
+                <w:lang w:val="en-US"/>
               </w:rPr>
               <w:t>()</w:t>
             </w:r>
@@ -3874,6 +3890,7 @@
           <w:rFonts w:ascii="Times New Roman" w:hAnsi="Times New Roman" w:cs="Times New Roman"/>
           <w:sz w:val="28"/>
           <w:szCs w:val="28"/>
+          <w:lang w:val="en-US"/>
         </w:rPr>
       </w:pPr>
     </w:p>
@@ -3894,15 +3911,102 @@
           <w:sz w:val="28"/>
           <w:szCs w:val="28"/>
         </w:rPr>
-        <w:t>В соответствии с методологией TTD на втором этапе был реализован код,</w:t>
-      </w:r>
-      <w:r>
-        <w:rPr>
-          <w:rFonts w:ascii="Times New Roman" w:hAnsi="Times New Roman" w:cs="Times New Roman"/>
-          <w:sz w:val="28"/>
-          <w:szCs w:val="28"/>
-        </w:rPr>
-        <w:t xml:space="preserve"> представленный в листинге 2.</w:t>
+        <w:t>В соответствии с методологией TTD на втором этапе был реализован код, представленный в листинге 2.</w:t>
+      </w:r>
+    </w:p>
+    <w:p>
+      <w:pPr>
+        <w:pStyle w:val="a6"/>
+        <w:keepNext/>
+        <w:spacing w:after="0" w:line="360" w:lineRule="auto"/>
+        <w:ind w:firstLine="709"/>
+        <w:jc w:val="both"/>
+        <w:rPr>
+          <w:rFonts w:ascii="Times New Roman" w:hAnsi="Times New Roman" w:cs="Times New Roman"/>
+          <w:b w:val="0"/>
+          <w:i/>
+          <w:color w:val="000000" w:themeColor="text1"/>
+          <w:sz w:val="28"/>
+          <w:szCs w:val="28"/>
+        </w:rPr>
+      </w:pPr>
+      <w:r>
+        <w:rPr>
+          <w:rFonts w:ascii="Times New Roman" w:hAnsi="Times New Roman" w:cs="Times New Roman"/>
+          <w:b w:val="0"/>
+          <w:i/>
+          <w:color w:val="000000" w:themeColor="text1"/>
+          <w:sz w:val="28"/>
+          <w:szCs w:val="28"/>
+        </w:rPr>
+        <w:t xml:space="preserve">Листинг </w:t>
+      </w:r>
+      <w:r>
+        <w:rPr>
+          <w:rFonts w:ascii="Times New Roman" w:hAnsi="Times New Roman" w:cs="Times New Roman"/>
+          <w:b w:val="0"/>
+          <w:i/>
+          <w:color w:val="000000" w:themeColor="text1"/>
+          <w:sz w:val="28"/>
+          <w:szCs w:val="28"/>
+        </w:rPr>
+        <w:fldChar w:fldCharType="begin"/>
+      </w:r>
+      <w:r>
+        <w:rPr>
+          <w:rFonts w:ascii="Times New Roman" w:hAnsi="Times New Roman" w:cs="Times New Roman"/>
+          <w:b w:val="0"/>
+          <w:i/>
+          <w:color w:val="000000" w:themeColor="text1"/>
+          <w:sz w:val="28"/>
+          <w:szCs w:val="28"/>
+        </w:rPr>
+        <w:instrText xml:space="preserve"> SEQ Листинг \* ARABIC </w:instrText>
+      </w:r>
+      <w:r>
+        <w:rPr>
+          <w:rFonts w:ascii="Times New Roman" w:hAnsi="Times New Roman" w:cs="Times New Roman"/>
+          <w:b w:val="0"/>
+          <w:i/>
+          <w:color w:val="000000" w:themeColor="text1"/>
+          <w:sz w:val="28"/>
+          <w:szCs w:val="28"/>
+        </w:rPr>
+        <w:fldChar w:fldCharType="separate"/>
+      </w:r>
+      <w:r>
+        <w:rPr>
+          <w:rFonts w:ascii="Times New Roman" w:hAnsi="Times New Roman" w:cs="Times New Roman"/>
+          <w:b w:val="0"/>
+          <w:i/>
+          <w:noProof/>
+          <w:color w:val="000000" w:themeColor="text1"/>
+          <w:sz w:val="28"/>
+          <w:szCs w:val="28"/>
+        </w:rPr>
+        <w:t>2</w:t>
+      </w:r>
+      <w:r>
+        <w:rPr>
+          <w:rFonts w:ascii="Times New Roman" w:hAnsi="Times New Roman" w:cs="Times New Roman"/>
+          <w:b w:val="0"/>
+          <w:i/>
+          <w:color w:val="000000" w:themeColor="text1"/>
+          <w:sz w:val="28"/>
+          <w:szCs w:val="28"/>
+        </w:rPr>
+        <w:fldChar w:fldCharType="end"/>
+      </w:r>
+      <w:r>
+        <w:rPr>
+          <w:rFonts w:ascii="Times New Roman" w:hAnsi="Times New Roman" w:cs="Times New Roman"/>
+          <w:b w:val="0"/>
+          <w:i/>
+          <w:color w:val="000000" w:themeColor="text1"/>
+          <w:sz w:val="28"/>
+          <w:szCs w:val="28"/>
+        </w:rPr>
+        <w:t>. . Код программы</w:t>
       </w:r>
     </w:p>
     <w:tbl>
@@ -5184,7 +5288,6 @@
                 <w:szCs w:val="28"/>
                 <w:lang w:val="en-US"/>
               </w:rPr>
-              <w:lastRenderedPageBreak/>
               <w:t xml:space="preserve">            if </w:t>
             </w:r>
             <w:proofErr w:type="spellStart"/>
@@ -6200,8 +6303,10 @@
       <w:r>
         <w:rPr>
           <w:rFonts w:ascii="Times New Roman" w:hAnsi="Times New Roman" w:cs="Times New Roman"/>
-          <w:sz w:val="28"/>
-          <w:szCs w:val="28"/>
+          <w:noProof/>
+          <w:sz w:val="28"/>
+          <w:szCs w:val="28"/>
+          <w:lang w:eastAsia="ru-RU"/>
         </w:rPr>
         <w:drawing>
           <wp:inline distT="0" distB="0" distL="0" distR="0" wp14:anchorId="41FB65A7" wp14:editId="647799BF">
@@ -6313,7 +6418,6 @@
           <w:color w:val="auto"/>
           <w:sz w:val="28"/>
           <w:szCs w:val="28"/>
-          <w:lang w:val="en-US"/>
         </w:rPr>
         <w:t xml:space="preserve">. </w:t>
       </w:r>
@@ -6349,27 +6453,116 @@
           <w:rFonts w:ascii="Times New Roman" w:hAnsi="Times New Roman" w:cs="Times New Roman"/>
           <w:sz w:val="28"/>
           <w:szCs w:val="28"/>
+        </w:rPr>
+      </w:pPr>
+      <w:r>
+        <w:rPr>
+          <w:rFonts w:ascii="Times New Roman" w:hAnsi="Times New Roman" w:cs="Times New Roman"/>
+          <w:b/>
+          <w:sz w:val="28"/>
+          <w:szCs w:val="28"/>
+        </w:rPr>
+        <w:t>Этап</w:t>
+      </w:r>
+      <w:r>
+        <w:rPr>
+          <w:rFonts w:ascii="Times New Roman" w:hAnsi="Times New Roman" w:cs="Times New Roman"/>
+          <w:b/>
+          <w:sz w:val="28"/>
+          <w:szCs w:val="28"/>
+        </w:rPr>
+        <w:t xml:space="preserve"> №2.</w:t>
+      </w:r>
+      <w:r>
+        <w:rPr>
+          <w:rFonts w:ascii="Times New Roman" w:hAnsi="Times New Roman" w:cs="Times New Roman"/>
+          <w:sz w:val="28"/>
+          <w:szCs w:val="28"/>
+        </w:rPr>
+        <w:t xml:space="preserve"> </w:t>
+      </w:r>
+      <w:proofErr w:type="gramStart"/>
+      <w:r>
+        <w:rPr>
+          <w:rFonts w:ascii="Times New Roman" w:hAnsi="Times New Roman" w:cs="Times New Roman"/>
+          <w:sz w:val="28"/>
+          <w:szCs w:val="28"/>
+        </w:rPr>
+        <w:t>Реализация</w:t>
+      </w:r>
+      <w:r>
+        <w:rPr>
+          <w:rFonts w:ascii="Times New Roman" w:hAnsi="Times New Roman" w:cs="Times New Roman"/>
+          <w:sz w:val="28"/>
+          <w:szCs w:val="28"/>
+        </w:rPr>
+        <w:t xml:space="preserve"> </w:t>
+      </w:r>
+      <w:r>
+        <w:rPr>
+          <w:rFonts w:ascii="Times New Roman" w:hAnsi="Times New Roman" w:cs="Times New Roman"/>
+          <w:sz w:val="28"/>
+          <w:szCs w:val="28"/>
+        </w:rPr>
+        <w:t>с</w:t>
+      </w:r>
+      <w:r>
+        <w:rPr>
+          <w:rFonts w:ascii="Times New Roman" w:hAnsi="Times New Roman" w:cs="Times New Roman"/>
+          <w:sz w:val="28"/>
+          <w:szCs w:val="28"/>
+        </w:rPr>
+        <w:t xml:space="preserve"> </w:t>
+      </w:r>
+      <w:r>
+        <w:rPr>
+          <w:rFonts w:ascii="Times New Roman" w:hAnsi="Times New Roman" w:cs="Times New Roman"/>
+          <w:sz w:val="28"/>
+          <w:szCs w:val="28"/>
+        </w:rPr>
+        <w:t>помощью</w:t>
+      </w:r>
+      <w:r>
+        <w:rPr>
+          <w:rFonts w:ascii="Times New Roman" w:hAnsi="Times New Roman" w:cs="Times New Roman"/>
+          <w:sz w:val="28"/>
+          <w:szCs w:val="28"/>
+        </w:rPr>
+        <w:t xml:space="preserve"> </w:t>
+      </w:r>
+      <w:r>
+        <w:rPr>
+          <w:rFonts w:ascii="Times New Roman" w:hAnsi="Times New Roman" w:cs="Times New Roman"/>
+          <w:sz w:val="28"/>
+          <w:szCs w:val="28"/>
           <w:lang w:val="en-US"/>
         </w:rPr>
-      </w:pPr>
-      <w:r>
-        <w:rPr>
-          <w:rFonts w:ascii="Times New Roman" w:hAnsi="Times New Roman" w:cs="Times New Roman"/>
-          <w:b/>
-          <w:sz w:val="28"/>
-          <w:szCs w:val="28"/>
-        </w:rPr>
-        <w:t>Этап</w:t>
-      </w:r>
-      <w:r>
-        <w:rPr>
-          <w:rFonts w:ascii="Times New Roman" w:hAnsi="Times New Roman" w:cs="Times New Roman"/>
-          <w:b/>
+        <w:t>ATDD</w:t>
+      </w:r>
+      <w:r>
+        <w:rPr>
+          <w:rFonts w:ascii="Times New Roman" w:hAnsi="Times New Roman" w:cs="Times New Roman"/>
+          <w:sz w:val="28"/>
+          <w:szCs w:val="28"/>
+        </w:rPr>
+        <w:t xml:space="preserve"> (</w:t>
+      </w:r>
+      <w:r>
+        <w:rPr>
+          <w:rFonts w:ascii="Times New Roman" w:hAnsi="Times New Roman" w:cs="Times New Roman"/>
           <w:sz w:val="28"/>
           <w:szCs w:val="28"/>
           <w:lang w:val="en-US"/>
         </w:rPr>
-        <w:t xml:space="preserve"> №2.</w:t>
+        <w:t>Acceptance</w:t>
+      </w:r>
+      <w:r>
+        <w:rPr>
+          <w:rFonts w:ascii="Times New Roman" w:hAnsi="Times New Roman" w:cs="Times New Roman"/>
+          <w:sz w:val="28"/>
+          <w:szCs w:val="28"/>
+        </w:rPr>
+        <w:t xml:space="preserve"> </w:t>
       </w:r>
       <w:r>
         <w:rPr>
@@ -6378,16 +6571,15 @@
           <w:szCs w:val="28"/>
           <w:lang w:val="en-US"/>
         </w:rPr>
-        <w:t xml:space="preserve"> </w:t>
-      </w:r>
-      <w:proofErr w:type="gramStart"/>
-      <w:r>
-        <w:rPr>
-          <w:rFonts w:ascii="Times New Roman" w:hAnsi="Times New Roman" w:cs="Times New Roman"/>
-          <w:sz w:val="28"/>
-          <w:szCs w:val="28"/>
-        </w:rPr>
-        <w:t>Реализация</w:t>
+        <w:t>Test</w:t>
+      </w:r>
+      <w:r>
+        <w:rPr>
+          <w:rFonts w:ascii="Times New Roman" w:hAnsi="Times New Roman" w:cs="Times New Roman"/>
+          <w:sz w:val="28"/>
+          <w:szCs w:val="28"/>
+        </w:rPr>
+        <w:t>-</w:t>
       </w:r>
       <w:r>
         <w:rPr>
@@ -6396,41 +6588,7 @@
           <w:szCs w:val="28"/>
           <w:lang w:val="en-US"/>
         </w:rPr>
-        <w:t xml:space="preserve"> </w:t>
-      </w:r>
-      <w:r>
-        <w:rPr>
-          <w:rFonts w:ascii="Times New Roman" w:hAnsi="Times New Roman" w:cs="Times New Roman"/>
-          <w:sz w:val="28"/>
-          <w:szCs w:val="28"/>
-        </w:rPr>
-        <w:t>с</w:t>
-      </w:r>
-      <w:r>
-        <w:rPr>
-          <w:rFonts w:ascii="Times New Roman" w:hAnsi="Times New Roman" w:cs="Times New Roman"/>
-          <w:sz w:val="28"/>
-          <w:szCs w:val="28"/>
-          <w:lang w:val="en-US"/>
-        </w:rPr>
-        <w:t xml:space="preserve"> </w:t>
-      </w:r>
-      <w:r>
-        <w:rPr>
-          <w:rFonts w:ascii="Times New Roman" w:hAnsi="Times New Roman" w:cs="Times New Roman"/>
-          <w:sz w:val="28"/>
-          <w:szCs w:val="28"/>
-        </w:rPr>
-        <w:t>помощью</w:t>
-      </w:r>
-      <w:r>
-        <w:rPr>
-          <w:rFonts w:ascii="Times New Roman" w:hAnsi="Times New Roman" w:cs="Times New Roman"/>
-          <w:sz w:val="28"/>
-          <w:szCs w:val="28"/>
-          <w:lang w:val="en-US"/>
-        </w:rPr>
-        <w:t xml:space="preserve"> ATDD (Acceptance Test-Driven</w:t>
+        <w:t>Driven</w:t>
       </w:r>
       <w:proofErr w:type="gramEnd"/>
     </w:p>
@@ -6482,23 +6640,8 @@
           <w:sz w:val="28"/>
           <w:szCs w:val="28"/>
         </w:rPr>
-        <w:t>Реализованы приёмочные тесты для сценариев использования</w:t>
-      </w:r>
-      <w:r>
-        <w:rPr>
-          <w:rFonts w:ascii="Times New Roman" w:hAnsi="Times New Roman" w:cs="Times New Roman"/>
-          <w:sz w:val="28"/>
-          <w:szCs w:val="28"/>
-        </w:rPr>
-        <w:t xml:space="preserve"> </w:t>
-      </w:r>
-      <w:r>
-        <w:rPr>
-          <w:rFonts w:ascii="Times New Roman" w:hAnsi="Times New Roman" w:cs="Times New Roman"/>
-          <w:sz w:val="28"/>
-          <w:szCs w:val="28"/>
-        </w:rPr>
-        <w:t>приложения, которые были согласованы с конечными пользователями.</w:t>
+        <w:lastRenderedPageBreak/>
+        <w:t>Реализованы приёмочные тесты для сценариев использования приложения, которые были согласованы с конечными пользователями.</w:t>
       </w:r>
     </w:p>
     <w:p>
@@ -6538,7 +6681,6 @@
           <w:sz w:val="28"/>
           <w:szCs w:val="28"/>
         </w:rPr>
-        <w:lastRenderedPageBreak/>
         <w:t>Предусловие: пользователь открывает раздел «Расписание».</w:t>
       </w:r>
     </w:p>
@@ -6592,15 +6734,7 @@
           <w:sz w:val="28"/>
           <w:szCs w:val="28"/>
         </w:rPr>
-        <w:t xml:space="preserve">ользователь </w:t>
-      </w:r>
-      <w:r>
-        <w:rPr>
-          <w:rFonts w:ascii="Times New Roman" w:hAnsi="Times New Roman" w:cs="Times New Roman"/>
-          <w:sz w:val="28"/>
-          <w:szCs w:val="28"/>
-        </w:rPr>
-        <w:t xml:space="preserve">вводит название </w:t>
+        <w:t xml:space="preserve">ользователь вводит название </w:t>
       </w:r>
       <w:r>
         <w:rPr>
@@ -7084,6 +7218,112 @@
           <w:szCs w:val="28"/>
         </w:rPr>
         <w:t>Далее были реализованы приемочные тесты (листинг 3).</w:t>
+      </w:r>
+    </w:p>
+    <w:p>
+      <w:pPr>
+        <w:pStyle w:val="a6"/>
+        <w:keepNext/>
+        <w:spacing w:after="0" w:line="360" w:lineRule="auto"/>
+        <w:ind w:firstLine="709"/>
+        <w:jc w:val="both"/>
+        <w:rPr>
+          <w:rFonts w:ascii="Times New Roman" w:hAnsi="Times New Roman" w:cs="Times New Roman"/>
+          <w:b w:val="0"/>
+          <w:i/>
+          <w:color w:val="000000" w:themeColor="text1"/>
+          <w:sz w:val="28"/>
+          <w:szCs w:val="28"/>
+        </w:rPr>
+      </w:pPr>
+      <w:r>
+        <w:rPr>
+          <w:rFonts w:ascii="Times New Roman" w:hAnsi="Times New Roman" w:cs="Times New Roman"/>
+          <w:b w:val="0"/>
+          <w:i/>
+          <w:color w:val="000000" w:themeColor="text1"/>
+          <w:sz w:val="28"/>
+          <w:szCs w:val="28"/>
+        </w:rPr>
+        <w:t xml:space="preserve">Листинг </w:t>
+      </w:r>
+      <w:r>
+        <w:rPr>
+          <w:rFonts w:ascii="Times New Roman" w:hAnsi="Times New Roman" w:cs="Times New Roman"/>
+          <w:b w:val="0"/>
+          <w:i/>
+          <w:color w:val="000000" w:themeColor="text1"/>
+          <w:sz w:val="28"/>
+          <w:szCs w:val="28"/>
+        </w:rPr>
+        <w:fldChar w:fldCharType="begin"/>
+      </w:r>
+      <w:r>
+        <w:rPr>
+          <w:rFonts w:ascii="Times New Roman" w:hAnsi="Times New Roman" w:cs="Times New Roman"/>
+          <w:b w:val="0"/>
+          <w:i/>
+          <w:color w:val="000000" w:themeColor="text1"/>
+          <w:sz w:val="28"/>
+          <w:szCs w:val="28"/>
+        </w:rPr>
+        <w:instrText xml:space="preserve"> SEQ Листинг \* ARABIC </w:instrText>
+      </w:r>
+      <w:r>
+        <w:rPr>
+          <w:rFonts w:ascii="Times New Roman" w:hAnsi="Times New Roman" w:cs="Times New Roman"/>
+          <w:b w:val="0"/>
+          <w:i/>
+          <w:color w:val="000000" w:themeColor="text1"/>
+          <w:sz w:val="28"/>
+          <w:szCs w:val="28"/>
+        </w:rPr>
+        <w:fldChar w:fldCharType="separate"/>
+      </w:r>
+      <w:r>
+        <w:rPr>
+          <w:rFonts w:ascii="Times New Roman" w:hAnsi="Times New Roman" w:cs="Times New Roman"/>
+          <w:b w:val="0"/>
+          <w:i/>
+          <w:noProof/>
+          <w:color w:val="000000" w:themeColor="text1"/>
+          <w:sz w:val="28"/>
+          <w:szCs w:val="28"/>
+        </w:rPr>
+        <w:t>3</w:t>
+      </w:r>
+      <w:r>
+        <w:rPr>
+          <w:rFonts w:ascii="Times New Roman" w:hAnsi="Times New Roman" w:cs="Times New Roman"/>
+          <w:b w:val="0"/>
+          <w:i/>
+          <w:color w:val="000000" w:themeColor="text1"/>
+          <w:sz w:val="28"/>
+          <w:szCs w:val="28"/>
+        </w:rPr>
+        <w:fldChar w:fldCharType="end"/>
+      </w:r>
+      <w:r>
+        <w:rPr>
+          <w:rFonts w:ascii="Times New Roman" w:hAnsi="Times New Roman" w:cs="Times New Roman"/>
+          <w:b w:val="0"/>
+          <w:i/>
+          <w:color w:val="000000" w:themeColor="text1"/>
+          <w:sz w:val="28"/>
+          <w:szCs w:val="28"/>
+        </w:rPr>
+        <w:t xml:space="preserve">. Приемочные тесты </w:t>
+      </w:r>
+      <w:r>
+        <w:rPr>
+          <w:rFonts w:ascii="Times New Roman" w:hAnsi="Times New Roman" w:cs="Times New Roman"/>
+          <w:b w:val="0"/>
+          <w:i/>
+          <w:color w:val="000000" w:themeColor="text1"/>
+          <w:sz w:val="28"/>
+          <w:szCs w:val="28"/>
+        </w:rPr>
+        <w:t>ATDD</w:t>
       </w:r>
     </w:p>
     <w:tbl>
@@ -7678,16 +7918,16 @@
                 <w:rFonts w:ascii="Times New Roman" w:hAnsi="Times New Roman" w:cs="Times New Roman"/>
                 <w:sz w:val="28"/>
                 <w:szCs w:val="28"/>
-              </w:rPr>
-            </w:pPr>
-            <w:r>
-              <w:rPr>
-                <w:rFonts w:ascii="Times New Roman" w:hAnsi="Times New Roman" w:cs="Times New Roman"/>
-                <w:sz w:val="28"/>
-                <w:szCs w:val="28"/>
-                <w:lang w:val="en-US"/>
-              </w:rPr>
-              <w:lastRenderedPageBreak/>
+                <w:lang w:val="en-US"/>
+              </w:rPr>
+            </w:pPr>
+            <w:r>
+              <w:rPr>
+                <w:rFonts w:ascii="Times New Roman" w:hAnsi="Times New Roman" w:cs="Times New Roman"/>
+                <w:sz w:val="28"/>
+                <w:szCs w:val="28"/>
+                <w:lang w:val="en-US"/>
+              </w:rPr>
               <w:t xml:space="preserve">        </w:t>
             </w:r>
             <w:r>
@@ -7695,34 +7935,78 @@
                 <w:rFonts w:ascii="Times New Roman" w:hAnsi="Times New Roman" w:cs="Times New Roman"/>
                 <w:sz w:val="28"/>
                 <w:szCs w:val="28"/>
-              </w:rPr>
-              <w:t>"""Сценарий 1: создание занятия</w:t>
-            </w:r>
-            <w:proofErr w:type="gramStart"/>
-            <w:r>
-              <w:rPr>
-                <w:rFonts w:ascii="Times New Roman" w:hAnsi="Times New Roman" w:cs="Times New Roman"/>
-                <w:sz w:val="28"/>
-                <w:szCs w:val="28"/>
+                <w:lang w:val="en-US"/>
+              </w:rPr>
+              <w:t>"""</w:t>
+            </w:r>
+            <w:r>
+              <w:rPr>
+                <w:rFonts w:ascii="Times New Roman" w:hAnsi="Times New Roman" w:cs="Times New Roman"/>
+                <w:sz w:val="28"/>
+                <w:szCs w:val="28"/>
+              </w:rPr>
+              <w:t>Сценарий</w:t>
+            </w:r>
+            <w:r>
+              <w:rPr>
+                <w:rFonts w:ascii="Times New Roman" w:hAnsi="Times New Roman" w:cs="Times New Roman"/>
+                <w:sz w:val="28"/>
+                <w:szCs w:val="28"/>
+                <w:lang w:val="en-US"/>
+              </w:rPr>
+              <w:t xml:space="preserve"> 1: </w:t>
+            </w:r>
+            <w:r>
+              <w:rPr>
+                <w:rFonts w:ascii="Times New Roman" w:hAnsi="Times New Roman" w:cs="Times New Roman"/>
+                <w:sz w:val="28"/>
+                <w:szCs w:val="28"/>
+              </w:rPr>
+              <w:t>создание</w:t>
+            </w:r>
+            <w:r>
+              <w:rPr>
+                <w:rFonts w:ascii="Times New Roman" w:hAnsi="Times New Roman" w:cs="Times New Roman"/>
+                <w:sz w:val="28"/>
+                <w:szCs w:val="28"/>
+                <w:lang w:val="en-US"/>
+              </w:rPr>
+              <w:t xml:space="preserve"> </w:t>
+            </w:r>
+            <w:r>
+              <w:rPr>
+                <w:rFonts w:ascii="Times New Roman" w:hAnsi="Times New Roman" w:cs="Times New Roman"/>
+                <w:sz w:val="28"/>
+                <w:szCs w:val="28"/>
+              </w:rPr>
+              <w:t>занятия</w:t>
+            </w:r>
+            <w:r>
+              <w:rPr>
+                <w:rFonts w:ascii="Times New Roman" w:hAnsi="Times New Roman" w:cs="Times New Roman"/>
+                <w:sz w:val="28"/>
+                <w:szCs w:val="28"/>
+                <w:lang w:val="en-US"/>
               </w:rPr>
               <w:t>."""</w:t>
             </w:r>
-            <w:proofErr w:type="gramEnd"/>
-          </w:p>
-          <w:p>
-            <w:pPr>
-              <w:jc w:val="both"/>
-              <w:rPr>
-                <w:rFonts w:ascii="Times New Roman" w:hAnsi="Times New Roman" w:cs="Times New Roman"/>
-                <w:sz w:val="28"/>
-                <w:szCs w:val="28"/>
-              </w:rPr>
-            </w:pPr>
-            <w:r>
-              <w:rPr>
-                <w:rFonts w:ascii="Times New Roman" w:hAnsi="Times New Roman" w:cs="Times New Roman"/>
-                <w:sz w:val="28"/>
-                <w:szCs w:val="28"/>
+          </w:p>
+          <w:p>
+            <w:pPr>
+              <w:jc w:val="both"/>
+              <w:rPr>
+                <w:rFonts w:ascii="Times New Roman" w:hAnsi="Times New Roman" w:cs="Times New Roman"/>
+                <w:sz w:val="28"/>
+                <w:szCs w:val="28"/>
+                <w:lang w:val="en-US"/>
+              </w:rPr>
+            </w:pPr>
+            <w:r>
+              <w:rPr>
+                <w:rFonts w:ascii="Times New Roman" w:hAnsi="Times New Roman" w:cs="Times New Roman"/>
+                <w:sz w:val="28"/>
+                <w:szCs w:val="28"/>
+                <w:lang w:val="en-US"/>
               </w:rPr>
               <w:t xml:space="preserve">        </w:t>
             </w:r>
@@ -7732,6 +8016,7 @@
                 <w:rFonts w:ascii="Times New Roman" w:hAnsi="Times New Roman" w:cs="Times New Roman"/>
                 <w:sz w:val="28"/>
                 <w:szCs w:val="28"/>
+                <w:lang w:val="en-US"/>
               </w:rPr>
               <w:t>self.schedule.add_class</w:t>
             </w:r>
@@ -7741,6 +8026,7 @@
                 <w:rFonts w:ascii="Times New Roman" w:hAnsi="Times New Roman" w:cs="Times New Roman"/>
                 <w:sz w:val="28"/>
                 <w:szCs w:val="28"/>
+                <w:lang w:val="en-US"/>
               </w:rPr>
               <w:t>(</w:t>
             </w:r>
@@ -7750,6 +8036,7 @@
                 <w:rFonts w:ascii="Times New Roman" w:hAnsi="Times New Roman" w:cs="Times New Roman"/>
                 <w:sz w:val="28"/>
                 <w:szCs w:val="28"/>
+                <w:lang w:val="en-US"/>
               </w:rPr>
               <w:t>FitnessClass</w:t>
             </w:r>
@@ -7759,15 +8046,68 @@
                 <w:rFonts w:ascii="Times New Roman" w:hAnsi="Times New Roman" w:cs="Times New Roman"/>
                 <w:sz w:val="28"/>
                 <w:szCs w:val="28"/>
-              </w:rPr>
-              <w:t xml:space="preserve">("Йога", "Иванова А.", </w:t>
-            </w:r>
-            <w:proofErr w:type="spellStart"/>
-            <w:r>
-              <w:rPr>
-                <w:rFonts w:ascii="Times New Roman" w:hAnsi="Times New Roman" w:cs="Times New Roman"/>
-                <w:sz w:val="28"/>
-                <w:szCs w:val="28"/>
+                <w:lang w:val="en-US"/>
+              </w:rPr>
+              <w:t>("</w:t>
+            </w:r>
+            <w:r>
+              <w:rPr>
+                <w:rFonts w:ascii="Times New Roman" w:hAnsi="Times New Roman" w:cs="Times New Roman"/>
+                <w:sz w:val="28"/>
+                <w:szCs w:val="28"/>
+              </w:rPr>
+              <w:t>Йога</w:t>
+            </w:r>
+            <w:r>
+              <w:rPr>
+                <w:rFonts w:ascii="Times New Roman" w:hAnsi="Times New Roman" w:cs="Times New Roman"/>
+                <w:sz w:val="28"/>
+                <w:szCs w:val="28"/>
+                <w:lang w:val="en-US"/>
+              </w:rPr>
+              <w:t>", "</w:t>
+            </w:r>
+            <w:r>
+              <w:rPr>
+                <w:rFonts w:ascii="Times New Roman" w:hAnsi="Times New Roman" w:cs="Times New Roman"/>
+                <w:sz w:val="28"/>
+                <w:szCs w:val="28"/>
+              </w:rPr>
+              <w:t>Иванова</w:t>
+            </w:r>
+            <w:r>
+              <w:rPr>
+                <w:rFonts w:ascii="Times New Roman" w:hAnsi="Times New Roman" w:cs="Times New Roman"/>
+                <w:sz w:val="28"/>
+                <w:szCs w:val="28"/>
+                <w:lang w:val="en-US"/>
+              </w:rPr>
+              <w:t xml:space="preserve"> </w:t>
+            </w:r>
+            <w:r>
+              <w:rPr>
+                <w:rFonts w:ascii="Times New Roman" w:hAnsi="Times New Roman" w:cs="Times New Roman"/>
+                <w:sz w:val="28"/>
+                <w:szCs w:val="28"/>
+              </w:rPr>
+              <w:t>А</w:t>
+            </w:r>
+            <w:r>
+              <w:rPr>
+                <w:rFonts w:ascii="Times New Roman" w:hAnsi="Times New Roman" w:cs="Times New Roman"/>
+                <w:sz w:val="28"/>
+                <w:szCs w:val="28"/>
+                <w:lang w:val="en-US"/>
+              </w:rPr>
+              <w:t xml:space="preserve">.", </w:t>
+            </w:r>
+            <w:proofErr w:type="spellStart"/>
+            <w:r>
+              <w:rPr>
+                <w:rFonts w:ascii="Times New Roman" w:hAnsi="Times New Roman" w:cs="Times New Roman"/>
+                <w:sz w:val="28"/>
+                <w:szCs w:val="28"/>
+                <w:lang w:val="en-US"/>
               </w:rPr>
               <w:t>self.tomorrow</w:t>
             </w:r>
@@ -7777,6 +8117,7 @@
                 <w:rFonts w:ascii="Times New Roman" w:hAnsi="Times New Roman" w:cs="Times New Roman"/>
                 <w:sz w:val="28"/>
                 <w:szCs w:val="28"/>
+                <w:lang w:val="en-US"/>
               </w:rPr>
               <w:t>, 10))</w:t>
             </w:r>
@@ -7796,6 +8137,7 @@
                 <w:rFonts w:ascii="Times New Roman" w:hAnsi="Times New Roman" w:cs="Times New Roman"/>
                 <w:sz w:val="28"/>
                 <w:szCs w:val="28"/>
+                <w:lang w:val="en-US"/>
               </w:rPr>
               <w:t xml:space="preserve">        </w:t>
             </w:r>
@@ -8939,23 +9281,7 @@
           <w:szCs w:val="28"/>
         </w:rPr>
         <w:lastRenderedPageBreak/>
-        <w:t>Запустив файл с тестами, можно убедиться, что все они успешно пройдены</w:t>
-      </w:r>
-      <w:r>
-        <w:rPr>
-          <w:rFonts w:ascii="Times New Roman" w:hAnsi="Times New Roman" w:cs="Times New Roman"/>
-          <w:sz w:val="28"/>
-          <w:szCs w:val="28"/>
-        </w:rPr>
-        <w:t xml:space="preserve"> (рисунок 2</w:t>
-      </w:r>
-      <w:r>
-        <w:rPr>
-          <w:rFonts w:ascii="Times New Roman" w:hAnsi="Times New Roman" w:cs="Times New Roman"/>
-          <w:sz w:val="28"/>
-          <w:szCs w:val="28"/>
-        </w:rPr>
-        <w:t>).</w:t>
+        <w:t>Запустив файл с тестами, можно убедиться, что все они успешно пройдены (рисунок 2).</w:t>
       </w:r>
     </w:p>
     <w:p>
@@ -8973,10 +9299,13 @@
       <w:r>
         <w:rPr>
           <w:rFonts w:ascii="Times New Roman" w:hAnsi="Times New Roman" w:cs="Times New Roman"/>
+          <w:noProof/>
           <w:color w:val="auto"/>
           <w:sz w:val="28"/>
           <w:szCs w:val="28"/>
-        </w:rPr>
+          <w:lang w:eastAsia="ru-RU"/>
+        </w:rPr>
+        <w:lastRenderedPageBreak/>
         <w:drawing>
           <wp:inline distT="0" distB="0" distL="0" distR="0" wp14:anchorId="0D7C4CFA" wp14:editId="74A1C1B9">
             <wp:extent cx="5940425" cy="2532145"/>
@@ -9112,25 +9441,81 @@
           <w:rFonts w:ascii="Times New Roman" w:hAnsi="Times New Roman" w:cs="Times New Roman"/>
           <w:sz w:val="28"/>
           <w:szCs w:val="28"/>
+        </w:rPr>
+      </w:pPr>
+      <w:r>
+        <w:rPr>
+          <w:rFonts w:ascii="Times New Roman" w:hAnsi="Times New Roman" w:cs="Times New Roman"/>
+          <w:b/>
+          <w:sz w:val="28"/>
+          <w:szCs w:val="28"/>
+        </w:rPr>
+        <w:t>Этап №3.</w:t>
+      </w:r>
+      <w:r>
+        <w:rPr>
+          <w:rFonts w:ascii="Times New Roman" w:hAnsi="Times New Roman" w:cs="Times New Roman"/>
+          <w:sz w:val="28"/>
+          <w:szCs w:val="28"/>
+        </w:rPr>
+        <w:t xml:space="preserve"> Реализация</w:t>
+      </w:r>
+      <w:r>
+        <w:rPr>
+          <w:rFonts w:ascii="Times New Roman" w:hAnsi="Times New Roman" w:cs="Times New Roman"/>
+          <w:sz w:val="28"/>
+          <w:szCs w:val="28"/>
+        </w:rPr>
+        <w:t xml:space="preserve"> </w:t>
+      </w:r>
+      <w:r>
+        <w:rPr>
+          <w:rFonts w:ascii="Times New Roman" w:hAnsi="Times New Roman" w:cs="Times New Roman"/>
+          <w:sz w:val="28"/>
+          <w:szCs w:val="28"/>
+        </w:rPr>
+        <w:t>с</w:t>
+      </w:r>
+      <w:r>
+        <w:rPr>
+          <w:rFonts w:ascii="Times New Roman" w:hAnsi="Times New Roman" w:cs="Times New Roman"/>
+          <w:sz w:val="28"/>
+          <w:szCs w:val="28"/>
+        </w:rPr>
+        <w:t xml:space="preserve"> </w:t>
+      </w:r>
+      <w:r>
+        <w:rPr>
+          <w:rFonts w:ascii="Times New Roman" w:hAnsi="Times New Roman" w:cs="Times New Roman"/>
+          <w:sz w:val="28"/>
+          <w:szCs w:val="28"/>
+        </w:rPr>
+        <w:t>помощью</w:t>
+      </w:r>
+      <w:r>
+        <w:rPr>
+          <w:rFonts w:ascii="Times New Roman" w:hAnsi="Times New Roman" w:cs="Times New Roman"/>
+          <w:sz w:val="28"/>
+          <w:szCs w:val="28"/>
+        </w:rPr>
+        <w:t xml:space="preserve"> </w:t>
+      </w:r>
+      <w:r>
+        <w:rPr>
+          <w:rFonts w:ascii="Times New Roman" w:hAnsi="Times New Roman" w:cs="Times New Roman"/>
+          <w:sz w:val="28"/>
+          <w:szCs w:val="28"/>
           <w:lang w:val="en-US"/>
         </w:rPr>
-      </w:pPr>
-      <w:r>
-        <w:rPr>
-          <w:rFonts w:ascii="Times New Roman" w:hAnsi="Times New Roman" w:cs="Times New Roman"/>
-          <w:b/>
-          <w:sz w:val="28"/>
-          <w:szCs w:val="28"/>
-        </w:rPr>
-        <w:t>Этап №3.</w:t>
-      </w:r>
-      <w:r>
-        <w:rPr>
-          <w:rFonts w:ascii="Times New Roman" w:hAnsi="Times New Roman" w:cs="Times New Roman"/>
-          <w:sz w:val="28"/>
-          <w:szCs w:val="28"/>
-        </w:rPr>
-        <w:t xml:space="preserve"> Реализация</w:t>
+        <w:t>BDD</w:t>
+      </w:r>
+      <w:r>
+        <w:rPr>
+          <w:rFonts w:ascii="Times New Roman" w:hAnsi="Times New Roman" w:cs="Times New Roman"/>
+          <w:sz w:val="28"/>
+          <w:szCs w:val="28"/>
+        </w:rPr>
+        <w:t xml:space="preserve"> (</w:t>
       </w:r>
       <w:r>
         <w:rPr>
@@ -9139,6 +9524,31 @@
           <w:szCs w:val="28"/>
           <w:lang w:val="en-US"/>
         </w:rPr>
+        <w:t>Behavior</w:t>
+      </w:r>
+      <w:r>
+        <w:rPr>
+          <w:rFonts w:ascii="Times New Roman" w:hAnsi="Times New Roman" w:cs="Times New Roman"/>
+          <w:sz w:val="28"/>
+          <w:szCs w:val="28"/>
+        </w:rPr>
+        <w:t>-</w:t>
+      </w:r>
+      <w:r>
+        <w:rPr>
+          <w:rFonts w:ascii="Times New Roman" w:hAnsi="Times New Roman" w:cs="Times New Roman"/>
+          <w:sz w:val="28"/>
+          <w:szCs w:val="28"/>
+          <w:lang w:val="en-US"/>
+        </w:rPr>
+        <w:t>Driven</w:t>
+      </w:r>
+      <w:r>
+        <w:rPr>
+          <w:rFonts w:ascii="Times New Roman" w:hAnsi="Times New Roman" w:cs="Times New Roman"/>
+          <w:sz w:val="28"/>
+          <w:szCs w:val="28"/>
+        </w:rPr>
         <w:t xml:space="preserve"> </w:t>
       </w:r>
       <w:r>
@@ -9146,43 +9556,17 @@
           <w:rFonts w:ascii="Times New Roman" w:hAnsi="Times New Roman" w:cs="Times New Roman"/>
           <w:sz w:val="28"/>
           <w:szCs w:val="28"/>
-        </w:rPr>
-        <w:t>с</w:t>
-      </w:r>
-      <w:r>
-        <w:rPr>
-          <w:rFonts w:ascii="Times New Roman" w:hAnsi="Times New Roman" w:cs="Times New Roman"/>
-          <w:sz w:val="28"/>
-          <w:szCs w:val="28"/>
           <w:lang w:val="en-US"/>
         </w:rPr>
-        <w:t xml:space="preserve"> </w:t>
-      </w:r>
-      <w:r>
-        <w:rPr>
-          <w:rFonts w:ascii="Times New Roman" w:hAnsi="Times New Roman" w:cs="Times New Roman"/>
-          <w:sz w:val="28"/>
-          <w:szCs w:val="28"/>
-        </w:rPr>
-        <w:t>помощью</w:t>
-      </w:r>
-      <w:r>
-        <w:rPr>
-          <w:rFonts w:ascii="Times New Roman" w:hAnsi="Times New Roman" w:cs="Times New Roman"/>
-          <w:sz w:val="28"/>
-          <w:szCs w:val="28"/>
-          <w:lang w:val="en-US"/>
-        </w:rPr>
-        <w:t xml:space="preserve"> BDD</w:t>
-      </w:r>
-      <w:r>
-        <w:rPr>
-          <w:rFonts w:ascii="Times New Roman" w:hAnsi="Times New Roman" w:cs="Times New Roman"/>
-          <w:sz w:val="28"/>
-          <w:szCs w:val="28"/>
-          <w:lang w:val="en-US"/>
-        </w:rPr>
-        <w:t xml:space="preserve"> (Behavior-Driven Development).</w:t>
+        <w:t>Development</w:t>
+      </w:r>
+      <w:r>
+        <w:rPr>
+          <w:rFonts w:ascii="Times New Roman" w:hAnsi="Times New Roman" w:cs="Times New Roman"/>
+          <w:sz w:val="28"/>
+          <w:szCs w:val="28"/>
+        </w:rPr>
+        <w:t>).</w:t>
       </w:r>
     </w:p>
     <w:p>
@@ -9202,24 +9586,7 @@
           <w:sz w:val="28"/>
           <w:szCs w:val="28"/>
         </w:rPr>
-        <w:lastRenderedPageBreak/>
-        <w:t>Со</w:t>
-      </w:r>
-      <w:r>
-        <w:rPr>
-          <w:rFonts w:ascii="Times New Roman" w:hAnsi="Times New Roman" w:cs="Times New Roman"/>
-          <w:sz w:val="28"/>
-          <w:szCs w:val="28"/>
-        </w:rPr>
-        <w:t>зданы сценарии на понятном для всех участников</w:t>
-      </w:r>
-      <w:r>
-        <w:rPr>
-          <w:rFonts w:ascii="Times New Roman" w:hAnsi="Times New Roman" w:cs="Times New Roman"/>
-          <w:sz w:val="28"/>
-          <w:szCs w:val="28"/>
-        </w:rPr>
-        <w:t xml:space="preserve"> проекта языке (</w:t>
+        <w:t>Созданы сценарии на понятном для всех участников проекта языке (</w:t>
       </w:r>
       <w:proofErr w:type="spellStart"/>
       <w:r>
@@ -9237,23 +9604,7 @@
           <w:sz w:val="28"/>
           <w:szCs w:val="28"/>
         </w:rPr>
-        <w:t>), кото</w:t>
-      </w:r>
-      <w:r>
-        <w:rPr>
-          <w:rFonts w:ascii="Times New Roman" w:hAnsi="Times New Roman" w:cs="Times New Roman"/>
-          <w:sz w:val="28"/>
-          <w:szCs w:val="28"/>
-        </w:rPr>
-        <w:t>рые описывают поведение системы</w:t>
-      </w:r>
-      <w:r>
-        <w:rPr>
-          <w:rFonts w:ascii="Times New Roman" w:hAnsi="Times New Roman" w:cs="Times New Roman"/>
-          <w:sz w:val="28"/>
-          <w:szCs w:val="28"/>
-        </w:rPr>
-        <w:t xml:space="preserve"> (листинг </w:t>
+        <w:t xml:space="preserve">), которые описывают поведение системы (листинг </w:t>
       </w:r>
       <w:r>
         <w:rPr>
@@ -9271,6 +9622,114 @@
         </w:rPr>
         <w:t>).</w:t>
       </w:r>
+    </w:p>
+    <w:p>
+      <w:pPr>
+        <w:pStyle w:val="a6"/>
+        <w:keepNext/>
+        <w:spacing w:after="0" w:line="360" w:lineRule="auto"/>
+        <w:ind w:firstLine="709"/>
+        <w:jc w:val="both"/>
+        <w:rPr>
+          <w:rFonts w:ascii="Times New Roman" w:hAnsi="Times New Roman" w:cs="Times New Roman"/>
+          <w:b w:val="0"/>
+          <w:i/>
+          <w:color w:val="000000" w:themeColor="text1"/>
+          <w:sz w:val="28"/>
+          <w:szCs w:val="28"/>
+        </w:rPr>
+      </w:pPr>
+      <w:r>
+        <w:rPr>
+          <w:rFonts w:ascii="Times New Roman" w:hAnsi="Times New Roman" w:cs="Times New Roman"/>
+          <w:b w:val="0"/>
+          <w:i/>
+          <w:color w:val="000000" w:themeColor="text1"/>
+          <w:sz w:val="28"/>
+          <w:szCs w:val="28"/>
+        </w:rPr>
+        <w:t xml:space="preserve">Листинг </w:t>
+      </w:r>
+      <w:r>
+        <w:rPr>
+          <w:rFonts w:ascii="Times New Roman" w:hAnsi="Times New Roman" w:cs="Times New Roman"/>
+          <w:b w:val="0"/>
+          <w:i/>
+          <w:color w:val="000000" w:themeColor="text1"/>
+          <w:sz w:val="28"/>
+          <w:szCs w:val="28"/>
+        </w:rPr>
+        <w:fldChar w:fldCharType="begin"/>
+      </w:r>
+      <w:r>
+        <w:rPr>
+          <w:rFonts w:ascii="Times New Roman" w:hAnsi="Times New Roman" w:cs="Times New Roman"/>
+          <w:b w:val="0"/>
+          <w:i/>
+          <w:color w:val="000000" w:themeColor="text1"/>
+          <w:sz w:val="28"/>
+          <w:szCs w:val="28"/>
+        </w:rPr>
+        <w:instrText xml:space="preserve"> SEQ Листинг \* ARABIC </w:instrText>
+      </w:r>
+      <w:r>
+        <w:rPr>
+          <w:rFonts w:ascii="Times New Roman" w:hAnsi="Times New Roman" w:cs="Times New Roman"/>
+          <w:b w:val="0"/>
+          <w:i/>
+          <w:color w:val="000000" w:themeColor="text1"/>
+          <w:sz w:val="28"/>
+          <w:szCs w:val="28"/>
+        </w:rPr>
+        <w:fldChar w:fldCharType="separate"/>
+      </w:r>
+      <w:r>
+        <w:rPr>
+          <w:rFonts w:ascii="Times New Roman" w:hAnsi="Times New Roman" w:cs="Times New Roman"/>
+          <w:b w:val="0"/>
+          <w:i/>
+          <w:noProof/>
+          <w:color w:val="000000" w:themeColor="text1"/>
+          <w:sz w:val="28"/>
+          <w:szCs w:val="28"/>
+        </w:rPr>
+        <w:t>4</w:t>
+      </w:r>
+      <w:r>
+        <w:rPr>
+          <w:rFonts w:ascii="Times New Roman" w:hAnsi="Times New Roman" w:cs="Times New Roman"/>
+          <w:b w:val="0"/>
+          <w:i/>
+          <w:color w:val="000000" w:themeColor="text1"/>
+          <w:sz w:val="28"/>
+          <w:szCs w:val="28"/>
+        </w:rPr>
+        <w:fldChar w:fldCharType="end"/>
+      </w:r>
+      <w:r>
+        <w:rPr>
+          <w:rFonts w:ascii="Times New Roman" w:hAnsi="Times New Roman" w:cs="Times New Roman"/>
+          <w:b w:val="0"/>
+          <w:i/>
+          <w:color w:val="000000" w:themeColor="text1"/>
+          <w:sz w:val="28"/>
+          <w:szCs w:val="28"/>
+        </w:rPr>
+        <w:t xml:space="preserve">. Сценарии на языке </w:t>
+      </w:r>
+      <w:proofErr w:type="spellStart"/>
+      <w:r>
+        <w:rPr>
+          <w:rFonts w:ascii="Times New Roman" w:hAnsi="Times New Roman" w:cs="Times New Roman"/>
+          <w:b w:val="0"/>
+          <w:i/>
+          <w:color w:val="000000" w:themeColor="text1"/>
+          <w:sz w:val="28"/>
+          <w:szCs w:val="28"/>
+        </w:rPr>
+        <w:t>Gherkin</w:t>
+      </w:r>
+      <w:proofErr w:type="spellEnd"/>
     </w:p>
     <w:tbl>
       <w:tblPr>
@@ -9767,6 +10226,7 @@
                 <w:sz w:val="28"/>
                 <w:szCs w:val="28"/>
               </w:rPr>
+              <w:lastRenderedPageBreak/>
               <w:t xml:space="preserve">  Сценарий: Отмена занятия</w:t>
             </w:r>
           </w:p>
@@ -9894,6 +10354,128 @@
         </w:rPr>
         <w:t xml:space="preserve"> (листинг 5).</w:t>
       </w:r>
+    </w:p>
+    <w:p>
+      <w:pPr>
+        <w:pStyle w:val="a6"/>
+        <w:keepNext/>
+        <w:spacing w:after="0" w:line="360" w:lineRule="auto"/>
+        <w:ind w:firstLine="709"/>
+        <w:jc w:val="both"/>
+      </w:pPr>
+      <w:r>
+        <w:rPr>
+          <w:rFonts w:ascii="Times New Roman" w:hAnsi="Times New Roman" w:cs="Times New Roman"/>
+          <w:b w:val="0"/>
+          <w:i/>
+          <w:color w:val="000000" w:themeColor="text1"/>
+          <w:sz w:val="28"/>
+          <w:szCs w:val="28"/>
+        </w:rPr>
+        <w:t xml:space="preserve">Листинг </w:t>
+      </w:r>
+      <w:r>
+        <w:rPr>
+          <w:rFonts w:ascii="Times New Roman" w:hAnsi="Times New Roman" w:cs="Times New Roman"/>
+          <w:b w:val="0"/>
+          <w:i/>
+          <w:color w:val="000000" w:themeColor="text1"/>
+          <w:sz w:val="28"/>
+          <w:szCs w:val="28"/>
+        </w:rPr>
+        <w:fldChar w:fldCharType="begin"/>
+      </w:r>
+      <w:r>
+        <w:rPr>
+          <w:rFonts w:ascii="Times New Roman" w:hAnsi="Times New Roman" w:cs="Times New Roman"/>
+          <w:b w:val="0"/>
+          <w:i/>
+          <w:color w:val="000000" w:themeColor="text1"/>
+          <w:sz w:val="28"/>
+          <w:szCs w:val="28"/>
+        </w:rPr>
+        <w:instrText xml:space="preserve"> SEQ Листинг \* ARABIC </w:instrText>
+      </w:r>
+      <w:r>
+        <w:rPr>
+          <w:rFonts w:ascii="Times New Roman" w:hAnsi="Times New Roman" w:cs="Times New Roman"/>
+          <w:b w:val="0"/>
+          <w:i/>
+          <w:color w:val="000000" w:themeColor="text1"/>
+          <w:sz w:val="28"/>
+          <w:szCs w:val="28"/>
+        </w:rPr>
+        <w:fldChar w:fldCharType="separate"/>
+      </w:r>
+      <w:r>
+        <w:rPr>
+          <w:rFonts w:ascii="Times New Roman" w:hAnsi="Times New Roman" w:cs="Times New Roman"/>
+          <w:b w:val="0"/>
+          <w:i/>
+          <w:noProof/>
+          <w:color w:val="000000" w:themeColor="text1"/>
+          <w:sz w:val="28"/>
+          <w:szCs w:val="28"/>
+        </w:rPr>
+        <w:t>5</w:t>
+      </w:r>
+      <w:r>
+        <w:rPr>
+          <w:rFonts w:ascii="Times New Roman" w:hAnsi="Times New Roman" w:cs="Times New Roman"/>
+          <w:b w:val="0"/>
+          <w:i/>
+          <w:color w:val="000000" w:themeColor="text1"/>
+          <w:sz w:val="28"/>
+          <w:szCs w:val="28"/>
+        </w:rPr>
+        <w:fldChar w:fldCharType="end"/>
+      </w:r>
+      <w:r>
+        <w:rPr>
+          <w:rFonts w:ascii="Times New Roman" w:hAnsi="Times New Roman" w:cs="Times New Roman"/>
+          <w:b w:val="0"/>
+          <w:i/>
+          <w:color w:val="000000" w:themeColor="text1"/>
+          <w:sz w:val="28"/>
+          <w:szCs w:val="28"/>
+        </w:rPr>
+        <w:t>.</w:t>
+      </w:r>
+      <w:r>
+        <w:rPr>
+          <w:rFonts w:ascii="Times New Roman" w:hAnsi="Times New Roman" w:cs="Times New Roman"/>
+          <w:b w:val="0"/>
+          <w:i/>
+          <w:color w:val="000000" w:themeColor="text1"/>
+          <w:sz w:val="28"/>
+          <w:szCs w:val="28"/>
+        </w:rPr>
+        <w:t>Автоматизация с помощью</w:t>
+      </w:r>
+      <w:r>
+        <w:rPr>
+          <w:rFonts w:ascii="Times New Roman" w:hAnsi="Times New Roman" w:cs="Times New Roman"/>
+          <w:b w:val="0"/>
+          <w:i/>
+          <w:color w:val="000000" w:themeColor="text1"/>
+          <w:sz w:val="28"/>
+          <w:szCs w:val="28"/>
+        </w:rPr>
+        <w:t xml:space="preserve"> </w:t>
+      </w:r>
+      <w:proofErr w:type="spellStart"/>
+      <w:r>
+        <w:rPr>
+          <w:rFonts w:ascii="Times New Roman" w:hAnsi="Times New Roman" w:cs="Times New Roman"/>
+          <w:b w:val="0"/>
+          <w:i/>
+          <w:color w:val="000000" w:themeColor="text1"/>
+          <w:sz w:val="28"/>
+          <w:szCs w:val="28"/>
+        </w:rPr>
+        <w:t>Behave</w:t>
+      </w:r>
+      <w:proofErr w:type="spellEnd"/>
     </w:p>
     <w:tbl>
       <w:tblPr>
@@ -10289,7 +10871,6 @@
                 <w:sz w:val="28"/>
                 <w:szCs w:val="28"/>
               </w:rPr>
-              <w:lastRenderedPageBreak/>
               <w:t>@</w:t>
             </w:r>
             <w:proofErr w:type="spellStart"/>
@@ -13348,9 +13929,11 @@
       <w:r>
         <w:rPr>
           <w:rFonts w:ascii="Times New Roman" w:hAnsi="Times New Roman" w:cs="Times New Roman"/>
+          <w:noProof/>
           <w:color w:val="auto"/>
           <w:sz w:val="28"/>
           <w:szCs w:val="28"/>
+          <w:lang w:eastAsia="ru-RU"/>
         </w:rPr>
         <w:lastRenderedPageBreak/>
         <w:drawing>
@@ -13476,7 +14059,6 @@
           <w:rFonts w:ascii="Times New Roman" w:hAnsi="Times New Roman" w:cs="Times New Roman"/>
           <w:sz w:val="28"/>
           <w:szCs w:val="28"/>
-          <w:lang w:val="en-US"/>
         </w:rPr>
       </w:pPr>
     </w:p>
@@ -13489,25 +14071,81 @@
           <w:rFonts w:ascii="Times New Roman" w:hAnsi="Times New Roman" w:cs="Times New Roman"/>
           <w:sz w:val="28"/>
           <w:szCs w:val="28"/>
+        </w:rPr>
+      </w:pPr>
+      <w:r>
+        <w:rPr>
+          <w:rFonts w:ascii="Times New Roman" w:hAnsi="Times New Roman" w:cs="Times New Roman"/>
+          <w:b/>
+          <w:sz w:val="28"/>
+          <w:szCs w:val="28"/>
+        </w:rPr>
+        <w:t>Этап №4.</w:t>
+      </w:r>
+      <w:r>
+        <w:rPr>
+          <w:rFonts w:ascii="Times New Roman" w:hAnsi="Times New Roman" w:cs="Times New Roman"/>
+          <w:sz w:val="28"/>
+          <w:szCs w:val="28"/>
+        </w:rPr>
+        <w:t xml:space="preserve"> Реализация</w:t>
+      </w:r>
+      <w:r>
+        <w:rPr>
+          <w:rFonts w:ascii="Times New Roman" w:hAnsi="Times New Roman" w:cs="Times New Roman"/>
+          <w:sz w:val="28"/>
+          <w:szCs w:val="28"/>
+        </w:rPr>
+        <w:t xml:space="preserve"> </w:t>
+      </w:r>
+      <w:r>
+        <w:rPr>
+          <w:rFonts w:ascii="Times New Roman" w:hAnsi="Times New Roman" w:cs="Times New Roman"/>
+          <w:sz w:val="28"/>
+          <w:szCs w:val="28"/>
+        </w:rPr>
+        <w:t>с</w:t>
+      </w:r>
+      <w:r>
+        <w:rPr>
+          <w:rFonts w:ascii="Times New Roman" w:hAnsi="Times New Roman" w:cs="Times New Roman"/>
+          <w:sz w:val="28"/>
+          <w:szCs w:val="28"/>
+        </w:rPr>
+        <w:t xml:space="preserve"> </w:t>
+      </w:r>
+      <w:r>
+        <w:rPr>
+          <w:rFonts w:ascii="Times New Roman" w:hAnsi="Times New Roman" w:cs="Times New Roman"/>
+          <w:sz w:val="28"/>
+          <w:szCs w:val="28"/>
+        </w:rPr>
+        <w:t>помощью</w:t>
+      </w:r>
+      <w:r>
+        <w:rPr>
+          <w:rFonts w:ascii="Times New Roman" w:hAnsi="Times New Roman" w:cs="Times New Roman"/>
+          <w:sz w:val="28"/>
+          <w:szCs w:val="28"/>
+        </w:rPr>
+        <w:t xml:space="preserve"> </w:t>
+      </w:r>
+      <w:r>
+        <w:rPr>
+          <w:rFonts w:ascii="Times New Roman" w:hAnsi="Times New Roman" w:cs="Times New Roman"/>
+          <w:sz w:val="28"/>
+          <w:szCs w:val="28"/>
           <w:lang w:val="en-US"/>
         </w:rPr>
-      </w:pPr>
-      <w:r>
-        <w:rPr>
-          <w:rFonts w:ascii="Times New Roman" w:hAnsi="Times New Roman" w:cs="Times New Roman"/>
-          <w:b/>
-          <w:sz w:val="28"/>
-          <w:szCs w:val="28"/>
-        </w:rPr>
-        <w:t>Этап №4.</w:t>
-      </w:r>
-      <w:r>
-        <w:rPr>
-          <w:rFonts w:ascii="Times New Roman" w:hAnsi="Times New Roman" w:cs="Times New Roman"/>
-          <w:sz w:val="28"/>
-          <w:szCs w:val="28"/>
-        </w:rPr>
-        <w:t xml:space="preserve"> Реализация</w:t>
+        <w:t>SDD</w:t>
+      </w:r>
+      <w:r>
+        <w:rPr>
+          <w:rFonts w:ascii="Times New Roman" w:hAnsi="Times New Roman" w:cs="Times New Roman"/>
+          <w:sz w:val="28"/>
+          <w:szCs w:val="28"/>
+        </w:rPr>
+        <w:t xml:space="preserve"> (</w:t>
       </w:r>
       <w:r>
         <w:rPr>
@@ -13516,6 +14154,14 @@
           <w:szCs w:val="28"/>
           <w:lang w:val="en-US"/>
         </w:rPr>
+        <w:t>Specification</w:t>
+      </w:r>
+      <w:r>
+        <w:rPr>
+          <w:rFonts w:ascii="Times New Roman" w:hAnsi="Times New Roman" w:cs="Times New Roman"/>
+          <w:sz w:val="28"/>
+          <w:szCs w:val="28"/>
+        </w:rPr>
         <w:t xml:space="preserve"> </w:t>
       </w:r>
       <w:r>
@@ -13523,16 +14169,16 @@
           <w:rFonts w:ascii="Times New Roman" w:hAnsi="Times New Roman" w:cs="Times New Roman"/>
           <w:sz w:val="28"/>
           <w:szCs w:val="28"/>
-        </w:rPr>
-        <w:t>с</w:t>
-      </w:r>
-      <w:r>
-        <w:rPr>
-          <w:rFonts w:ascii="Times New Roman" w:hAnsi="Times New Roman" w:cs="Times New Roman"/>
-          <w:sz w:val="28"/>
-          <w:szCs w:val="28"/>
           <w:lang w:val="en-US"/>
         </w:rPr>
+        <w:t>by</w:t>
+      </w:r>
+      <w:r>
+        <w:rPr>
+          <w:rFonts w:ascii="Times New Roman" w:hAnsi="Times New Roman" w:cs="Times New Roman"/>
+          <w:sz w:val="28"/>
+          <w:szCs w:val="28"/>
+        </w:rPr>
         <w:t xml:space="preserve"> </w:t>
       </w:r>
       <w:r>
@@ -13540,26 +14186,17 @@
           <w:rFonts w:ascii="Times New Roman" w:hAnsi="Times New Roman" w:cs="Times New Roman"/>
           <w:sz w:val="28"/>
           <w:szCs w:val="28"/>
-        </w:rPr>
-        <w:t>помощью</w:t>
-      </w:r>
-      <w:r>
-        <w:rPr>
-          <w:rFonts w:ascii="Times New Roman" w:hAnsi="Times New Roman" w:cs="Times New Roman"/>
-          <w:sz w:val="28"/>
-          <w:szCs w:val="28"/>
           <w:lang w:val="en-US"/>
         </w:rPr>
-        <w:t xml:space="preserve"> </w:t>
-      </w:r>
-      <w:r>
-        <w:rPr>
-          <w:rFonts w:ascii="Times New Roman" w:hAnsi="Times New Roman" w:cs="Times New Roman"/>
-          <w:sz w:val="28"/>
-          <w:szCs w:val="28"/>
-          <w:lang w:val="en-US"/>
-        </w:rPr>
-        <w:t>SDD (Specification by Example).</w:t>
+        <w:t>Example</w:t>
+      </w:r>
+      <w:r>
+        <w:rPr>
+          <w:rFonts w:ascii="Times New Roman" w:hAnsi="Times New Roman" w:cs="Times New Roman"/>
+          <w:sz w:val="28"/>
+          <w:szCs w:val="28"/>
+        </w:rPr>
+        <w:t>).</w:t>
       </w:r>
     </w:p>
     <w:p>
@@ -15349,6 +15986,100 @@
         <w:t xml:space="preserve"> (листинг 6).</w:t>
       </w:r>
     </w:p>
+    <w:p>
+      <w:pPr>
+        <w:pStyle w:val="a6"/>
+        <w:keepNext/>
+        <w:spacing w:after="0" w:line="360" w:lineRule="auto"/>
+        <w:ind w:firstLine="709"/>
+        <w:jc w:val="both"/>
+        <w:rPr>
+          <w:rFonts w:ascii="Times New Roman" w:hAnsi="Times New Roman" w:cs="Times New Roman"/>
+          <w:b w:val="0"/>
+          <w:i/>
+          <w:color w:val="auto"/>
+          <w:sz w:val="28"/>
+          <w:szCs w:val="28"/>
+        </w:rPr>
+      </w:pPr>
+      <w:r>
+        <w:rPr>
+          <w:rFonts w:ascii="Times New Roman" w:hAnsi="Times New Roman" w:cs="Times New Roman"/>
+          <w:b w:val="0"/>
+          <w:i/>
+          <w:color w:val="auto"/>
+          <w:sz w:val="28"/>
+          <w:szCs w:val="28"/>
+        </w:rPr>
+        <w:t xml:space="preserve">Листинг </w:t>
+      </w:r>
+      <w:r>
+        <w:rPr>
+          <w:rFonts w:ascii="Times New Roman" w:hAnsi="Times New Roman" w:cs="Times New Roman"/>
+          <w:b w:val="0"/>
+          <w:i/>
+          <w:color w:val="auto"/>
+          <w:sz w:val="28"/>
+          <w:szCs w:val="28"/>
+        </w:rPr>
+        <w:fldChar w:fldCharType="begin"/>
+      </w:r>
+      <w:r>
+        <w:rPr>
+          <w:rFonts w:ascii="Times New Roman" w:hAnsi="Times New Roman" w:cs="Times New Roman"/>
+          <w:b w:val="0"/>
+          <w:i/>
+          <w:color w:val="auto"/>
+          <w:sz w:val="28"/>
+          <w:szCs w:val="28"/>
+        </w:rPr>
+        <w:instrText xml:space="preserve"> SEQ Листинг \* ARABIC </w:instrText>
+      </w:r>
+      <w:r>
+        <w:rPr>
+          <w:rFonts w:ascii="Times New Roman" w:hAnsi="Times New Roman" w:cs="Times New Roman"/>
+          <w:b w:val="0"/>
+          <w:i/>
+          <w:color w:val="auto"/>
+          <w:sz w:val="28"/>
+          <w:szCs w:val="28"/>
+        </w:rPr>
+        <w:fldChar w:fldCharType="separate"/>
+      </w:r>
+      <w:r>
+        <w:rPr>
+          <w:rFonts w:ascii="Times New Roman" w:hAnsi="Times New Roman" w:cs="Times New Roman"/>
+          <w:b w:val="0"/>
+          <w:i/>
+          <w:color w:val="auto"/>
+          <w:sz w:val="28"/>
+          <w:szCs w:val="28"/>
+        </w:rPr>
+        <w:t>6</w:t>
+      </w:r>
+      <w:r>
+        <w:rPr>
+          <w:rFonts w:ascii="Times New Roman" w:hAnsi="Times New Roman" w:cs="Times New Roman"/>
+          <w:b w:val="0"/>
+          <w:i/>
+          <w:color w:val="auto"/>
+          <w:sz w:val="28"/>
+          <w:szCs w:val="28"/>
+        </w:rPr>
+        <w:fldChar w:fldCharType="end"/>
+      </w:r>
+      <w:r>
+        <w:rPr>
+          <w:rFonts w:ascii="Times New Roman" w:hAnsi="Times New Roman" w:cs="Times New Roman"/>
+          <w:b w:val="0"/>
+          <w:i/>
+          <w:color w:val="auto"/>
+          <w:sz w:val="28"/>
+          <w:szCs w:val="28"/>
+        </w:rPr>
+        <w:t>. Автоматизированные тесты</w:t>
+      </w:r>
+    </w:p>
     <w:tbl>
       <w:tblPr>
         <w:tblStyle w:val="a3"/>
@@ -16033,6 +16764,7 @@
                 <w:szCs w:val="28"/>
                 <w:lang w:val="en-US"/>
               </w:rPr>
+              <w:lastRenderedPageBreak/>
               <w:t xml:space="preserve">    </w:t>
             </w:r>
             <w:proofErr w:type="spellStart"/>
@@ -16074,6 +16806,2917 @@
                 <w:lang w:val="en-US"/>
               </w:rPr>
               <w:t>(self):</w:t>
+            </w:r>
+          </w:p>
+          <w:p>
+            <w:pPr>
+              <w:jc w:val="both"/>
+              <w:rPr>
+                <w:rFonts w:ascii="Times New Roman" w:hAnsi="Times New Roman" w:cs="Times New Roman"/>
+                <w:sz w:val="28"/>
+                <w:szCs w:val="28"/>
+                <w:lang w:val="en-US"/>
+              </w:rPr>
+            </w:pPr>
+            <w:r>
+              <w:rPr>
+                <w:rFonts w:ascii="Times New Roman" w:hAnsi="Times New Roman" w:cs="Times New Roman"/>
+                <w:sz w:val="28"/>
+                <w:szCs w:val="28"/>
+                <w:lang w:val="en-US"/>
+              </w:rPr>
+              <w:t xml:space="preserve">        </w:t>
+            </w:r>
+            <w:proofErr w:type="spellStart"/>
+            <w:r>
+              <w:rPr>
+                <w:rFonts w:ascii="Times New Roman" w:hAnsi="Times New Roman" w:cs="Times New Roman"/>
+                <w:sz w:val="28"/>
+                <w:szCs w:val="28"/>
+                <w:lang w:val="en-US"/>
+              </w:rPr>
+              <w:t>self.schedule.add_class</w:t>
+            </w:r>
+            <w:proofErr w:type="spellEnd"/>
+            <w:r>
+              <w:rPr>
+                <w:rFonts w:ascii="Times New Roman" w:hAnsi="Times New Roman" w:cs="Times New Roman"/>
+                <w:sz w:val="28"/>
+                <w:szCs w:val="28"/>
+                <w:lang w:val="en-US"/>
+              </w:rPr>
+              <w:t>(</w:t>
+            </w:r>
+            <w:proofErr w:type="spellStart"/>
+            <w:r>
+              <w:rPr>
+                <w:rFonts w:ascii="Times New Roman" w:hAnsi="Times New Roman" w:cs="Times New Roman"/>
+                <w:sz w:val="28"/>
+                <w:szCs w:val="28"/>
+                <w:lang w:val="en-US"/>
+              </w:rPr>
+              <w:t>FitnessClass</w:t>
+            </w:r>
+            <w:proofErr w:type="spellEnd"/>
+            <w:r>
+              <w:rPr>
+                <w:rFonts w:ascii="Times New Roman" w:hAnsi="Times New Roman" w:cs="Times New Roman"/>
+                <w:sz w:val="28"/>
+                <w:szCs w:val="28"/>
+                <w:lang w:val="en-US"/>
+              </w:rPr>
+              <w:t>("</w:t>
+            </w:r>
+            <w:r>
+              <w:rPr>
+                <w:rFonts w:ascii="Times New Roman" w:hAnsi="Times New Roman" w:cs="Times New Roman"/>
+                <w:sz w:val="28"/>
+                <w:szCs w:val="28"/>
+              </w:rPr>
+              <w:t>Йога</w:t>
+            </w:r>
+            <w:r>
+              <w:rPr>
+                <w:rFonts w:ascii="Times New Roman" w:hAnsi="Times New Roman" w:cs="Times New Roman"/>
+                <w:sz w:val="28"/>
+                <w:szCs w:val="28"/>
+                <w:lang w:val="en-US"/>
+              </w:rPr>
+              <w:t>", "</w:t>
+            </w:r>
+            <w:r>
+              <w:rPr>
+                <w:rFonts w:ascii="Times New Roman" w:hAnsi="Times New Roman" w:cs="Times New Roman"/>
+                <w:sz w:val="28"/>
+                <w:szCs w:val="28"/>
+              </w:rPr>
+              <w:t>Иванова</w:t>
+            </w:r>
+            <w:r>
+              <w:rPr>
+                <w:rFonts w:ascii="Times New Roman" w:hAnsi="Times New Roman" w:cs="Times New Roman"/>
+                <w:sz w:val="28"/>
+                <w:szCs w:val="28"/>
+                <w:lang w:val="en-US"/>
+              </w:rPr>
+              <w:t xml:space="preserve"> </w:t>
+            </w:r>
+            <w:r>
+              <w:rPr>
+                <w:rFonts w:ascii="Times New Roman" w:hAnsi="Times New Roman" w:cs="Times New Roman"/>
+                <w:sz w:val="28"/>
+                <w:szCs w:val="28"/>
+              </w:rPr>
+              <w:t>А</w:t>
+            </w:r>
+            <w:r>
+              <w:rPr>
+                <w:rFonts w:ascii="Times New Roman" w:hAnsi="Times New Roman" w:cs="Times New Roman"/>
+                <w:sz w:val="28"/>
+                <w:szCs w:val="28"/>
+                <w:lang w:val="en-US"/>
+              </w:rPr>
+              <w:t xml:space="preserve">.", </w:t>
+            </w:r>
+            <w:proofErr w:type="spellStart"/>
+            <w:r>
+              <w:rPr>
+                <w:rFonts w:ascii="Times New Roman" w:hAnsi="Times New Roman" w:cs="Times New Roman"/>
+                <w:sz w:val="28"/>
+                <w:szCs w:val="28"/>
+                <w:lang w:val="en-US"/>
+              </w:rPr>
+              <w:t>self.tomorrow</w:t>
+            </w:r>
+            <w:proofErr w:type="spellEnd"/>
+            <w:r>
+              <w:rPr>
+                <w:rFonts w:ascii="Times New Roman" w:hAnsi="Times New Roman" w:cs="Times New Roman"/>
+                <w:sz w:val="28"/>
+                <w:szCs w:val="28"/>
+                <w:lang w:val="en-US"/>
+              </w:rPr>
+              <w:t>, 10))</w:t>
+            </w:r>
+          </w:p>
+          <w:p>
+            <w:pPr>
+              <w:jc w:val="both"/>
+              <w:rPr>
+                <w:rFonts w:ascii="Times New Roman" w:hAnsi="Times New Roman" w:cs="Times New Roman"/>
+                <w:sz w:val="28"/>
+                <w:szCs w:val="28"/>
+                <w:lang w:val="en-US"/>
+              </w:rPr>
+            </w:pPr>
+            <w:r>
+              <w:rPr>
+                <w:rFonts w:ascii="Times New Roman" w:hAnsi="Times New Roman" w:cs="Times New Roman"/>
+                <w:sz w:val="28"/>
+                <w:szCs w:val="28"/>
+                <w:lang w:val="en-US"/>
+              </w:rPr>
+              <w:t xml:space="preserve">        </w:t>
+            </w:r>
+            <w:proofErr w:type="spellStart"/>
+            <w:r>
+              <w:rPr>
+                <w:rFonts w:ascii="Times New Roman" w:hAnsi="Times New Roman" w:cs="Times New Roman"/>
+                <w:sz w:val="28"/>
+                <w:szCs w:val="28"/>
+                <w:lang w:val="en-US"/>
+              </w:rPr>
+              <w:t>self.assertEqual</w:t>
+            </w:r>
+            <w:proofErr w:type="spellEnd"/>
+            <w:r>
+              <w:rPr>
+                <w:rFonts w:ascii="Times New Roman" w:hAnsi="Times New Roman" w:cs="Times New Roman"/>
+                <w:sz w:val="28"/>
+                <w:szCs w:val="28"/>
+                <w:lang w:val="en-US"/>
+              </w:rPr>
+              <w:t>(</w:t>
+            </w:r>
+            <w:proofErr w:type="spellStart"/>
+            <w:r>
+              <w:rPr>
+                <w:rFonts w:ascii="Times New Roman" w:hAnsi="Times New Roman" w:cs="Times New Roman"/>
+                <w:sz w:val="28"/>
+                <w:szCs w:val="28"/>
+                <w:lang w:val="en-US"/>
+              </w:rPr>
+              <w:t>len</w:t>
+            </w:r>
+            <w:proofErr w:type="spellEnd"/>
+            <w:r>
+              <w:rPr>
+                <w:rFonts w:ascii="Times New Roman" w:hAnsi="Times New Roman" w:cs="Times New Roman"/>
+                <w:sz w:val="28"/>
+                <w:szCs w:val="28"/>
+                <w:lang w:val="en-US"/>
+              </w:rPr>
+              <w:t>(</w:t>
+            </w:r>
+            <w:proofErr w:type="spellStart"/>
+            <w:r>
+              <w:rPr>
+                <w:rFonts w:ascii="Times New Roman" w:hAnsi="Times New Roman" w:cs="Times New Roman"/>
+                <w:sz w:val="28"/>
+                <w:szCs w:val="28"/>
+                <w:lang w:val="en-US"/>
+              </w:rPr>
+              <w:t>self.schedule.classes</w:t>
+            </w:r>
+            <w:proofErr w:type="spellEnd"/>
+            <w:r>
+              <w:rPr>
+                <w:rFonts w:ascii="Times New Roman" w:hAnsi="Times New Roman" w:cs="Times New Roman"/>
+                <w:sz w:val="28"/>
+                <w:szCs w:val="28"/>
+                <w:lang w:val="en-US"/>
+              </w:rPr>
+              <w:t>), 1)</w:t>
+            </w:r>
+          </w:p>
+          <w:p>
+            <w:pPr>
+              <w:jc w:val="both"/>
+              <w:rPr>
+                <w:rFonts w:ascii="Times New Roman" w:hAnsi="Times New Roman" w:cs="Times New Roman"/>
+                <w:sz w:val="28"/>
+                <w:szCs w:val="28"/>
+                <w:lang w:val="en-US"/>
+              </w:rPr>
+            </w:pPr>
+            <w:r>
+              <w:rPr>
+                <w:rFonts w:ascii="Times New Roman" w:hAnsi="Times New Roman" w:cs="Times New Roman"/>
+                <w:sz w:val="28"/>
+                <w:szCs w:val="28"/>
+                <w:lang w:val="en-US"/>
+              </w:rPr>
+              <w:t xml:space="preserve">        </w:t>
+            </w:r>
+            <w:proofErr w:type="spellStart"/>
+            <w:r>
+              <w:rPr>
+                <w:rFonts w:ascii="Times New Roman" w:hAnsi="Times New Roman" w:cs="Times New Roman"/>
+                <w:sz w:val="28"/>
+                <w:szCs w:val="28"/>
+                <w:lang w:val="en-US"/>
+              </w:rPr>
+              <w:t>self.assertEqual</w:t>
+            </w:r>
+            <w:proofErr w:type="spellEnd"/>
+            <w:r>
+              <w:rPr>
+                <w:rFonts w:ascii="Times New Roman" w:hAnsi="Times New Roman" w:cs="Times New Roman"/>
+                <w:sz w:val="28"/>
+                <w:szCs w:val="28"/>
+                <w:lang w:val="en-US"/>
+              </w:rPr>
+              <w:t>(</w:t>
+            </w:r>
+            <w:proofErr w:type="spellStart"/>
+            <w:r>
+              <w:rPr>
+                <w:rFonts w:ascii="Times New Roman" w:hAnsi="Times New Roman" w:cs="Times New Roman"/>
+                <w:sz w:val="28"/>
+                <w:szCs w:val="28"/>
+                <w:lang w:val="en-US"/>
+              </w:rPr>
+              <w:t>self.schedule.classes</w:t>
+            </w:r>
+            <w:proofErr w:type="spellEnd"/>
+            <w:r>
+              <w:rPr>
+                <w:rFonts w:ascii="Times New Roman" w:hAnsi="Times New Roman" w:cs="Times New Roman"/>
+                <w:sz w:val="28"/>
+                <w:szCs w:val="28"/>
+                <w:lang w:val="en-US"/>
+              </w:rPr>
+              <w:t>[0].capacity, 10)</w:t>
+            </w:r>
+          </w:p>
+          <w:p>
+            <w:pPr>
+              <w:jc w:val="both"/>
+              <w:rPr>
+                <w:rFonts w:ascii="Times New Roman" w:hAnsi="Times New Roman" w:cs="Times New Roman"/>
+                <w:sz w:val="28"/>
+                <w:szCs w:val="28"/>
+                <w:lang w:val="en-US"/>
+              </w:rPr>
+            </w:pPr>
+          </w:p>
+          <w:p>
+            <w:pPr>
+              <w:jc w:val="both"/>
+              <w:rPr>
+                <w:rFonts w:ascii="Times New Roman" w:hAnsi="Times New Roman" w:cs="Times New Roman"/>
+                <w:sz w:val="28"/>
+                <w:szCs w:val="28"/>
+                <w:lang w:val="en-US"/>
+              </w:rPr>
+            </w:pPr>
+            <w:r>
+              <w:rPr>
+                <w:rFonts w:ascii="Times New Roman" w:hAnsi="Times New Roman" w:cs="Times New Roman"/>
+                <w:sz w:val="28"/>
+                <w:szCs w:val="28"/>
+                <w:lang w:val="en-US"/>
+              </w:rPr>
+              <w:t xml:space="preserve">    </w:t>
+            </w:r>
+            <w:proofErr w:type="spellStart"/>
+            <w:r>
+              <w:rPr>
+                <w:rFonts w:ascii="Times New Roman" w:hAnsi="Times New Roman" w:cs="Times New Roman"/>
+                <w:sz w:val="28"/>
+                <w:szCs w:val="28"/>
+                <w:lang w:val="en-US"/>
+              </w:rPr>
+              <w:t>def</w:t>
+            </w:r>
+            <w:proofErr w:type="spellEnd"/>
+            <w:r>
+              <w:rPr>
+                <w:rFonts w:ascii="Times New Roman" w:hAnsi="Times New Roman" w:cs="Times New Roman"/>
+                <w:sz w:val="28"/>
+                <w:szCs w:val="28"/>
+                <w:lang w:val="en-US"/>
+              </w:rPr>
+              <w:t xml:space="preserve"> </w:t>
+            </w:r>
+            <w:proofErr w:type="spellStart"/>
+            <w:r>
+              <w:rPr>
+                <w:rFonts w:ascii="Times New Roman" w:hAnsi="Times New Roman" w:cs="Times New Roman"/>
+                <w:sz w:val="28"/>
+                <w:szCs w:val="28"/>
+                <w:lang w:val="en-US"/>
+              </w:rPr>
+              <w:t>test_sdd_create_pilates</w:t>
+            </w:r>
+            <w:proofErr w:type="spellEnd"/>
+            <w:r>
+              <w:rPr>
+                <w:rFonts w:ascii="Times New Roman" w:hAnsi="Times New Roman" w:cs="Times New Roman"/>
+                <w:sz w:val="28"/>
+                <w:szCs w:val="28"/>
+                <w:lang w:val="en-US"/>
+              </w:rPr>
+              <w:t>(self):</w:t>
+            </w:r>
+          </w:p>
+          <w:p>
+            <w:pPr>
+              <w:jc w:val="both"/>
+              <w:rPr>
+                <w:rFonts w:ascii="Times New Roman" w:hAnsi="Times New Roman" w:cs="Times New Roman"/>
+                <w:sz w:val="28"/>
+                <w:szCs w:val="28"/>
+                <w:lang w:val="en-US"/>
+              </w:rPr>
+            </w:pPr>
+            <w:r>
+              <w:rPr>
+                <w:rFonts w:ascii="Times New Roman" w:hAnsi="Times New Roman" w:cs="Times New Roman"/>
+                <w:sz w:val="28"/>
+                <w:szCs w:val="28"/>
+                <w:lang w:val="en-US"/>
+              </w:rPr>
+              <w:t xml:space="preserve">        </w:t>
+            </w:r>
+            <w:proofErr w:type="spellStart"/>
+            <w:r>
+              <w:rPr>
+                <w:rFonts w:ascii="Times New Roman" w:hAnsi="Times New Roman" w:cs="Times New Roman"/>
+                <w:sz w:val="28"/>
+                <w:szCs w:val="28"/>
+                <w:lang w:val="en-US"/>
+              </w:rPr>
+              <w:t>self.schedule.add_class</w:t>
+            </w:r>
+            <w:proofErr w:type="spellEnd"/>
+            <w:r>
+              <w:rPr>
+                <w:rFonts w:ascii="Times New Roman" w:hAnsi="Times New Roman" w:cs="Times New Roman"/>
+                <w:sz w:val="28"/>
+                <w:szCs w:val="28"/>
+                <w:lang w:val="en-US"/>
+              </w:rPr>
+              <w:t>(</w:t>
+            </w:r>
+            <w:proofErr w:type="spellStart"/>
+            <w:r>
+              <w:rPr>
+                <w:rFonts w:ascii="Times New Roman" w:hAnsi="Times New Roman" w:cs="Times New Roman"/>
+                <w:sz w:val="28"/>
+                <w:szCs w:val="28"/>
+                <w:lang w:val="en-US"/>
+              </w:rPr>
+              <w:t>FitnessClass</w:t>
+            </w:r>
+            <w:proofErr w:type="spellEnd"/>
+            <w:r>
+              <w:rPr>
+                <w:rFonts w:ascii="Times New Roman" w:hAnsi="Times New Roman" w:cs="Times New Roman"/>
+                <w:sz w:val="28"/>
+                <w:szCs w:val="28"/>
+                <w:lang w:val="en-US"/>
+              </w:rPr>
+              <w:t>("</w:t>
+            </w:r>
+            <w:proofErr w:type="spellStart"/>
+            <w:r>
+              <w:rPr>
+                <w:rFonts w:ascii="Times New Roman" w:hAnsi="Times New Roman" w:cs="Times New Roman"/>
+                <w:sz w:val="28"/>
+                <w:szCs w:val="28"/>
+              </w:rPr>
+              <w:t>Пилатес</w:t>
+            </w:r>
+            <w:proofErr w:type="spellEnd"/>
+            <w:r>
+              <w:rPr>
+                <w:rFonts w:ascii="Times New Roman" w:hAnsi="Times New Roman" w:cs="Times New Roman"/>
+                <w:sz w:val="28"/>
+                <w:szCs w:val="28"/>
+                <w:lang w:val="en-US"/>
+              </w:rPr>
+              <w:t>", "</w:t>
+            </w:r>
+            <w:r>
+              <w:rPr>
+                <w:rFonts w:ascii="Times New Roman" w:hAnsi="Times New Roman" w:cs="Times New Roman"/>
+                <w:sz w:val="28"/>
+                <w:szCs w:val="28"/>
+              </w:rPr>
+              <w:t>Сидорова</w:t>
+            </w:r>
+            <w:r>
+              <w:rPr>
+                <w:rFonts w:ascii="Times New Roman" w:hAnsi="Times New Roman" w:cs="Times New Roman"/>
+                <w:sz w:val="28"/>
+                <w:szCs w:val="28"/>
+                <w:lang w:val="en-US"/>
+              </w:rPr>
+              <w:t xml:space="preserve"> </w:t>
+            </w:r>
+            <w:r>
+              <w:rPr>
+                <w:rFonts w:ascii="Times New Roman" w:hAnsi="Times New Roman" w:cs="Times New Roman"/>
+                <w:sz w:val="28"/>
+                <w:szCs w:val="28"/>
+              </w:rPr>
+              <w:t>М</w:t>
+            </w:r>
+            <w:r>
+              <w:rPr>
+                <w:rFonts w:ascii="Times New Roman" w:hAnsi="Times New Roman" w:cs="Times New Roman"/>
+                <w:sz w:val="28"/>
+                <w:szCs w:val="28"/>
+                <w:lang w:val="en-US"/>
+              </w:rPr>
+              <w:t xml:space="preserve">.", </w:t>
+            </w:r>
+            <w:proofErr w:type="spellStart"/>
+            <w:r>
+              <w:rPr>
+                <w:rFonts w:ascii="Times New Roman" w:hAnsi="Times New Roman" w:cs="Times New Roman"/>
+                <w:sz w:val="28"/>
+                <w:szCs w:val="28"/>
+                <w:lang w:val="en-US"/>
+              </w:rPr>
+              <w:t>self.tomorrow</w:t>
+            </w:r>
+            <w:proofErr w:type="spellEnd"/>
+            <w:r>
+              <w:rPr>
+                <w:rFonts w:ascii="Times New Roman" w:hAnsi="Times New Roman" w:cs="Times New Roman"/>
+                <w:sz w:val="28"/>
+                <w:szCs w:val="28"/>
+                <w:lang w:val="en-US"/>
+              </w:rPr>
+              <w:t>, 5))</w:t>
+            </w:r>
+          </w:p>
+          <w:p>
+            <w:pPr>
+              <w:jc w:val="both"/>
+              <w:rPr>
+                <w:rFonts w:ascii="Times New Roman" w:hAnsi="Times New Roman" w:cs="Times New Roman"/>
+                <w:sz w:val="28"/>
+                <w:szCs w:val="28"/>
+                <w:lang w:val="en-US"/>
+              </w:rPr>
+            </w:pPr>
+            <w:r>
+              <w:rPr>
+                <w:rFonts w:ascii="Times New Roman" w:hAnsi="Times New Roman" w:cs="Times New Roman"/>
+                <w:sz w:val="28"/>
+                <w:szCs w:val="28"/>
+                <w:lang w:val="en-US"/>
+              </w:rPr>
+              <w:t xml:space="preserve">        </w:t>
+            </w:r>
+            <w:proofErr w:type="spellStart"/>
+            <w:r>
+              <w:rPr>
+                <w:rFonts w:ascii="Times New Roman" w:hAnsi="Times New Roman" w:cs="Times New Roman"/>
+                <w:sz w:val="28"/>
+                <w:szCs w:val="28"/>
+                <w:lang w:val="en-US"/>
+              </w:rPr>
+              <w:t>self.assertEqual</w:t>
+            </w:r>
+            <w:proofErr w:type="spellEnd"/>
+            <w:r>
+              <w:rPr>
+                <w:rFonts w:ascii="Times New Roman" w:hAnsi="Times New Roman" w:cs="Times New Roman"/>
+                <w:sz w:val="28"/>
+                <w:szCs w:val="28"/>
+                <w:lang w:val="en-US"/>
+              </w:rPr>
+              <w:t>(</w:t>
+            </w:r>
+            <w:proofErr w:type="spellStart"/>
+            <w:r>
+              <w:rPr>
+                <w:rFonts w:ascii="Times New Roman" w:hAnsi="Times New Roman" w:cs="Times New Roman"/>
+                <w:sz w:val="28"/>
+                <w:szCs w:val="28"/>
+                <w:lang w:val="en-US"/>
+              </w:rPr>
+              <w:t>self.schedule.get_class</w:t>
+            </w:r>
+            <w:proofErr w:type="spellEnd"/>
+            <w:r>
+              <w:rPr>
+                <w:rFonts w:ascii="Times New Roman" w:hAnsi="Times New Roman" w:cs="Times New Roman"/>
+                <w:sz w:val="28"/>
+                <w:szCs w:val="28"/>
+                <w:lang w:val="en-US"/>
+              </w:rPr>
+              <w:t>("</w:t>
+            </w:r>
+            <w:proofErr w:type="spellStart"/>
+            <w:r>
+              <w:rPr>
+                <w:rFonts w:ascii="Times New Roman" w:hAnsi="Times New Roman" w:cs="Times New Roman"/>
+                <w:sz w:val="28"/>
+                <w:szCs w:val="28"/>
+              </w:rPr>
+              <w:t>Пилатес</w:t>
+            </w:r>
+            <w:proofErr w:type="spellEnd"/>
+            <w:r>
+              <w:rPr>
+                <w:rFonts w:ascii="Times New Roman" w:hAnsi="Times New Roman" w:cs="Times New Roman"/>
+                <w:sz w:val="28"/>
+                <w:szCs w:val="28"/>
+                <w:lang w:val="en-US"/>
+              </w:rPr>
+              <w:t>").capacity, 5)</w:t>
+            </w:r>
+          </w:p>
+          <w:p>
+            <w:pPr>
+              <w:jc w:val="both"/>
+              <w:rPr>
+                <w:rFonts w:ascii="Times New Roman" w:hAnsi="Times New Roman" w:cs="Times New Roman"/>
+                <w:sz w:val="28"/>
+                <w:szCs w:val="28"/>
+                <w:lang w:val="en-US"/>
+              </w:rPr>
+            </w:pPr>
+          </w:p>
+          <w:p>
+            <w:pPr>
+              <w:jc w:val="both"/>
+              <w:rPr>
+                <w:rFonts w:ascii="Times New Roman" w:hAnsi="Times New Roman" w:cs="Times New Roman"/>
+                <w:sz w:val="28"/>
+                <w:szCs w:val="28"/>
+                <w:lang w:val="en-US"/>
+              </w:rPr>
+            </w:pPr>
+            <w:r>
+              <w:rPr>
+                <w:rFonts w:ascii="Times New Roman" w:hAnsi="Times New Roman" w:cs="Times New Roman"/>
+                <w:sz w:val="28"/>
+                <w:szCs w:val="28"/>
+                <w:lang w:val="en-US"/>
+              </w:rPr>
+              <w:t xml:space="preserve">    </w:t>
+            </w:r>
+            <w:proofErr w:type="spellStart"/>
+            <w:r>
+              <w:rPr>
+                <w:rFonts w:ascii="Times New Roman" w:hAnsi="Times New Roman" w:cs="Times New Roman"/>
+                <w:sz w:val="28"/>
+                <w:szCs w:val="28"/>
+                <w:lang w:val="en-US"/>
+              </w:rPr>
+              <w:t>def</w:t>
+            </w:r>
+            <w:proofErr w:type="spellEnd"/>
+            <w:r>
+              <w:rPr>
+                <w:rFonts w:ascii="Times New Roman" w:hAnsi="Times New Roman" w:cs="Times New Roman"/>
+                <w:sz w:val="28"/>
+                <w:szCs w:val="28"/>
+                <w:lang w:val="en-US"/>
+              </w:rPr>
+              <w:t xml:space="preserve"> </w:t>
+            </w:r>
+            <w:proofErr w:type="spellStart"/>
+            <w:r>
+              <w:rPr>
+                <w:rFonts w:ascii="Times New Roman" w:hAnsi="Times New Roman" w:cs="Times New Roman"/>
+                <w:sz w:val="28"/>
+                <w:szCs w:val="28"/>
+                <w:lang w:val="en-US"/>
+              </w:rPr>
+              <w:t>test_sdd_create_box_zero_capacity</w:t>
+            </w:r>
+            <w:proofErr w:type="spellEnd"/>
+            <w:r>
+              <w:rPr>
+                <w:rFonts w:ascii="Times New Roman" w:hAnsi="Times New Roman" w:cs="Times New Roman"/>
+                <w:sz w:val="28"/>
+                <w:szCs w:val="28"/>
+                <w:lang w:val="en-US"/>
+              </w:rPr>
+              <w:t>(self):</w:t>
+            </w:r>
+          </w:p>
+          <w:p>
+            <w:pPr>
+              <w:jc w:val="both"/>
+              <w:rPr>
+                <w:rFonts w:ascii="Times New Roman" w:hAnsi="Times New Roman" w:cs="Times New Roman"/>
+                <w:sz w:val="28"/>
+                <w:szCs w:val="28"/>
+                <w:lang w:val="en-US"/>
+              </w:rPr>
+            </w:pPr>
+            <w:r>
+              <w:rPr>
+                <w:rFonts w:ascii="Times New Roman" w:hAnsi="Times New Roman" w:cs="Times New Roman"/>
+                <w:sz w:val="28"/>
+                <w:szCs w:val="28"/>
+                <w:lang w:val="en-US"/>
+              </w:rPr>
+              <w:t xml:space="preserve">        </w:t>
+            </w:r>
+            <w:proofErr w:type="spellStart"/>
+            <w:r>
+              <w:rPr>
+                <w:rFonts w:ascii="Times New Roman" w:hAnsi="Times New Roman" w:cs="Times New Roman"/>
+                <w:sz w:val="28"/>
+                <w:szCs w:val="28"/>
+                <w:lang w:val="en-US"/>
+              </w:rPr>
+              <w:t>self.schedule.add_class</w:t>
+            </w:r>
+            <w:proofErr w:type="spellEnd"/>
+            <w:r>
+              <w:rPr>
+                <w:rFonts w:ascii="Times New Roman" w:hAnsi="Times New Roman" w:cs="Times New Roman"/>
+                <w:sz w:val="28"/>
+                <w:szCs w:val="28"/>
+                <w:lang w:val="en-US"/>
+              </w:rPr>
+              <w:t>(</w:t>
+            </w:r>
+            <w:proofErr w:type="spellStart"/>
+            <w:r>
+              <w:rPr>
+                <w:rFonts w:ascii="Times New Roman" w:hAnsi="Times New Roman" w:cs="Times New Roman"/>
+                <w:sz w:val="28"/>
+                <w:szCs w:val="28"/>
+                <w:lang w:val="en-US"/>
+              </w:rPr>
+              <w:t>FitnessClass</w:t>
+            </w:r>
+            <w:proofErr w:type="spellEnd"/>
+            <w:r>
+              <w:rPr>
+                <w:rFonts w:ascii="Times New Roman" w:hAnsi="Times New Roman" w:cs="Times New Roman"/>
+                <w:sz w:val="28"/>
+                <w:szCs w:val="28"/>
+                <w:lang w:val="en-US"/>
+              </w:rPr>
+              <w:t>("</w:t>
+            </w:r>
+            <w:r>
+              <w:rPr>
+                <w:rFonts w:ascii="Times New Roman" w:hAnsi="Times New Roman" w:cs="Times New Roman"/>
+                <w:sz w:val="28"/>
+                <w:szCs w:val="28"/>
+              </w:rPr>
+              <w:t>Бокс</w:t>
+            </w:r>
+            <w:r>
+              <w:rPr>
+                <w:rFonts w:ascii="Times New Roman" w:hAnsi="Times New Roman" w:cs="Times New Roman"/>
+                <w:sz w:val="28"/>
+                <w:szCs w:val="28"/>
+                <w:lang w:val="en-US"/>
+              </w:rPr>
+              <w:t>", "</w:t>
+            </w:r>
+            <w:r>
+              <w:rPr>
+                <w:rFonts w:ascii="Times New Roman" w:hAnsi="Times New Roman" w:cs="Times New Roman"/>
+                <w:sz w:val="28"/>
+                <w:szCs w:val="28"/>
+              </w:rPr>
+              <w:t>Орлов</w:t>
+            </w:r>
+            <w:r>
+              <w:rPr>
+                <w:rFonts w:ascii="Times New Roman" w:hAnsi="Times New Roman" w:cs="Times New Roman"/>
+                <w:sz w:val="28"/>
+                <w:szCs w:val="28"/>
+                <w:lang w:val="en-US"/>
+              </w:rPr>
+              <w:t xml:space="preserve"> </w:t>
+            </w:r>
+            <w:r>
+              <w:rPr>
+                <w:rFonts w:ascii="Times New Roman" w:hAnsi="Times New Roman" w:cs="Times New Roman"/>
+                <w:sz w:val="28"/>
+                <w:szCs w:val="28"/>
+              </w:rPr>
+              <w:t>В</w:t>
+            </w:r>
+            <w:r>
+              <w:rPr>
+                <w:rFonts w:ascii="Times New Roman" w:hAnsi="Times New Roman" w:cs="Times New Roman"/>
+                <w:sz w:val="28"/>
+                <w:szCs w:val="28"/>
+                <w:lang w:val="en-US"/>
+              </w:rPr>
+              <w:t xml:space="preserve">.", </w:t>
+            </w:r>
+            <w:proofErr w:type="spellStart"/>
+            <w:r>
+              <w:rPr>
+                <w:rFonts w:ascii="Times New Roman" w:hAnsi="Times New Roman" w:cs="Times New Roman"/>
+                <w:sz w:val="28"/>
+                <w:szCs w:val="28"/>
+                <w:lang w:val="en-US"/>
+              </w:rPr>
+              <w:t>self.tomorrow</w:t>
+            </w:r>
+            <w:proofErr w:type="spellEnd"/>
+            <w:r>
+              <w:rPr>
+                <w:rFonts w:ascii="Times New Roman" w:hAnsi="Times New Roman" w:cs="Times New Roman"/>
+                <w:sz w:val="28"/>
+                <w:szCs w:val="28"/>
+                <w:lang w:val="en-US"/>
+              </w:rPr>
+              <w:t>, 0))</w:t>
+            </w:r>
+          </w:p>
+          <w:p>
+            <w:pPr>
+              <w:jc w:val="both"/>
+              <w:rPr>
+                <w:rFonts w:ascii="Times New Roman" w:hAnsi="Times New Roman" w:cs="Times New Roman"/>
+                <w:sz w:val="28"/>
+                <w:szCs w:val="28"/>
+                <w:lang w:val="en-US"/>
+              </w:rPr>
+            </w:pPr>
+            <w:r>
+              <w:rPr>
+                <w:rFonts w:ascii="Times New Roman" w:hAnsi="Times New Roman" w:cs="Times New Roman"/>
+                <w:sz w:val="28"/>
+                <w:szCs w:val="28"/>
+                <w:lang w:val="en-US"/>
+              </w:rPr>
+              <w:t xml:space="preserve">        </w:t>
+            </w:r>
+            <w:proofErr w:type="spellStart"/>
+            <w:r>
+              <w:rPr>
+                <w:rFonts w:ascii="Times New Roman" w:hAnsi="Times New Roman" w:cs="Times New Roman"/>
+                <w:sz w:val="28"/>
+                <w:szCs w:val="28"/>
+                <w:lang w:val="en-US"/>
+              </w:rPr>
+              <w:t>self.assertEqual</w:t>
+            </w:r>
+            <w:proofErr w:type="spellEnd"/>
+            <w:r>
+              <w:rPr>
+                <w:rFonts w:ascii="Times New Roman" w:hAnsi="Times New Roman" w:cs="Times New Roman"/>
+                <w:sz w:val="28"/>
+                <w:szCs w:val="28"/>
+                <w:lang w:val="en-US"/>
+              </w:rPr>
+              <w:t>(</w:t>
+            </w:r>
+            <w:proofErr w:type="spellStart"/>
+            <w:r>
+              <w:rPr>
+                <w:rFonts w:ascii="Times New Roman" w:hAnsi="Times New Roman" w:cs="Times New Roman"/>
+                <w:sz w:val="28"/>
+                <w:szCs w:val="28"/>
+                <w:lang w:val="en-US"/>
+              </w:rPr>
+              <w:t>self.schedule.get_class</w:t>
+            </w:r>
+            <w:proofErr w:type="spellEnd"/>
+            <w:r>
+              <w:rPr>
+                <w:rFonts w:ascii="Times New Roman" w:hAnsi="Times New Roman" w:cs="Times New Roman"/>
+                <w:sz w:val="28"/>
+                <w:szCs w:val="28"/>
+                <w:lang w:val="en-US"/>
+              </w:rPr>
+              <w:t>("</w:t>
+            </w:r>
+            <w:r>
+              <w:rPr>
+                <w:rFonts w:ascii="Times New Roman" w:hAnsi="Times New Roman" w:cs="Times New Roman"/>
+                <w:sz w:val="28"/>
+                <w:szCs w:val="28"/>
+              </w:rPr>
+              <w:t>Бокс</w:t>
+            </w:r>
+            <w:r>
+              <w:rPr>
+                <w:rFonts w:ascii="Times New Roman" w:hAnsi="Times New Roman" w:cs="Times New Roman"/>
+                <w:sz w:val="28"/>
+                <w:szCs w:val="28"/>
+                <w:lang w:val="en-US"/>
+              </w:rPr>
+              <w:t>").capacity, 0)</w:t>
+            </w:r>
+          </w:p>
+          <w:p>
+            <w:pPr>
+              <w:jc w:val="both"/>
+              <w:rPr>
+                <w:rFonts w:ascii="Times New Roman" w:hAnsi="Times New Roman" w:cs="Times New Roman"/>
+                <w:sz w:val="28"/>
+                <w:szCs w:val="28"/>
+                <w:lang w:val="en-US"/>
+              </w:rPr>
+            </w:pPr>
+          </w:p>
+          <w:p>
+            <w:pPr>
+              <w:jc w:val="both"/>
+              <w:rPr>
+                <w:rFonts w:ascii="Times New Roman" w:hAnsi="Times New Roman" w:cs="Times New Roman"/>
+                <w:sz w:val="28"/>
+                <w:szCs w:val="28"/>
+                <w:lang w:val="en-US"/>
+              </w:rPr>
+            </w:pPr>
+            <w:r>
+              <w:rPr>
+                <w:rFonts w:ascii="Times New Roman" w:hAnsi="Times New Roman" w:cs="Times New Roman"/>
+                <w:sz w:val="28"/>
+                <w:szCs w:val="28"/>
+                <w:lang w:val="en-US"/>
+              </w:rPr>
+              <w:t xml:space="preserve">    # --- </w:t>
+            </w:r>
+            <w:r>
+              <w:rPr>
+                <w:rFonts w:ascii="Times New Roman" w:hAnsi="Times New Roman" w:cs="Times New Roman"/>
+                <w:sz w:val="28"/>
+                <w:szCs w:val="28"/>
+              </w:rPr>
+              <w:t>Таблица</w:t>
+            </w:r>
+            <w:r>
+              <w:rPr>
+                <w:rFonts w:ascii="Times New Roman" w:hAnsi="Times New Roman" w:cs="Times New Roman"/>
+                <w:sz w:val="28"/>
+                <w:szCs w:val="28"/>
+                <w:lang w:val="en-US"/>
+              </w:rPr>
+              <w:t xml:space="preserve"> 2: </w:t>
+            </w:r>
+            <w:r>
+              <w:rPr>
+                <w:rFonts w:ascii="Times New Roman" w:hAnsi="Times New Roman" w:cs="Times New Roman"/>
+                <w:sz w:val="28"/>
+                <w:szCs w:val="28"/>
+              </w:rPr>
+              <w:t>регистрация</w:t>
+            </w:r>
+            <w:r>
+              <w:rPr>
+                <w:rFonts w:ascii="Times New Roman" w:hAnsi="Times New Roman" w:cs="Times New Roman"/>
+                <w:sz w:val="28"/>
+                <w:szCs w:val="28"/>
+                <w:lang w:val="en-US"/>
+              </w:rPr>
+              <w:t xml:space="preserve"> ---</w:t>
+            </w:r>
+          </w:p>
+          <w:p>
+            <w:pPr>
+              <w:jc w:val="both"/>
+              <w:rPr>
+                <w:rFonts w:ascii="Times New Roman" w:hAnsi="Times New Roman" w:cs="Times New Roman"/>
+                <w:sz w:val="28"/>
+                <w:szCs w:val="28"/>
+                <w:lang w:val="en-US"/>
+              </w:rPr>
+            </w:pPr>
+            <w:r>
+              <w:rPr>
+                <w:rFonts w:ascii="Times New Roman" w:hAnsi="Times New Roman" w:cs="Times New Roman"/>
+                <w:sz w:val="28"/>
+                <w:szCs w:val="28"/>
+                <w:lang w:val="en-US"/>
+              </w:rPr>
+              <w:t xml:space="preserve">    </w:t>
+            </w:r>
+            <w:proofErr w:type="spellStart"/>
+            <w:r>
+              <w:rPr>
+                <w:rFonts w:ascii="Times New Roman" w:hAnsi="Times New Roman" w:cs="Times New Roman"/>
+                <w:sz w:val="28"/>
+                <w:szCs w:val="28"/>
+                <w:lang w:val="en-US"/>
+              </w:rPr>
+              <w:t>def</w:t>
+            </w:r>
+            <w:proofErr w:type="spellEnd"/>
+            <w:r>
+              <w:rPr>
+                <w:rFonts w:ascii="Times New Roman" w:hAnsi="Times New Roman" w:cs="Times New Roman"/>
+                <w:sz w:val="28"/>
+                <w:szCs w:val="28"/>
+                <w:lang w:val="en-US"/>
+              </w:rPr>
+              <w:t xml:space="preserve"> </w:t>
+            </w:r>
+            <w:proofErr w:type="spellStart"/>
+            <w:r>
+              <w:rPr>
+                <w:rFonts w:ascii="Times New Roman" w:hAnsi="Times New Roman" w:cs="Times New Roman"/>
+                <w:sz w:val="28"/>
+                <w:szCs w:val="28"/>
+                <w:lang w:val="en-US"/>
+              </w:rPr>
+              <w:t>test_sdd_register_success</w:t>
+            </w:r>
+            <w:proofErr w:type="spellEnd"/>
+            <w:r>
+              <w:rPr>
+                <w:rFonts w:ascii="Times New Roman" w:hAnsi="Times New Roman" w:cs="Times New Roman"/>
+                <w:sz w:val="28"/>
+                <w:szCs w:val="28"/>
+                <w:lang w:val="en-US"/>
+              </w:rPr>
+              <w:t>(self):</w:t>
+            </w:r>
+          </w:p>
+          <w:p>
+            <w:pPr>
+              <w:jc w:val="both"/>
+              <w:rPr>
+                <w:rFonts w:ascii="Times New Roman" w:hAnsi="Times New Roman" w:cs="Times New Roman"/>
+                <w:sz w:val="28"/>
+                <w:szCs w:val="28"/>
+                <w:lang w:val="en-US"/>
+              </w:rPr>
+            </w:pPr>
+            <w:r>
+              <w:rPr>
+                <w:rFonts w:ascii="Times New Roman" w:hAnsi="Times New Roman" w:cs="Times New Roman"/>
+                <w:sz w:val="28"/>
+                <w:szCs w:val="28"/>
+                <w:lang w:val="en-US"/>
+              </w:rPr>
+              <w:t xml:space="preserve">        </w:t>
+            </w:r>
+            <w:proofErr w:type="spellStart"/>
+            <w:r>
+              <w:rPr>
+                <w:rFonts w:ascii="Times New Roman" w:hAnsi="Times New Roman" w:cs="Times New Roman"/>
+                <w:sz w:val="28"/>
+                <w:szCs w:val="28"/>
+                <w:lang w:val="en-US"/>
+              </w:rPr>
+              <w:t>self.schedule.add_class</w:t>
+            </w:r>
+            <w:proofErr w:type="spellEnd"/>
+            <w:r>
+              <w:rPr>
+                <w:rFonts w:ascii="Times New Roman" w:hAnsi="Times New Roman" w:cs="Times New Roman"/>
+                <w:sz w:val="28"/>
+                <w:szCs w:val="28"/>
+                <w:lang w:val="en-US"/>
+              </w:rPr>
+              <w:t>(</w:t>
+            </w:r>
+            <w:proofErr w:type="spellStart"/>
+            <w:r>
+              <w:rPr>
+                <w:rFonts w:ascii="Times New Roman" w:hAnsi="Times New Roman" w:cs="Times New Roman"/>
+                <w:sz w:val="28"/>
+                <w:szCs w:val="28"/>
+                <w:lang w:val="en-US"/>
+              </w:rPr>
+              <w:t>FitnessClass</w:t>
+            </w:r>
+            <w:proofErr w:type="spellEnd"/>
+            <w:r>
+              <w:rPr>
+                <w:rFonts w:ascii="Times New Roman" w:hAnsi="Times New Roman" w:cs="Times New Roman"/>
+                <w:sz w:val="28"/>
+                <w:szCs w:val="28"/>
+                <w:lang w:val="en-US"/>
+              </w:rPr>
+              <w:t>("</w:t>
+            </w:r>
+            <w:r>
+              <w:rPr>
+                <w:rFonts w:ascii="Times New Roman" w:hAnsi="Times New Roman" w:cs="Times New Roman"/>
+                <w:sz w:val="28"/>
+                <w:szCs w:val="28"/>
+              </w:rPr>
+              <w:t>Йога</w:t>
+            </w:r>
+            <w:r>
+              <w:rPr>
+                <w:rFonts w:ascii="Times New Roman" w:hAnsi="Times New Roman" w:cs="Times New Roman"/>
+                <w:sz w:val="28"/>
+                <w:szCs w:val="28"/>
+                <w:lang w:val="en-US"/>
+              </w:rPr>
+              <w:t>", "</w:t>
+            </w:r>
+            <w:r>
+              <w:rPr>
+                <w:rFonts w:ascii="Times New Roman" w:hAnsi="Times New Roman" w:cs="Times New Roman"/>
+                <w:sz w:val="28"/>
+                <w:szCs w:val="28"/>
+              </w:rPr>
+              <w:t>Иванова</w:t>
+            </w:r>
+            <w:r>
+              <w:rPr>
+                <w:rFonts w:ascii="Times New Roman" w:hAnsi="Times New Roman" w:cs="Times New Roman"/>
+                <w:sz w:val="28"/>
+                <w:szCs w:val="28"/>
+                <w:lang w:val="en-US"/>
+              </w:rPr>
+              <w:t xml:space="preserve"> </w:t>
+            </w:r>
+            <w:r>
+              <w:rPr>
+                <w:rFonts w:ascii="Times New Roman" w:hAnsi="Times New Roman" w:cs="Times New Roman"/>
+                <w:sz w:val="28"/>
+                <w:szCs w:val="28"/>
+              </w:rPr>
+              <w:t>А</w:t>
+            </w:r>
+            <w:r>
+              <w:rPr>
+                <w:rFonts w:ascii="Times New Roman" w:hAnsi="Times New Roman" w:cs="Times New Roman"/>
+                <w:sz w:val="28"/>
+                <w:szCs w:val="28"/>
+                <w:lang w:val="en-US"/>
+              </w:rPr>
+              <w:t xml:space="preserve">.", </w:t>
+            </w:r>
+            <w:proofErr w:type="spellStart"/>
+            <w:r>
+              <w:rPr>
+                <w:rFonts w:ascii="Times New Roman" w:hAnsi="Times New Roman" w:cs="Times New Roman"/>
+                <w:sz w:val="28"/>
+                <w:szCs w:val="28"/>
+                <w:lang w:val="en-US"/>
+              </w:rPr>
+              <w:t>self.tomorrow</w:t>
+            </w:r>
+            <w:proofErr w:type="spellEnd"/>
+            <w:r>
+              <w:rPr>
+                <w:rFonts w:ascii="Times New Roman" w:hAnsi="Times New Roman" w:cs="Times New Roman"/>
+                <w:sz w:val="28"/>
+                <w:szCs w:val="28"/>
+                <w:lang w:val="en-US"/>
+              </w:rPr>
+              <w:t>, 10))</w:t>
+            </w:r>
+          </w:p>
+          <w:p>
+            <w:pPr>
+              <w:jc w:val="both"/>
+              <w:rPr>
+                <w:rFonts w:ascii="Times New Roman" w:hAnsi="Times New Roman" w:cs="Times New Roman"/>
+                <w:sz w:val="28"/>
+                <w:szCs w:val="28"/>
+                <w:lang w:val="en-US"/>
+              </w:rPr>
+            </w:pPr>
+            <w:r>
+              <w:rPr>
+                <w:rFonts w:ascii="Times New Roman" w:hAnsi="Times New Roman" w:cs="Times New Roman"/>
+                <w:sz w:val="28"/>
+                <w:szCs w:val="28"/>
+                <w:lang w:val="en-US"/>
+              </w:rPr>
+              <w:t xml:space="preserve">        </w:t>
+            </w:r>
+            <w:proofErr w:type="spellStart"/>
+            <w:proofErr w:type="gramStart"/>
+            <w:r>
+              <w:rPr>
+                <w:rFonts w:ascii="Times New Roman" w:hAnsi="Times New Roman" w:cs="Times New Roman"/>
+                <w:sz w:val="28"/>
+                <w:szCs w:val="28"/>
+                <w:lang w:val="en-US"/>
+              </w:rPr>
+              <w:t>self.schedule.register</w:t>
+            </w:r>
+            <w:proofErr w:type="spellEnd"/>
+            <w:r>
+              <w:rPr>
+                <w:rFonts w:ascii="Times New Roman" w:hAnsi="Times New Roman" w:cs="Times New Roman"/>
+                <w:sz w:val="28"/>
+                <w:szCs w:val="28"/>
+                <w:lang w:val="en-US"/>
+              </w:rPr>
+              <w:t>(</w:t>
+            </w:r>
+            <w:proofErr w:type="gramEnd"/>
+            <w:r>
+              <w:rPr>
+                <w:rFonts w:ascii="Times New Roman" w:hAnsi="Times New Roman" w:cs="Times New Roman"/>
+                <w:sz w:val="28"/>
+                <w:szCs w:val="28"/>
+                <w:lang w:val="en-US"/>
+              </w:rPr>
+              <w:t>"</w:t>
+            </w:r>
+            <w:r>
+              <w:rPr>
+                <w:rFonts w:ascii="Times New Roman" w:hAnsi="Times New Roman" w:cs="Times New Roman"/>
+                <w:sz w:val="28"/>
+                <w:szCs w:val="28"/>
+              </w:rPr>
+              <w:t>Йога</w:t>
+            </w:r>
+            <w:r>
+              <w:rPr>
+                <w:rFonts w:ascii="Times New Roman" w:hAnsi="Times New Roman" w:cs="Times New Roman"/>
+                <w:sz w:val="28"/>
+                <w:szCs w:val="28"/>
+                <w:lang w:val="en-US"/>
+              </w:rPr>
+              <w:t>", "</w:t>
+            </w:r>
+            <w:r>
+              <w:rPr>
+                <w:rFonts w:ascii="Times New Roman" w:hAnsi="Times New Roman" w:cs="Times New Roman"/>
+                <w:sz w:val="28"/>
+                <w:szCs w:val="28"/>
+              </w:rPr>
+              <w:t>Петров</w:t>
+            </w:r>
+            <w:r>
+              <w:rPr>
+                <w:rFonts w:ascii="Times New Roman" w:hAnsi="Times New Roman" w:cs="Times New Roman"/>
+                <w:sz w:val="28"/>
+                <w:szCs w:val="28"/>
+                <w:lang w:val="en-US"/>
+              </w:rPr>
+              <w:t xml:space="preserve"> </w:t>
+            </w:r>
+            <w:r>
+              <w:rPr>
+                <w:rFonts w:ascii="Times New Roman" w:hAnsi="Times New Roman" w:cs="Times New Roman"/>
+                <w:sz w:val="28"/>
+                <w:szCs w:val="28"/>
+              </w:rPr>
+              <w:t>П</w:t>
+            </w:r>
+            <w:r>
+              <w:rPr>
+                <w:rFonts w:ascii="Times New Roman" w:hAnsi="Times New Roman" w:cs="Times New Roman"/>
+                <w:sz w:val="28"/>
+                <w:szCs w:val="28"/>
+                <w:lang w:val="en-US"/>
+              </w:rPr>
+              <w:t>.")</w:t>
+            </w:r>
+          </w:p>
+          <w:p>
+            <w:pPr>
+              <w:jc w:val="both"/>
+              <w:rPr>
+                <w:rFonts w:ascii="Times New Roman" w:hAnsi="Times New Roman" w:cs="Times New Roman"/>
+                <w:sz w:val="28"/>
+                <w:szCs w:val="28"/>
+                <w:lang w:val="en-US"/>
+              </w:rPr>
+            </w:pPr>
+            <w:r>
+              <w:rPr>
+                <w:rFonts w:ascii="Times New Roman" w:hAnsi="Times New Roman" w:cs="Times New Roman"/>
+                <w:sz w:val="28"/>
+                <w:szCs w:val="28"/>
+                <w:lang w:val="en-US"/>
+              </w:rPr>
+              <w:t xml:space="preserve">        </w:t>
+            </w:r>
+            <w:proofErr w:type="spellStart"/>
+            <w:r>
+              <w:rPr>
+                <w:rFonts w:ascii="Times New Roman" w:hAnsi="Times New Roman" w:cs="Times New Roman"/>
+                <w:sz w:val="28"/>
+                <w:szCs w:val="28"/>
+                <w:lang w:val="en-US"/>
+              </w:rPr>
+              <w:t>self.assertIn</w:t>
+            </w:r>
+            <w:proofErr w:type="spellEnd"/>
+            <w:r>
+              <w:rPr>
+                <w:rFonts w:ascii="Times New Roman" w:hAnsi="Times New Roman" w:cs="Times New Roman"/>
+                <w:sz w:val="28"/>
+                <w:szCs w:val="28"/>
+                <w:lang w:val="en-US"/>
+              </w:rPr>
+              <w:t>("</w:t>
+            </w:r>
+            <w:r>
+              <w:rPr>
+                <w:rFonts w:ascii="Times New Roman" w:hAnsi="Times New Roman" w:cs="Times New Roman"/>
+                <w:sz w:val="28"/>
+                <w:szCs w:val="28"/>
+              </w:rPr>
+              <w:t>Петров</w:t>
+            </w:r>
+            <w:r>
+              <w:rPr>
+                <w:rFonts w:ascii="Times New Roman" w:hAnsi="Times New Roman" w:cs="Times New Roman"/>
+                <w:sz w:val="28"/>
+                <w:szCs w:val="28"/>
+                <w:lang w:val="en-US"/>
+              </w:rPr>
+              <w:t xml:space="preserve"> </w:t>
+            </w:r>
+            <w:r>
+              <w:rPr>
+                <w:rFonts w:ascii="Times New Roman" w:hAnsi="Times New Roman" w:cs="Times New Roman"/>
+                <w:sz w:val="28"/>
+                <w:szCs w:val="28"/>
+              </w:rPr>
+              <w:t>П</w:t>
+            </w:r>
+            <w:r>
+              <w:rPr>
+                <w:rFonts w:ascii="Times New Roman" w:hAnsi="Times New Roman" w:cs="Times New Roman"/>
+                <w:sz w:val="28"/>
+                <w:szCs w:val="28"/>
+                <w:lang w:val="en-US"/>
+              </w:rPr>
+              <w:t xml:space="preserve">.", </w:t>
+            </w:r>
+            <w:proofErr w:type="spellStart"/>
+            <w:r>
+              <w:rPr>
+                <w:rFonts w:ascii="Times New Roman" w:hAnsi="Times New Roman" w:cs="Times New Roman"/>
+                <w:sz w:val="28"/>
+                <w:szCs w:val="28"/>
+                <w:lang w:val="en-US"/>
+              </w:rPr>
+              <w:t>self.schedule.get_class</w:t>
+            </w:r>
+            <w:proofErr w:type="spellEnd"/>
+            <w:r>
+              <w:rPr>
+                <w:rFonts w:ascii="Times New Roman" w:hAnsi="Times New Roman" w:cs="Times New Roman"/>
+                <w:sz w:val="28"/>
+                <w:szCs w:val="28"/>
+                <w:lang w:val="en-US"/>
+              </w:rPr>
+              <w:t>("</w:t>
+            </w:r>
+            <w:r>
+              <w:rPr>
+                <w:rFonts w:ascii="Times New Roman" w:hAnsi="Times New Roman" w:cs="Times New Roman"/>
+                <w:sz w:val="28"/>
+                <w:szCs w:val="28"/>
+              </w:rPr>
+              <w:t>Йога</w:t>
+            </w:r>
+            <w:r>
+              <w:rPr>
+                <w:rFonts w:ascii="Times New Roman" w:hAnsi="Times New Roman" w:cs="Times New Roman"/>
+                <w:sz w:val="28"/>
+                <w:szCs w:val="28"/>
+                <w:lang w:val="en-US"/>
+              </w:rPr>
+              <w:t>").participants)</w:t>
+            </w:r>
+          </w:p>
+          <w:p>
+            <w:pPr>
+              <w:jc w:val="both"/>
+              <w:rPr>
+                <w:rFonts w:ascii="Times New Roman" w:hAnsi="Times New Roman" w:cs="Times New Roman"/>
+                <w:sz w:val="28"/>
+                <w:szCs w:val="28"/>
+                <w:lang w:val="en-US"/>
+              </w:rPr>
+            </w:pPr>
+          </w:p>
+          <w:p>
+            <w:pPr>
+              <w:jc w:val="both"/>
+              <w:rPr>
+                <w:rFonts w:ascii="Times New Roman" w:hAnsi="Times New Roman" w:cs="Times New Roman"/>
+                <w:sz w:val="28"/>
+                <w:szCs w:val="28"/>
+                <w:lang w:val="en-US"/>
+              </w:rPr>
+            </w:pPr>
+            <w:r>
+              <w:rPr>
+                <w:rFonts w:ascii="Times New Roman" w:hAnsi="Times New Roman" w:cs="Times New Roman"/>
+                <w:sz w:val="28"/>
+                <w:szCs w:val="28"/>
+                <w:lang w:val="en-US"/>
+              </w:rPr>
+              <w:t xml:space="preserve">    </w:t>
+            </w:r>
+            <w:proofErr w:type="spellStart"/>
+            <w:r>
+              <w:rPr>
+                <w:rFonts w:ascii="Times New Roman" w:hAnsi="Times New Roman" w:cs="Times New Roman"/>
+                <w:sz w:val="28"/>
+                <w:szCs w:val="28"/>
+                <w:lang w:val="en-US"/>
+              </w:rPr>
+              <w:t>def</w:t>
+            </w:r>
+            <w:proofErr w:type="spellEnd"/>
+            <w:r>
+              <w:rPr>
+                <w:rFonts w:ascii="Times New Roman" w:hAnsi="Times New Roman" w:cs="Times New Roman"/>
+                <w:sz w:val="28"/>
+                <w:szCs w:val="28"/>
+                <w:lang w:val="en-US"/>
+              </w:rPr>
+              <w:t xml:space="preserve"> </w:t>
+            </w:r>
+            <w:proofErr w:type="spellStart"/>
+            <w:r>
+              <w:rPr>
+                <w:rFonts w:ascii="Times New Roman" w:hAnsi="Times New Roman" w:cs="Times New Roman"/>
+                <w:sz w:val="28"/>
+                <w:szCs w:val="28"/>
+                <w:lang w:val="en-US"/>
+              </w:rPr>
+              <w:t>test_sdd_register_full</w:t>
+            </w:r>
+            <w:proofErr w:type="spellEnd"/>
+            <w:r>
+              <w:rPr>
+                <w:rFonts w:ascii="Times New Roman" w:hAnsi="Times New Roman" w:cs="Times New Roman"/>
+                <w:sz w:val="28"/>
+                <w:szCs w:val="28"/>
+                <w:lang w:val="en-US"/>
+              </w:rPr>
+              <w:t>(self):</w:t>
+            </w:r>
+          </w:p>
+          <w:p>
+            <w:pPr>
+              <w:jc w:val="both"/>
+              <w:rPr>
+                <w:rFonts w:ascii="Times New Roman" w:hAnsi="Times New Roman" w:cs="Times New Roman"/>
+                <w:sz w:val="28"/>
+                <w:szCs w:val="28"/>
+                <w:lang w:val="en-US"/>
+              </w:rPr>
+            </w:pPr>
+            <w:r>
+              <w:rPr>
+                <w:rFonts w:ascii="Times New Roman" w:hAnsi="Times New Roman" w:cs="Times New Roman"/>
+                <w:sz w:val="28"/>
+                <w:szCs w:val="28"/>
+                <w:lang w:val="en-US"/>
+              </w:rPr>
+              <w:t xml:space="preserve">        </w:t>
+            </w:r>
+            <w:proofErr w:type="spellStart"/>
+            <w:r>
+              <w:rPr>
+                <w:rFonts w:ascii="Times New Roman" w:hAnsi="Times New Roman" w:cs="Times New Roman"/>
+                <w:sz w:val="28"/>
+                <w:szCs w:val="28"/>
+                <w:lang w:val="en-US"/>
+              </w:rPr>
+              <w:t>self.schedule.add_class</w:t>
+            </w:r>
+            <w:proofErr w:type="spellEnd"/>
+            <w:r>
+              <w:rPr>
+                <w:rFonts w:ascii="Times New Roman" w:hAnsi="Times New Roman" w:cs="Times New Roman"/>
+                <w:sz w:val="28"/>
+                <w:szCs w:val="28"/>
+                <w:lang w:val="en-US"/>
+              </w:rPr>
+              <w:t>(</w:t>
+            </w:r>
+            <w:proofErr w:type="spellStart"/>
+            <w:r>
+              <w:rPr>
+                <w:rFonts w:ascii="Times New Roman" w:hAnsi="Times New Roman" w:cs="Times New Roman"/>
+                <w:sz w:val="28"/>
+                <w:szCs w:val="28"/>
+                <w:lang w:val="en-US"/>
+              </w:rPr>
+              <w:t>FitnessClass</w:t>
+            </w:r>
+            <w:proofErr w:type="spellEnd"/>
+            <w:r>
+              <w:rPr>
+                <w:rFonts w:ascii="Times New Roman" w:hAnsi="Times New Roman" w:cs="Times New Roman"/>
+                <w:sz w:val="28"/>
+                <w:szCs w:val="28"/>
+                <w:lang w:val="en-US"/>
+              </w:rPr>
+              <w:t>("</w:t>
+            </w:r>
+            <w:proofErr w:type="spellStart"/>
+            <w:r>
+              <w:rPr>
+                <w:rFonts w:ascii="Times New Roman" w:hAnsi="Times New Roman" w:cs="Times New Roman"/>
+                <w:sz w:val="28"/>
+                <w:szCs w:val="28"/>
+              </w:rPr>
+              <w:t>Пилатес</w:t>
+            </w:r>
+            <w:proofErr w:type="spellEnd"/>
+            <w:r>
+              <w:rPr>
+                <w:rFonts w:ascii="Times New Roman" w:hAnsi="Times New Roman" w:cs="Times New Roman"/>
+                <w:sz w:val="28"/>
+                <w:szCs w:val="28"/>
+                <w:lang w:val="en-US"/>
+              </w:rPr>
+              <w:t>", "</w:t>
+            </w:r>
+            <w:r>
+              <w:rPr>
+                <w:rFonts w:ascii="Times New Roman" w:hAnsi="Times New Roman" w:cs="Times New Roman"/>
+                <w:sz w:val="28"/>
+                <w:szCs w:val="28"/>
+              </w:rPr>
+              <w:t>Сидорова</w:t>
+            </w:r>
+            <w:r>
+              <w:rPr>
+                <w:rFonts w:ascii="Times New Roman" w:hAnsi="Times New Roman" w:cs="Times New Roman"/>
+                <w:sz w:val="28"/>
+                <w:szCs w:val="28"/>
+                <w:lang w:val="en-US"/>
+              </w:rPr>
+              <w:t xml:space="preserve"> </w:t>
+            </w:r>
+            <w:r>
+              <w:rPr>
+                <w:rFonts w:ascii="Times New Roman" w:hAnsi="Times New Roman" w:cs="Times New Roman"/>
+                <w:sz w:val="28"/>
+                <w:szCs w:val="28"/>
+              </w:rPr>
+              <w:t>М</w:t>
+            </w:r>
+            <w:r>
+              <w:rPr>
+                <w:rFonts w:ascii="Times New Roman" w:hAnsi="Times New Roman" w:cs="Times New Roman"/>
+                <w:sz w:val="28"/>
+                <w:szCs w:val="28"/>
+                <w:lang w:val="en-US"/>
+              </w:rPr>
+              <w:t xml:space="preserve">.", </w:t>
+            </w:r>
+            <w:proofErr w:type="spellStart"/>
+            <w:r>
+              <w:rPr>
+                <w:rFonts w:ascii="Times New Roman" w:hAnsi="Times New Roman" w:cs="Times New Roman"/>
+                <w:sz w:val="28"/>
+                <w:szCs w:val="28"/>
+                <w:lang w:val="en-US"/>
+              </w:rPr>
+              <w:t>self.tomorrow</w:t>
+            </w:r>
+            <w:proofErr w:type="spellEnd"/>
+            <w:r>
+              <w:rPr>
+                <w:rFonts w:ascii="Times New Roman" w:hAnsi="Times New Roman" w:cs="Times New Roman"/>
+                <w:sz w:val="28"/>
+                <w:szCs w:val="28"/>
+                <w:lang w:val="en-US"/>
+              </w:rPr>
+              <w:t>, 1))</w:t>
+            </w:r>
+          </w:p>
+          <w:p>
+            <w:pPr>
+              <w:jc w:val="both"/>
+              <w:rPr>
+                <w:rFonts w:ascii="Times New Roman" w:hAnsi="Times New Roman" w:cs="Times New Roman"/>
+                <w:sz w:val="28"/>
+                <w:szCs w:val="28"/>
+                <w:lang w:val="en-US"/>
+              </w:rPr>
+            </w:pPr>
+            <w:r>
+              <w:rPr>
+                <w:rFonts w:ascii="Times New Roman" w:hAnsi="Times New Roman" w:cs="Times New Roman"/>
+                <w:sz w:val="28"/>
+                <w:szCs w:val="28"/>
+                <w:lang w:val="en-US"/>
+              </w:rPr>
+              <w:t xml:space="preserve">        </w:t>
+            </w:r>
+            <w:proofErr w:type="spellStart"/>
+            <w:proofErr w:type="gramStart"/>
+            <w:r>
+              <w:rPr>
+                <w:rFonts w:ascii="Times New Roman" w:hAnsi="Times New Roman" w:cs="Times New Roman"/>
+                <w:sz w:val="28"/>
+                <w:szCs w:val="28"/>
+                <w:lang w:val="en-US"/>
+              </w:rPr>
+              <w:t>self.schedule.register</w:t>
+            </w:r>
+            <w:proofErr w:type="spellEnd"/>
+            <w:r>
+              <w:rPr>
+                <w:rFonts w:ascii="Times New Roman" w:hAnsi="Times New Roman" w:cs="Times New Roman"/>
+                <w:sz w:val="28"/>
+                <w:szCs w:val="28"/>
+                <w:lang w:val="en-US"/>
+              </w:rPr>
+              <w:t>(</w:t>
+            </w:r>
+            <w:proofErr w:type="gramEnd"/>
+            <w:r>
+              <w:rPr>
+                <w:rFonts w:ascii="Times New Roman" w:hAnsi="Times New Roman" w:cs="Times New Roman"/>
+                <w:sz w:val="28"/>
+                <w:szCs w:val="28"/>
+                <w:lang w:val="en-US"/>
+              </w:rPr>
+              <w:t>"</w:t>
+            </w:r>
+            <w:proofErr w:type="spellStart"/>
+            <w:r>
+              <w:rPr>
+                <w:rFonts w:ascii="Times New Roman" w:hAnsi="Times New Roman" w:cs="Times New Roman"/>
+                <w:sz w:val="28"/>
+                <w:szCs w:val="28"/>
+              </w:rPr>
+              <w:t>Пилатес</w:t>
+            </w:r>
+            <w:proofErr w:type="spellEnd"/>
+            <w:r>
+              <w:rPr>
+                <w:rFonts w:ascii="Times New Roman" w:hAnsi="Times New Roman" w:cs="Times New Roman"/>
+                <w:sz w:val="28"/>
+                <w:szCs w:val="28"/>
+                <w:lang w:val="en-US"/>
+              </w:rPr>
+              <w:t>", "</w:t>
+            </w:r>
+            <w:r>
+              <w:rPr>
+                <w:rFonts w:ascii="Times New Roman" w:hAnsi="Times New Roman" w:cs="Times New Roman"/>
+                <w:sz w:val="28"/>
+                <w:szCs w:val="28"/>
+              </w:rPr>
+              <w:t>Петров</w:t>
+            </w:r>
+            <w:r>
+              <w:rPr>
+                <w:rFonts w:ascii="Times New Roman" w:hAnsi="Times New Roman" w:cs="Times New Roman"/>
+                <w:sz w:val="28"/>
+                <w:szCs w:val="28"/>
+                <w:lang w:val="en-US"/>
+              </w:rPr>
+              <w:t xml:space="preserve"> </w:t>
+            </w:r>
+            <w:r>
+              <w:rPr>
+                <w:rFonts w:ascii="Times New Roman" w:hAnsi="Times New Roman" w:cs="Times New Roman"/>
+                <w:sz w:val="28"/>
+                <w:szCs w:val="28"/>
+              </w:rPr>
+              <w:t>П</w:t>
+            </w:r>
+            <w:r>
+              <w:rPr>
+                <w:rFonts w:ascii="Times New Roman" w:hAnsi="Times New Roman" w:cs="Times New Roman"/>
+                <w:sz w:val="28"/>
+                <w:szCs w:val="28"/>
+                <w:lang w:val="en-US"/>
+              </w:rPr>
+              <w:t>.")</w:t>
+            </w:r>
+          </w:p>
+          <w:p>
+            <w:pPr>
+              <w:jc w:val="both"/>
+              <w:rPr>
+                <w:rFonts w:ascii="Times New Roman" w:hAnsi="Times New Roman" w:cs="Times New Roman"/>
+                <w:sz w:val="28"/>
+                <w:szCs w:val="28"/>
+                <w:lang w:val="en-US"/>
+              </w:rPr>
+            </w:pPr>
+            <w:r>
+              <w:rPr>
+                <w:rFonts w:ascii="Times New Roman" w:hAnsi="Times New Roman" w:cs="Times New Roman"/>
+                <w:sz w:val="28"/>
+                <w:szCs w:val="28"/>
+                <w:lang w:val="en-US"/>
+              </w:rPr>
+              <w:t xml:space="preserve">        with </w:t>
+            </w:r>
+            <w:proofErr w:type="spellStart"/>
+            <w:r>
+              <w:rPr>
+                <w:rFonts w:ascii="Times New Roman" w:hAnsi="Times New Roman" w:cs="Times New Roman"/>
+                <w:sz w:val="28"/>
+                <w:szCs w:val="28"/>
+                <w:lang w:val="en-US"/>
+              </w:rPr>
+              <w:t>self.assertRaises</w:t>
+            </w:r>
+            <w:proofErr w:type="spellEnd"/>
+            <w:r>
+              <w:rPr>
+                <w:rFonts w:ascii="Times New Roman" w:hAnsi="Times New Roman" w:cs="Times New Roman"/>
+                <w:sz w:val="28"/>
+                <w:szCs w:val="28"/>
+                <w:lang w:val="en-US"/>
+              </w:rPr>
+              <w:t>(</w:t>
+            </w:r>
+            <w:proofErr w:type="spellStart"/>
+            <w:r>
+              <w:rPr>
+                <w:rFonts w:ascii="Times New Roman" w:hAnsi="Times New Roman" w:cs="Times New Roman"/>
+                <w:sz w:val="28"/>
+                <w:szCs w:val="28"/>
+                <w:lang w:val="en-US"/>
+              </w:rPr>
+              <w:t>RegistrationError</w:t>
+            </w:r>
+            <w:proofErr w:type="spellEnd"/>
+            <w:r>
+              <w:rPr>
+                <w:rFonts w:ascii="Times New Roman" w:hAnsi="Times New Roman" w:cs="Times New Roman"/>
+                <w:sz w:val="28"/>
+                <w:szCs w:val="28"/>
+                <w:lang w:val="en-US"/>
+              </w:rPr>
+              <w:t>):</w:t>
+            </w:r>
+          </w:p>
+          <w:p>
+            <w:pPr>
+              <w:jc w:val="both"/>
+              <w:rPr>
+                <w:rFonts w:ascii="Times New Roman" w:hAnsi="Times New Roman" w:cs="Times New Roman"/>
+                <w:sz w:val="28"/>
+                <w:szCs w:val="28"/>
+                <w:lang w:val="en-US"/>
+              </w:rPr>
+            </w:pPr>
+            <w:r>
+              <w:rPr>
+                <w:rFonts w:ascii="Times New Roman" w:hAnsi="Times New Roman" w:cs="Times New Roman"/>
+                <w:sz w:val="28"/>
+                <w:szCs w:val="28"/>
+                <w:lang w:val="en-US"/>
+              </w:rPr>
+              <w:t xml:space="preserve">            </w:t>
+            </w:r>
+            <w:proofErr w:type="spellStart"/>
+            <w:proofErr w:type="gramStart"/>
+            <w:r>
+              <w:rPr>
+                <w:rFonts w:ascii="Times New Roman" w:hAnsi="Times New Roman" w:cs="Times New Roman"/>
+                <w:sz w:val="28"/>
+                <w:szCs w:val="28"/>
+                <w:lang w:val="en-US"/>
+              </w:rPr>
+              <w:t>self.schedule.register</w:t>
+            </w:r>
+            <w:proofErr w:type="spellEnd"/>
+            <w:r>
+              <w:rPr>
+                <w:rFonts w:ascii="Times New Roman" w:hAnsi="Times New Roman" w:cs="Times New Roman"/>
+                <w:sz w:val="28"/>
+                <w:szCs w:val="28"/>
+                <w:lang w:val="en-US"/>
+              </w:rPr>
+              <w:t>(</w:t>
+            </w:r>
+            <w:proofErr w:type="gramEnd"/>
+            <w:r>
+              <w:rPr>
+                <w:rFonts w:ascii="Times New Roman" w:hAnsi="Times New Roman" w:cs="Times New Roman"/>
+                <w:sz w:val="28"/>
+                <w:szCs w:val="28"/>
+                <w:lang w:val="en-US"/>
+              </w:rPr>
+              <w:t>"</w:t>
+            </w:r>
+            <w:proofErr w:type="spellStart"/>
+            <w:r>
+              <w:rPr>
+                <w:rFonts w:ascii="Times New Roman" w:hAnsi="Times New Roman" w:cs="Times New Roman"/>
+                <w:sz w:val="28"/>
+                <w:szCs w:val="28"/>
+              </w:rPr>
+              <w:t>Пилатес</w:t>
+            </w:r>
+            <w:proofErr w:type="spellEnd"/>
+            <w:r>
+              <w:rPr>
+                <w:rFonts w:ascii="Times New Roman" w:hAnsi="Times New Roman" w:cs="Times New Roman"/>
+                <w:sz w:val="28"/>
+                <w:szCs w:val="28"/>
+                <w:lang w:val="en-US"/>
+              </w:rPr>
+              <w:t>", "</w:t>
+            </w:r>
+            <w:r>
+              <w:rPr>
+                <w:rFonts w:ascii="Times New Roman" w:hAnsi="Times New Roman" w:cs="Times New Roman"/>
+                <w:sz w:val="28"/>
+                <w:szCs w:val="28"/>
+              </w:rPr>
+              <w:t>Смирнов</w:t>
+            </w:r>
+            <w:r>
+              <w:rPr>
+                <w:rFonts w:ascii="Times New Roman" w:hAnsi="Times New Roman" w:cs="Times New Roman"/>
+                <w:sz w:val="28"/>
+                <w:szCs w:val="28"/>
+                <w:lang w:val="en-US"/>
+              </w:rPr>
+              <w:t xml:space="preserve"> </w:t>
+            </w:r>
+            <w:r>
+              <w:rPr>
+                <w:rFonts w:ascii="Times New Roman" w:hAnsi="Times New Roman" w:cs="Times New Roman"/>
+                <w:sz w:val="28"/>
+                <w:szCs w:val="28"/>
+              </w:rPr>
+              <w:t>С</w:t>
+            </w:r>
+            <w:r>
+              <w:rPr>
+                <w:rFonts w:ascii="Times New Roman" w:hAnsi="Times New Roman" w:cs="Times New Roman"/>
+                <w:sz w:val="28"/>
+                <w:szCs w:val="28"/>
+                <w:lang w:val="en-US"/>
+              </w:rPr>
+              <w:t>.")</w:t>
+            </w:r>
+          </w:p>
+          <w:p>
+            <w:pPr>
+              <w:jc w:val="both"/>
+              <w:rPr>
+                <w:rFonts w:ascii="Times New Roman" w:hAnsi="Times New Roman" w:cs="Times New Roman"/>
+                <w:sz w:val="28"/>
+                <w:szCs w:val="28"/>
+                <w:lang w:val="en-US"/>
+              </w:rPr>
+            </w:pPr>
+          </w:p>
+          <w:p>
+            <w:pPr>
+              <w:jc w:val="both"/>
+              <w:rPr>
+                <w:rFonts w:ascii="Times New Roman" w:hAnsi="Times New Roman" w:cs="Times New Roman"/>
+                <w:sz w:val="28"/>
+                <w:szCs w:val="28"/>
+                <w:lang w:val="en-US"/>
+              </w:rPr>
+            </w:pPr>
+            <w:r>
+              <w:rPr>
+                <w:rFonts w:ascii="Times New Roman" w:hAnsi="Times New Roman" w:cs="Times New Roman"/>
+                <w:sz w:val="28"/>
+                <w:szCs w:val="28"/>
+                <w:lang w:val="en-US"/>
+              </w:rPr>
+              <w:t xml:space="preserve">    </w:t>
+            </w:r>
+            <w:proofErr w:type="spellStart"/>
+            <w:r>
+              <w:rPr>
+                <w:rFonts w:ascii="Times New Roman" w:hAnsi="Times New Roman" w:cs="Times New Roman"/>
+                <w:sz w:val="28"/>
+                <w:szCs w:val="28"/>
+                <w:lang w:val="en-US"/>
+              </w:rPr>
+              <w:t>def</w:t>
+            </w:r>
+            <w:proofErr w:type="spellEnd"/>
+            <w:r>
+              <w:rPr>
+                <w:rFonts w:ascii="Times New Roman" w:hAnsi="Times New Roman" w:cs="Times New Roman"/>
+                <w:sz w:val="28"/>
+                <w:szCs w:val="28"/>
+                <w:lang w:val="en-US"/>
+              </w:rPr>
+              <w:t xml:space="preserve"> </w:t>
+            </w:r>
+            <w:proofErr w:type="spellStart"/>
+            <w:r>
+              <w:rPr>
+                <w:rFonts w:ascii="Times New Roman" w:hAnsi="Times New Roman" w:cs="Times New Roman"/>
+                <w:sz w:val="28"/>
+                <w:szCs w:val="28"/>
+                <w:lang w:val="en-US"/>
+              </w:rPr>
+              <w:t>test_sdd_register_duplicate</w:t>
+            </w:r>
+            <w:proofErr w:type="spellEnd"/>
+            <w:r>
+              <w:rPr>
+                <w:rFonts w:ascii="Times New Roman" w:hAnsi="Times New Roman" w:cs="Times New Roman"/>
+                <w:sz w:val="28"/>
+                <w:szCs w:val="28"/>
+                <w:lang w:val="en-US"/>
+              </w:rPr>
+              <w:t>(self):</w:t>
+            </w:r>
+          </w:p>
+          <w:p>
+            <w:pPr>
+              <w:jc w:val="both"/>
+              <w:rPr>
+                <w:rFonts w:ascii="Times New Roman" w:hAnsi="Times New Roman" w:cs="Times New Roman"/>
+                <w:sz w:val="28"/>
+                <w:szCs w:val="28"/>
+                <w:lang w:val="en-US"/>
+              </w:rPr>
+            </w:pPr>
+            <w:r>
+              <w:rPr>
+                <w:rFonts w:ascii="Times New Roman" w:hAnsi="Times New Roman" w:cs="Times New Roman"/>
+                <w:sz w:val="28"/>
+                <w:szCs w:val="28"/>
+                <w:lang w:val="en-US"/>
+              </w:rPr>
+              <w:t xml:space="preserve">        </w:t>
+            </w:r>
+            <w:proofErr w:type="spellStart"/>
+            <w:r>
+              <w:rPr>
+                <w:rFonts w:ascii="Times New Roman" w:hAnsi="Times New Roman" w:cs="Times New Roman"/>
+                <w:sz w:val="28"/>
+                <w:szCs w:val="28"/>
+                <w:lang w:val="en-US"/>
+              </w:rPr>
+              <w:t>self.schedule.add_class</w:t>
+            </w:r>
+            <w:proofErr w:type="spellEnd"/>
+            <w:r>
+              <w:rPr>
+                <w:rFonts w:ascii="Times New Roman" w:hAnsi="Times New Roman" w:cs="Times New Roman"/>
+                <w:sz w:val="28"/>
+                <w:szCs w:val="28"/>
+                <w:lang w:val="en-US"/>
+              </w:rPr>
+              <w:t>(</w:t>
+            </w:r>
+            <w:proofErr w:type="spellStart"/>
+            <w:r>
+              <w:rPr>
+                <w:rFonts w:ascii="Times New Roman" w:hAnsi="Times New Roman" w:cs="Times New Roman"/>
+                <w:sz w:val="28"/>
+                <w:szCs w:val="28"/>
+                <w:lang w:val="en-US"/>
+              </w:rPr>
+              <w:t>FitnessClass</w:t>
+            </w:r>
+            <w:proofErr w:type="spellEnd"/>
+            <w:r>
+              <w:rPr>
+                <w:rFonts w:ascii="Times New Roman" w:hAnsi="Times New Roman" w:cs="Times New Roman"/>
+                <w:sz w:val="28"/>
+                <w:szCs w:val="28"/>
+                <w:lang w:val="en-US"/>
+              </w:rPr>
+              <w:t>("</w:t>
+            </w:r>
+            <w:r>
+              <w:rPr>
+                <w:rFonts w:ascii="Times New Roman" w:hAnsi="Times New Roman" w:cs="Times New Roman"/>
+                <w:sz w:val="28"/>
+                <w:szCs w:val="28"/>
+              </w:rPr>
+              <w:t>Йога</w:t>
+            </w:r>
+            <w:r>
+              <w:rPr>
+                <w:rFonts w:ascii="Times New Roman" w:hAnsi="Times New Roman" w:cs="Times New Roman"/>
+                <w:sz w:val="28"/>
+                <w:szCs w:val="28"/>
+                <w:lang w:val="en-US"/>
+              </w:rPr>
+              <w:t>", "</w:t>
+            </w:r>
+            <w:r>
+              <w:rPr>
+                <w:rFonts w:ascii="Times New Roman" w:hAnsi="Times New Roman" w:cs="Times New Roman"/>
+                <w:sz w:val="28"/>
+                <w:szCs w:val="28"/>
+              </w:rPr>
+              <w:t>Иванова</w:t>
+            </w:r>
+            <w:r>
+              <w:rPr>
+                <w:rFonts w:ascii="Times New Roman" w:hAnsi="Times New Roman" w:cs="Times New Roman"/>
+                <w:sz w:val="28"/>
+                <w:szCs w:val="28"/>
+                <w:lang w:val="en-US"/>
+              </w:rPr>
+              <w:t xml:space="preserve"> </w:t>
+            </w:r>
+            <w:r>
+              <w:rPr>
+                <w:rFonts w:ascii="Times New Roman" w:hAnsi="Times New Roman" w:cs="Times New Roman"/>
+                <w:sz w:val="28"/>
+                <w:szCs w:val="28"/>
+              </w:rPr>
+              <w:t>А</w:t>
+            </w:r>
+            <w:r>
+              <w:rPr>
+                <w:rFonts w:ascii="Times New Roman" w:hAnsi="Times New Roman" w:cs="Times New Roman"/>
+                <w:sz w:val="28"/>
+                <w:szCs w:val="28"/>
+                <w:lang w:val="en-US"/>
+              </w:rPr>
+              <w:t xml:space="preserve">.", </w:t>
+            </w:r>
+            <w:proofErr w:type="spellStart"/>
+            <w:r>
+              <w:rPr>
+                <w:rFonts w:ascii="Times New Roman" w:hAnsi="Times New Roman" w:cs="Times New Roman"/>
+                <w:sz w:val="28"/>
+                <w:szCs w:val="28"/>
+                <w:lang w:val="en-US"/>
+              </w:rPr>
+              <w:t>self.tomorrow</w:t>
+            </w:r>
+            <w:proofErr w:type="spellEnd"/>
+            <w:r>
+              <w:rPr>
+                <w:rFonts w:ascii="Times New Roman" w:hAnsi="Times New Roman" w:cs="Times New Roman"/>
+                <w:sz w:val="28"/>
+                <w:szCs w:val="28"/>
+                <w:lang w:val="en-US"/>
+              </w:rPr>
+              <w:t>, 10))</w:t>
+            </w:r>
+          </w:p>
+          <w:p>
+            <w:pPr>
+              <w:jc w:val="both"/>
+              <w:rPr>
+                <w:rFonts w:ascii="Times New Roman" w:hAnsi="Times New Roman" w:cs="Times New Roman"/>
+                <w:sz w:val="28"/>
+                <w:szCs w:val="28"/>
+                <w:lang w:val="en-US"/>
+              </w:rPr>
+            </w:pPr>
+            <w:r>
+              <w:rPr>
+                <w:rFonts w:ascii="Times New Roman" w:hAnsi="Times New Roman" w:cs="Times New Roman"/>
+                <w:sz w:val="28"/>
+                <w:szCs w:val="28"/>
+                <w:lang w:val="en-US"/>
+              </w:rPr>
+              <w:t xml:space="preserve">        </w:t>
+            </w:r>
+            <w:proofErr w:type="spellStart"/>
+            <w:proofErr w:type="gramStart"/>
+            <w:r>
+              <w:rPr>
+                <w:rFonts w:ascii="Times New Roman" w:hAnsi="Times New Roman" w:cs="Times New Roman"/>
+                <w:sz w:val="28"/>
+                <w:szCs w:val="28"/>
+                <w:lang w:val="en-US"/>
+              </w:rPr>
+              <w:t>self.schedule.register</w:t>
+            </w:r>
+            <w:proofErr w:type="spellEnd"/>
+            <w:r>
+              <w:rPr>
+                <w:rFonts w:ascii="Times New Roman" w:hAnsi="Times New Roman" w:cs="Times New Roman"/>
+                <w:sz w:val="28"/>
+                <w:szCs w:val="28"/>
+                <w:lang w:val="en-US"/>
+              </w:rPr>
+              <w:t>(</w:t>
+            </w:r>
+            <w:proofErr w:type="gramEnd"/>
+            <w:r>
+              <w:rPr>
+                <w:rFonts w:ascii="Times New Roman" w:hAnsi="Times New Roman" w:cs="Times New Roman"/>
+                <w:sz w:val="28"/>
+                <w:szCs w:val="28"/>
+                <w:lang w:val="en-US"/>
+              </w:rPr>
+              <w:t>"</w:t>
+            </w:r>
+            <w:r>
+              <w:rPr>
+                <w:rFonts w:ascii="Times New Roman" w:hAnsi="Times New Roman" w:cs="Times New Roman"/>
+                <w:sz w:val="28"/>
+                <w:szCs w:val="28"/>
+              </w:rPr>
+              <w:t>Йога</w:t>
+            </w:r>
+            <w:r>
+              <w:rPr>
+                <w:rFonts w:ascii="Times New Roman" w:hAnsi="Times New Roman" w:cs="Times New Roman"/>
+                <w:sz w:val="28"/>
+                <w:szCs w:val="28"/>
+                <w:lang w:val="en-US"/>
+              </w:rPr>
+              <w:t>", "</w:t>
+            </w:r>
+            <w:r>
+              <w:rPr>
+                <w:rFonts w:ascii="Times New Roman" w:hAnsi="Times New Roman" w:cs="Times New Roman"/>
+                <w:sz w:val="28"/>
+                <w:szCs w:val="28"/>
+              </w:rPr>
+              <w:t>Петров</w:t>
+            </w:r>
+            <w:r>
+              <w:rPr>
+                <w:rFonts w:ascii="Times New Roman" w:hAnsi="Times New Roman" w:cs="Times New Roman"/>
+                <w:sz w:val="28"/>
+                <w:szCs w:val="28"/>
+                <w:lang w:val="en-US"/>
+              </w:rPr>
+              <w:t xml:space="preserve"> </w:t>
+            </w:r>
+            <w:r>
+              <w:rPr>
+                <w:rFonts w:ascii="Times New Roman" w:hAnsi="Times New Roman" w:cs="Times New Roman"/>
+                <w:sz w:val="28"/>
+                <w:szCs w:val="28"/>
+              </w:rPr>
+              <w:t>П</w:t>
+            </w:r>
+            <w:r>
+              <w:rPr>
+                <w:rFonts w:ascii="Times New Roman" w:hAnsi="Times New Roman" w:cs="Times New Roman"/>
+                <w:sz w:val="28"/>
+                <w:szCs w:val="28"/>
+                <w:lang w:val="en-US"/>
+              </w:rPr>
+              <w:t>.")</w:t>
+            </w:r>
+          </w:p>
+          <w:p>
+            <w:pPr>
+              <w:jc w:val="both"/>
+              <w:rPr>
+                <w:rFonts w:ascii="Times New Roman" w:hAnsi="Times New Roman" w:cs="Times New Roman"/>
+                <w:sz w:val="28"/>
+                <w:szCs w:val="28"/>
+                <w:lang w:val="en-US"/>
+              </w:rPr>
+            </w:pPr>
+            <w:r>
+              <w:rPr>
+                <w:rFonts w:ascii="Times New Roman" w:hAnsi="Times New Roman" w:cs="Times New Roman"/>
+                <w:sz w:val="28"/>
+                <w:szCs w:val="28"/>
+                <w:lang w:val="en-US"/>
+              </w:rPr>
+              <w:t xml:space="preserve">        with </w:t>
+            </w:r>
+            <w:proofErr w:type="spellStart"/>
+            <w:r>
+              <w:rPr>
+                <w:rFonts w:ascii="Times New Roman" w:hAnsi="Times New Roman" w:cs="Times New Roman"/>
+                <w:sz w:val="28"/>
+                <w:szCs w:val="28"/>
+                <w:lang w:val="en-US"/>
+              </w:rPr>
+              <w:t>self.assertRaises</w:t>
+            </w:r>
+            <w:proofErr w:type="spellEnd"/>
+            <w:r>
+              <w:rPr>
+                <w:rFonts w:ascii="Times New Roman" w:hAnsi="Times New Roman" w:cs="Times New Roman"/>
+                <w:sz w:val="28"/>
+                <w:szCs w:val="28"/>
+                <w:lang w:val="en-US"/>
+              </w:rPr>
+              <w:t>(</w:t>
+            </w:r>
+            <w:proofErr w:type="spellStart"/>
+            <w:r>
+              <w:rPr>
+                <w:rFonts w:ascii="Times New Roman" w:hAnsi="Times New Roman" w:cs="Times New Roman"/>
+                <w:sz w:val="28"/>
+                <w:szCs w:val="28"/>
+                <w:lang w:val="en-US"/>
+              </w:rPr>
+              <w:t>RegistrationError</w:t>
+            </w:r>
+            <w:proofErr w:type="spellEnd"/>
+            <w:r>
+              <w:rPr>
+                <w:rFonts w:ascii="Times New Roman" w:hAnsi="Times New Roman" w:cs="Times New Roman"/>
+                <w:sz w:val="28"/>
+                <w:szCs w:val="28"/>
+                <w:lang w:val="en-US"/>
+              </w:rPr>
+              <w:t>):</w:t>
+            </w:r>
+          </w:p>
+          <w:p>
+            <w:pPr>
+              <w:jc w:val="both"/>
+              <w:rPr>
+                <w:rFonts w:ascii="Times New Roman" w:hAnsi="Times New Roman" w:cs="Times New Roman"/>
+                <w:sz w:val="28"/>
+                <w:szCs w:val="28"/>
+                <w:lang w:val="en-US"/>
+              </w:rPr>
+            </w:pPr>
+            <w:r>
+              <w:rPr>
+                <w:rFonts w:ascii="Times New Roman" w:hAnsi="Times New Roman" w:cs="Times New Roman"/>
+                <w:sz w:val="28"/>
+                <w:szCs w:val="28"/>
+                <w:lang w:val="en-US"/>
+              </w:rPr>
+              <w:t xml:space="preserve">            </w:t>
+            </w:r>
+            <w:proofErr w:type="spellStart"/>
+            <w:proofErr w:type="gramStart"/>
+            <w:r>
+              <w:rPr>
+                <w:rFonts w:ascii="Times New Roman" w:hAnsi="Times New Roman" w:cs="Times New Roman"/>
+                <w:sz w:val="28"/>
+                <w:szCs w:val="28"/>
+                <w:lang w:val="en-US"/>
+              </w:rPr>
+              <w:t>self.schedule.register</w:t>
+            </w:r>
+            <w:proofErr w:type="spellEnd"/>
+            <w:r>
+              <w:rPr>
+                <w:rFonts w:ascii="Times New Roman" w:hAnsi="Times New Roman" w:cs="Times New Roman"/>
+                <w:sz w:val="28"/>
+                <w:szCs w:val="28"/>
+                <w:lang w:val="en-US"/>
+              </w:rPr>
+              <w:t>(</w:t>
+            </w:r>
+            <w:proofErr w:type="gramEnd"/>
+            <w:r>
+              <w:rPr>
+                <w:rFonts w:ascii="Times New Roman" w:hAnsi="Times New Roman" w:cs="Times New Roman"/>
+                <w:sz w:val="28"/>
+                <w:szCs w:val="28"/>
+                <w:lang w:val="en-US"/>
+              </w:rPr>
+              <w:t>"</w:t>
+            </w:r>
+            <w:r>
+              <w:rPr>
+                <w:rFonts w:ascii="Times New Roman" w:hAnsi="Times New Roman" w:cs="Times New Roman"/>
+                <w:sz w:val="28"/>
+                <w:szCs w:val="28"/>
+              </w:rPr>
+              <w:t>Йога</w:t>
+            </w:r>
+            <w:r>
+              <w:rPr>
+                <w:rFonts w:ascii="Times New Roman" w:hAnsi="Times New Roman" w:cs="Times New Roman"/>
+                <w:sz w:val="28"/>
+                <w:szCs w:val="28"/>
+                <w:lang w:val="en-US"/>
+              </w:rPr>
+              <w:t>", "</w:t>
+            </w:r>
+            <w:r>
+              <w:rPr>
+                <w:rFonts w:ascii="Times New Roman" w:hAnsi="Times New Roman" w:cs="Times New Roman"/>
+                <w:sz w:val="28"/>
+                <w:szCs w:val="28"/>
+              </w:rPr>
+              <w:t>Петров</w:t>
+            </w:r>
+            <w:r>
+              <w:rPr>
+                <w:rFonts w:ascii="Times New Roman" w:hAnsi="Times New Roman" w:cs="Times New Roman"/>
+                <w:sz w:val="28"/>
+                <w:szCs w:val="28"/>
+                <w:lang w:val="en-US"/>
+              </w:rPr>
+              <w:t xml:space="preserve"> </w:t>
+            </w:r>
+            <w:r>
+              <w:rPr>
+                <w:rFonts w:ascii="Times New Roman" w:hAnsi="Times New Roman" w:cs="Times New Roman"/>
+                <w:sz w:val="28"/>
+                <w:szCs w:val="28"/>
+              </w:rPr>
+              <w:t>П</w:t>
+            </w:r>
+            <w:r>
+              <w:rPr>
+                <w:rFonts w:ascii="Times New Roman" w:hAnsi="Times New Roman" w:cs="Times New Roman"/>
+                <w:sz w:val="28"/>
+                <w:szCs w:val="28"/>
+                <w:lang w:val="en-US"/>
+              </w:rPr>
+              <w:t>.")</w:t>
+            </w:r>
+          </w:p>
+          <w:p>
+            <w:pPr>
+              <w:jc w:val="both"/>
+              <w:rPr>
+                <w:rFonts w:ascii="Times New Roman" w:hAnsi="Times New Roman" w:cs="Times New Roman"/>
+                <w:sz w:val="28"/>
+                <w:szCs w:val="28"/>
+                <w:lang w:val="en-US"/>
+              </w:rPr>
+            </w:pPr>
+          </w:p>
+          <w:p>
+            <w:pPr>
+              <w:jc w:val="both"/>
+              <w:rPr>
+                <w:rFonts w:ascii="Times New Roman" w:hAnsi="Times New Roman" w:cs="Times New Roman"/>
+                <w:sz w:val="28"/>
+                <w:szCs w:val="28"/>
+                <w:lang w:val="en-US"/>
+              </w:rPr>
+            </w:pPr>
+            <w:r>
+              <w:rPr>
+                <w:rFonts w:ascii="Times New Roman" w:hAnsi="Times New Roman" w:cs="Times New Roman"/>
+                <w:sz w:val="28"/>
+                <w:szCs w:val="28"/>
+                <w:lang w:val="en-US"/>
+              </w:rPr>
+              <w:t xml:space="preserve">    </w:t>
+            </w:r>
+            <w:proofErr w:type="spellStart"/>
+            <w:r>
+              <w:rPr>
+                <w:rFonts w:ascii="Times New Roman" w:hAnsi="Times New Roman" w:cs="Times New Roman"/>
+                <w:sz w:val="28"/>
+                <w:szCs w:val="28"/>
+                <w:lang w:val="en-US"/>
+              </w:rPr>
+              <w:t>def</w:t>
+            </w:r>
+            <w:proofErr w:type="spellEnd"/>
+            <w:r>
+              <w:rPr>
+                <w:rFonts w:ascii="Times New Roman" w:hAnsi="Times New Roman" w:cs="Times New Roman"/>
+                <w:sz w:val="28"/>
+                <w:szCs w:val="28"/>
+                <w:lang w:val="en-US"/>
+              </w:rPr>
+              <w:t xml:space="preserve"> </w:t>
+            </w:r>
+            <w:proofErr w:type="spellStart"/>
+            <w:r>
+              <w:rPr>
+                <w:rFonts w:ascii="Times New Roman" w:hAnsi="Times New Roman" w:cs="Times New Roman"/>
+                <w:sz w:val="28"/>
+                <w:szCs w:val="28"/>
+                <w:lang w:val="en-US"/>
+              </w:rPr>
+              <w:t>test_sdd_register_box</w:t>
+            </w:r>
+            <w:proofErr w:type="spellEnd"/>
+            <w:r>
+              <w:rPr>
+                <w:rFonts w:ascii="Times New Roman" w:hAnsi="Times New Roman" w:cs="Times New Roman"/>
+                <w:sz w:val="28"/>
+                <w:szCs w:val="28"/>
+                <w:lang w:val="en-US"/>
+              </w:rPr>
+              <w:t>(self):</w:t>
+            </w:r>
+          </w:p>
+          <w:p>
+            <w:pPr>
+              <w:jc w:val="both"/>
+              <w:rPr>
+                <w:rFonts w:ascii="Times New Roman" w:hAnsi="Times New Roman" w:cs="Times New Roman"/>
+                <w:sz w:val="28"/>
+                <w:szCs w:val="28"/>
+                <w:lang w:val="en-US"/>
+              </w:rPr>
+            </w:pPr>
+            <w:r>
+              <w:rPr>
+                <w:rFonts w:ascii="Times New Roman" w:hAnsi="Times New Roman" w:cs="Times New Roman"/>
+                <w:sz w:val="28"/>
+                <w:szCs w:val="28"/>
+                <w:lang w:val="en-US"/>
+              </w:rPr>
+              <w:t xml:space="preserve">        </w:t>
+            </w:r>
+            <w:proofErr w:type="spellStart"/>
+            <w:r>
+              <w:rPr>
+                <w:rFonts w:ascii="Times New Roman" w:hAnsi="Times New Roman" w:cs="Times New Roman"/>
+                <w:sz w:val="28"/>
+                <w:szCs w:val="28"/>
+                <w:lang w:val="en-US"/>
+              </w:rPr>
+              <w:t>self.schedule.add_class</w:t>
+            </w:r>
+            <w:proofErr w:type="spellEnd"/>
+            <w:r>
+              <w:rPr>
+                <w:rFonts w:ascii="Times New Roman" w:hAnsi="Times New Roman" w:cs="Times New Roman"/>
+                <w:sz w:val="28"/>
+                <w:szCs w:val="28"/>
+                <w:lang w:val="en-US"/>
+              </w:rPr>
+              <w:t>(</w:t>
+            </w:r>
+            <w:proofErr w:type="spellStart"/>
+            <w:r>
+              <w:rPr>
+                <w:rFonts w:ascii="Times New Roman" w:hAnsi="Times New Roman" w:cs="Times New Roman"/>
+                <w:sz w:val="28"/>
+                <w:szCs w:val="28"/>
+                <w:lang w:val="en-US"/>
+              </w:rPr>
+              <w:t>FitnessClass</w:t>
+            </w:r>
+            <w:proofErr w:type="spellEnd"/>
+            <w:r>
+              <w:rPr>
+                <w:rFonts w:ascii="Times New Roman" w:hAnsi="Times New Roman" w:cs="Times New Roman"/>
+                <w:sz w:val="28"/>
+                <w:szCs w:val="28"/>
+                <w:lang w:val="en-US"/>
+              </w:rPr>
+              <w:t>("</w:t>
+            </w:r>
+            <w:r>
+              <w:rPr>
+                <w:rFonts w:ascii="Times New Roman" w:hAnsi="Times New Roman" w:cs="Times New Roman"/>
+                <w:sz w:val="28"/>
+                <w:szCs w:val="28"/>
+              </w:rPr>
+              <w:t>Бокс</w:t>
+            </w:r>
+            <w:r>
+              <w:rPr>
+                <w:rFonts w:ascii="Times New Roman" w:hAnsi="Times New Roman" w:cs="Times New Roman"/>
+                <w:sz w:val="28"/>
+                <w:szCs w:val="28"/>
+                <w:lang w:val="en-US"/>
+              </w:rPr>
+              <w:t>", "</w:t>
+            </w:r>
+            <w:r>
+              <w:rPr>
+                <w:rFonts w:ascii="Times New Roman" w:hAnsi="Times New Roman" w:cs="Times New Roman"/>
+                <w:sz w:val="28"/>
+                <w:szCs w:val="28"/>
+              </w:rPr>
+              <w:t>Орлов</w:t>
+            </w:r>
+            <w:r>
+              <w:rPr>
+                <w:rFonts w:ascii="Times New Roman" w:hAnsi="Times New Roman" w:cs="Times New Roman"/>
+                <w:sz w:val="28"/>
+                <w:szCs w:val="28"/>
+                <w:lang w:val="en-US"/>
+              </w:rPr>
+              <w:t xml:space="preserve"> </w:t>
+            </w:r>
+            <w:r>
+              <w:rPr>
+                <w:rFonts w:ascii="Times New Roman" w:hAnsi="Times New Roman" w:cs="Times New Roman"/>
+                <w:sz w:val="28"/>
+                <w:szCs w:val="28"/>
+              </w:rPr>
+              <w:t>В</w:t>
+            </w:r>
+            <w:r>
+              <w:rPr>
+                <w:rFonts w:ascii="Times New Roman" w:hAnsi="Times New Roman" w:cs="Times New Roman"/>
+                <w:sz w:val="28"/>
+                <w:szCs w:val="28"/>
+                <w:lang w:val="en-US"/>
+              </w:rPr>
+              <w:t xml:space="preserve">.", </w:t>
+            </w:r>
+            <w:proofErr w:type="spellStart"/>
+            <w:r>
+              <w:rPr>
+                <w:rFonts w:ascii="Times New Roman" w:hAnsi="Times New Roman" w:cs="Times New Roman"/>
+                <w:sz w:val="28"/>
+                <w:szCs w:val="28"/>
+                <w:lang w:val="en-US"/>
+              </w:rPr>
+              <w:t>self.tomorrow</w:t>
+            </w:r>
+            <w:proofErr w:type="spellEnd"/>
+            <w:r>
+              <w:rPr>
+                <w:rFonts w:ascii="Times New Roman" w:hAnsi="Times New Roman" w:cs="Times New Roman"/>
+                <w:sz w:val="28"/>
+                <w:szCs w:val="28"/>
+                <w:lang w:val="en-US"/>
+              </w:rPr>
+              <w:t>, 5))</w:t>
+            </w:r>
+          </w:p>
+          <w:p>
+            <w:pPr>
+              <w:jc w:val="both"/>
+              <w:rPr>
+                <w:rFonts w:ascii="Times New Roman" w:hAnsi="Times New Roman" w:cs="Times New Roman"/>
+                <w:sz w:val="28"/>
+                <w:szCs w:val="28"/>
+                <w:lang w:val="en-US"/>
+              </w:rPr>
+            </w:pPr>
+            <w:r>
+              <w:rPr>
+                <w:rFonts w:ascii="Times New Roman" w:hAnsi="Times New Roman" w:cs="Times New Roman"/>
+                <w:sz w:val="28"/>
+                <w:szCs w:val="28"/>
+                <w:lang w:val="en-US"/>
+              </w:rPr>
+              <w:t xml:space="preserve">        </w:t>
+            </w:r>
+            <w:proofErr w:type="spellStart"/>
+            <w:proofErr w:type="gramStart"/>
+            <w:r>
+              <w:rPr>
+                <w:rFonts w:ascii="Times New Roman" w:hAnsi="Times New Roman" w:cs="Times New Roman"/>
+                <w:sz w:val="28"/>
+                <w:szCs w:val="28"/>
+                <w:lang w:val="en-US"/>
+              </w:rPr>
+              <w:t>self.schedule.register</w:t>
+            </w:r>
+            <w:proofErr w:type="spellEnd"/>
+            <w:r>
+              <w:rPr>
+                <w:rFonts w:ascii="Times New Roman" w:hAnsi="Times New Roman" w:cs="Times New Roman"/>
+                <w:sz w:val="28"/>
+                <w:szCs w:val="28"/>
+                <w:lang w:val="en-US"/>
+              </w:rPr>
+              <w:t>(</w:t>
+            </w:r>
+            <w:proofErr w:type="gramEnd"/>
+            <w:r>
+              <w:rPr>
+                <w:rFonts w:ascii="Times New Roman" w:hAnsi="Times New Roman" w:cs="Times New Roman"/>
+                <w:sz w:val="28"/>
+                <w:szCs w:val="28"/>
+                <w:lang w:val="en-US"/>
+              </w:rPr>
+              <w:t>"</w:t>
+            </w:r>
+            <w:r>
+              <w:rPr>
+                <w:rFonts w:ascii="Times New Roman" w:hAnsi="Times New Roman" w:cs="Times New Roman"/>
+                <w:sz w:val="28"/>
+                <w:szCs w:val="28"/>
+              </w:rPr>
+              <w:t>Бокс</w:t>
+            </w:r>
+            <w:r>
+              <w:rPr>
+                <w:rFonts w:ascii="Times New Roman" w:hAnsi="Times New Roman" w:cs="Times New Roman"/>
+                <w:sz w:val="28"/>
+                <w:szCs w:val="28"/>
+                <w:lang w:val="en-US"/>
+              </w:rPr>
+              <w:t>", "</w:t>
+            </w:r>
+            <w:r>
+              <w:rPr>
+                <w:rFonts w:ascii="Times New Roman" w:hAnsi="Times New Roman" w:cs="Times New Roman"/>
+                <w:sz w:val="28"/>
+                <w:szCs w:val="28"/>
+              </w:rPr>
+              <w:t>Иванов</w:t>
+            </w:r>
+            <w:r>
+              <w:rPr>
+                <w:rFonts w:ascii="Times New Roman" w:hAnsi="Times New Roman" w:cs="Times New Roman"/>
+                <w:sz w:val="28"/>
+                <w:szCs w:val="28"/>
+                <w:lang w:val="en-US"/>
+              </w:rPr>
+              <w:t xml:space="preserve"> </w:t>
+            </w:r>
+            <w:r>
+              <w:rPr>
+                <w:rFonts w:ascii="Times New Roman" w:hAnsi="Times New Roman" w:cs="Times New Roman"/>
+                <w:sz w:val="28"/>
+                <w:szCs w:val="28"/>
+              </w:rPr>
+              <w:t>И</w:t>
+            </w:r>
+            <w:r>
+              <w:rPr>
+                <w:rFonts w:ascii="Times New Roman" w:hAnsi="Times New Roman" w:cs="Times New Roman"/>
+                <w:sz w:val="28"/>
+                <w:szCs w:val="28"/>
+                <w:lang w:val="en-US"/>
+              </w:rPr>
+              <w:t>.")</w:t>
+            </w:r>
+          </w:p>
+          <w:p>
+            <w:pPr>
+              <w:jc w:val="both"/>
+              <w:rPr>
+                <w:rFonts w:ascii="Times New Roman" w:hAnsi="Times New Roman" w:cs="Times New Roman"/>
+                <w:sz w:val="28"/>
+                <w:szCs w:val="28"/>
+                <w:lang w:val="en-US"/>
+              </w:rPr>
+            </w:pPr>
+            <w:r>
+              <w:rPr>
+                <w:rFonts w:ascii="Times New Roman" w:hAnsi="Times New Roman" w:cs="Times New Roman"/>
+                <w:sz w:val="28"/>
+                <w:szCs w:val="28"/>
+                <w:lang w:val="en-US"/>
+              </w:rPr>
+              <w:t xml:space="preserve">        </w:t>
+            </w:r>
+            <w:proofErr w:type="spellStart"/>
+            <w:r>
+              <w:rPr>
+                <w:rFonts w:ascii="Times New Roman" w:hAnsi="Times New Roman" w:cs="Times New Roman"/>
+                <w:sz w:val="28"/>
+                <w:szCs w:val="28"/>
+                <w:lang w:val="en-US"/>
+              </w:rPr>
+              <w:t>self.assertIn</w:t>
+            </w:r>
+            <w:proofErr w:type="spellEnd"/>
+            <w:r>
+              <w:rPr>
+                <w:rFonts w:ascii="Times New Roman" w:hAnsi="Times New Roman" w:cs="Times New Roman"/>
+                <w:sz w:val="28"/>
+                <w:szCs w:val="28"/>
+                <w:lang w:val="en-US"/>
+              </w:rPr>
+              <w:t>("</w:t>
+            </w:r>
+            <w:r>
+              <w:rPr>
+                <w:rFonts w:ascii="Times New Roman" w:hAnsi="Times New Roman" w:cs="Times New Roman"/>
+                <w:sz w:val="28"/>
+                <w:szCs w:val="28"/>
+              </w:rPr>
+              <w:t>Иванов</w:t>
+            </w:r>
+            <w:r>
+              <w:rPr>
+                <w:rFonts w:ascii="Times New Roman" w:hAnsi="Times New Roman" w:cs="Times New Roman"/>
+                <w:sz w:val="28"/>
+                <w:szCs w:val="28"/>
+                <w:lang w:val="en-US"/>
+              </w:rPr>
+              <w:t xml:space="preserve"> </w:t>
+            </w:r>
+            <w:r>
+              <w:rPr>
+                <w:rFonts w:ascii="Times New Roman" w:hAnsi="Times New Roman" w:cs="Times New Roman"/>
+                <w:sz w:val="28"/>
+                <w:szCs w:val="28"/>
+              </w:rPr>
+              <w:t>И</w:t>
+            </w:r>
+            <w:r>
+              <w:rPr>
+                <w:rFonts w:ascii="Times New Roman" w:hAnsi="Times New Roman" w:cs="Times New Roman"/>
+                <w:sz w:val="28"/>
+                <w:szCs w:val="28"/>
+                <w:lang w:val="en-US"/>
+              </w:rPr>
+              <w:t xml:space="preserve">.", </w:t>
+            </w:r>
+            <w:proofErr w:type="spellStart"/>
+            <w:r>
+              <w:rPr>
+                <w:rFonts w:ascii="Times New Roman" w:hAnsi="Times New Roman" w:cs="Times New Roman"/>
+                <w:sz w:val="28"/>
+                <w:szCs w:val="28"/>
+                <w:lang w:val="en-US"/>
+              </w:rPr>
+              <w:t>self.schedule.get_class</w:t>
+            </w:r>
+            <w:proofErr w:type="spellEnd"/>
+            <w:r>
+              <w:rPr>
+                <w:rFonts w:ascii="Times New Roman" w:hAnsi="Times New Roman" w:cs="Times New Roman"/>
+                <w:sz w:val="28"/>
+                <w:szCs w:val="28"/>
+                <w:lang w:val="en-US"/>
+              </w:rPr>
+              <w:t>("</w:t>
+            </w:r>
+            <w:r>
+              <w:rPr>
+                <w:rFonts w:ascii="Times New Roman" w:hAnsi="Times New Roman" w:cs="Times New Roman"/>
+                <w:sz w:val="28"/>
+                <w:szCs w:val="28"/>
+              </w:rPr>
+              <w:t>Бокс</w:t>
+            </w:r>
+            <w:r>
+              <w:rPr>
+                <w:rFonts w:ascii="Times New Roman" w:hAnsi="Times New Roman" w:cs="Times New Roman"/>
+                <w:sz w:val="28"/>
+                <w:szCs w:val="28"/>
+                <w:lang w:val="en-US"/>
+              </w:rPr>
+              <w:t>").participants)</w:t>
+            </w:r>
+          </w:p>
+          <w:p>
+            <w:pPr>
+              <w:jc w:val="both"/>
+              <w:rPr>
+                <w:rFonts w:ascii="Times New Roman" w:hAnsi="Times New Roman" w:cs="Times New Roman"/>
+                <w:sz w:val="28"/>
+                <w:szCs w:val="28"/>
+                <w:lang w:val="en-US"/>
+              </w:rPr>
+            </w:pPr>
+          </w:p>
+          <w:p>
+            <w:pPr>
+              <w:jc w:val="both"/>
+              <w:rPr>
+                <w:rFonts w:ascii="Times New Roman" w:hAnsi="Times New Roman" w:cs="Times New Roman"/>
+                <w:sz w:val="28"/>
+                <w:szCs w:val="28"/>
+                <w:lang w:val="en-US"/>
+              </w:rPr>
+            </w:pPr>
+            <w:r>
+              <w:rPr>
+                <w:rFonts w:ascii="Times New Roman" w:hAnsi="Times New Roman" w:cs="Times New Roman"/>
+                <w:sz w:val="28"/>
+                <w:szCs w:val="28"/>
+                <w:lang w:val="en-US"/>
+              </w:rPr>
+              <w:t xml:space="preserve">    # --- </w:t>
+            </w:r>
+            <w:r>
+              <w:rPr>
+                <w:rFonts w:ascii="Times New Roman" w:hAnsi="Times New Roman" w:cs="Times New Roman"/>
+                <w:sz w:val="28"/>
+                <w:szCs w:val="28"/>
+              </w:rPr>
+              <w:t>Таблица</w:t>
+            </w:r>
+            <w:r>
+              <w:rPr>
+                <w:rFonts w:ascii="Times New Roman" w:hAnsi="Times New Roman" w:cs="Times New Roman"/>
+                <w:sz w:val="28"/>
+                <w:szCs w:val="28"/>
+                <w:lang w:val="en-US"/>
+              </w:rPr>
+              <w:t xml:space="preserve"> 3: </w:t>
+            </w:r>
+            <w:r>
+              <w:rPr>
+                <w:rFonts w:ascii="Times New Roman" w:hAnsi="Times New Roman" w:cs="Times New Roman"/>
+                <w:sz w:val="28"/>
+                <w:szCs w:val="28"/>
+              </w:rPr>
+              <w:t>отмена</w:t>
+            </w:r>
+            <w:r>
+              <w:rPr>
+                <w:rFonts w:ascii="Times New Roman" w:hAnsi="Times New Roman" w:cs="Times New Roman"/>
+                <w:sz w:val="28"/>
+                <w:szCs w:val="28"/>
+                <w:lang w:val="en-US"/>
+              </w:rPr>
+              <w:t xml:space="preserve"> ---</w:t>
+            </w:r>
+          </w:p>
+          <w:p>
+            <w:pPr>
+              <w:jc w:val="both"/>
+              <w:rPr>
+                <w:rFonts w:ascii="Times New Roman" w:hAnsi="Times New Roman" w:cs="Times New Roman"/>
+                <w:sz w:val="28"/>
+                <w:szCs w:val="28"/>
+                <w:lang w:val="en-US"/>
+              </w:rPr>
+            </w:pPr>
+            <w:r>
+              <w:rPr>
+                <w:rFonts w:ascii="Times New Roman" w:hAnsi="Times New Roman" w:cs="Times New Roman"/>
+                <w:sz w:val="28"/>
+                <w:szCs w:val="28"/>
+                <w:lang w:val="en-US"/>
+              </w:rPr>
+              <w:t xml:space="preserve">    </w:t>
+            </w:r>
+            <w:proofErr w:type="spellStart"/>
+            <w:r>
+              <w:rPr>
+                <w:rFonts w:ascii="Times New Roman" w:hAnsi="Times New Roman" w:cs="Times New Roman"/>
+                <w:sz w:val="28"/>
+                <w:szCs w:val="28"/>
+                <w:lang w:val="en-US"/>
+              </w:rPr>
+              <w:t>def</w:t>
+            </w:r>
+            <w:proofErr w:type="spellEnd"/>
+            <w:r>
+              <w:rPr>
+                <w:rFonts w:ascii="Times New Roman" w:hAnsi="Times New Roman" w:cs="Times New Roman"/>
+                <w:sz w:val="28"/>
+                <w:szCs w:val="28"/>
+                <w:lang w:val="en-US"/>
+              </w:rPr>
+              <w:t xml:space="preserve"> </w:t>
+            </w:r>
+            <w:proofErr w:type="spellStart"/>
+            <w:r>
+              <w:rPr>
+                <w:rFonts w:ascii="Times New Roman" w:hAnsi="Times New Roman" w:cs="Times New Roman"/>
+                <w:sz w:val="28"/>
+                <w:szCs w:val="28"/>
+                <w:lang w:val="en-US"/>
+              </w:rPr>
+              <w:t>test_sdd_cancel_existing</w:t>
+            </w:r>
+            <w:proofErr w:type="spellEnd"/>
+            <w:r>
+              <w:rPr>
+                <w:rFonts w:ascii="Times New Roman" w:hAnsi="Times New Roman" w:cs="Times New Roman"/>
+                <w:sz w:val="28"/>
+                <w:szCs w:val="28"/>
+                <w:lang w:val="en-US"/>
+              </w:rPr>
+              <w:t>(self):</w:t>
+            </w:r>
+          </w:p>
+          <w:p>
+            <w:pPr>
+              <w:jc w:val="both"/>
+              <w:rPr>
+                <w:rFonts w:ascii="Times New Roman" w:hAnsi="Times New Roman" w:cs="Times New Roman"/>
+                <w:sz w:val="28"/>
+                <w:szCs w:val="28"/>
+                <w:lang w:val="en-US"/>
+              </w:rPr>
+            </w:pPr>
+            <w:r>
+              <w:rPr>
+                <w:rFonts w:ascii="Times New Roman" w:hAnsi="Times New Roman" w:cs="Times New Roman"/>
+                <w:sz w:val="28"/>
+                <w:szCs w:val="28"/>
+                <w:lang w:val="en-US"/>
+              </w:rPr>
+              <w:t xml:space="preserve">        </w:t>
+            </w:r>
+            <w:proofErr w:type="spellStart"/>
+            <w:r>
+              <w:rPr>
+                <w:rFonts w:ascii="Times New Roman" w:hAnsi="Times New Roman" w:cs="Times New Roman"/>
+                <w:sz w:val="28"/>
+                <w:szCs w:val="28"/>
+                <w:lang w:val="en-US"/>
+              </w:rPr>
+              <w:t>self.schedule.add_class</w:t>
+            </w:r>
+            <w:proofErr w:type="spellEnd"/>
+            <w:r>
+              <w:rPr>
+                <w:rFonts w:ascii="Times New Roman" w:hAnsi="Times New Roman" w:cs="Times New Roman"/>
+                <w:sz w:val="28"/>
+                <w:szCs w:val="28"/>
+                <w:lang w:val="en-US"/>
+              </w:rPr>
+              <w:t>(</w:t>
+            </w:r>
+            <w:proofErr w:type="spellStart"/>
+            <w:r>
+              <w:rPr>
+                <w:rFonts w:ascii="Times New Roman" w:hAnsi="Times New Roman" w:cs="Times New Roman"/>
+                <w:sz w:val="28"/>
+                <w:szCs w:val="28"/>
+                <w:lang w:val="en-US"/>
+              </w:rPr>
+              <w:t>FitnessClass</w:t>
+            </w:r>
+            <w:proofErr w:type="spellEnd"/>
+            <w:r>
+              <w:rPr>
+                <w:rFonts w:ascii="Times New Roman" w:hAnsi="Times New Roman" w:cs="Times New Roman"/>
+                <w:sz w:val="28"/>
+                <w:szCs w:val="28"/>
+                <w:lang w:val="en-US"/>
+              </w:rPr>
+              <w:t>("</w:t>
+            </w:r>
+            <w:r>
+              <w:rPr>
+                <w:rFonts w:ascii="Times New Roman" w:hAnsi="Times New Roman" w:cs="Times New Roman"/>
+                <w:sz w:val="28"/>
+                <w:szCs w:val="28"/>
+              </w:rPr>
+              <w:t>Йога</w:t>
+            </w:r>
+            <w:r>
+              <w:rPr>
+                <w:rFonts w:ascii="Times New Roman" w:hAnsi="Times New Roman" w:cs="Times New Roman"/>
+                <w:sz w:val="28"/>
+                <w:szCs w:val="28"/>
+                <w:lang w:val="en-US"/>
+              </w:rPr>
+              <w:t>", "</w:t>
+            </w:r>
+            <w:r>
+              <w:rPr>
+                <w:rFonts w:ascii="Times New Roman" w:hAnsi="Times New Roman" w:cs="Times New Roman"/>
+                <w:sz w:val="28"/>
+                <w:szCs w:val="28"/>
+              </w:rPr>
+              <w:t>Иванова</w:t>
+            </w:r>
+            <w:r>
+              <w:rPr>
+                <w:rFonts w:ascii="Times New Roman" w:hAnsi="Times New Roman" w:cs="Times New Roman"/>
+                <w:sz w:val="28"/>
+                <w:szCs w:val="28"/>
+                <w:lang w:val="en-US"/>
+              </w:rPr>
+              <w:t xml:space="preserve"> </w:t>
+            </w:r>
+            <w:r>
+              <w:rPr>
+                <w:rFonts w:ascii="Times New Roman" w:hAnsi="Times New Roman" w:cs="Times New Roman"/>
+                <w:sz w:val="28"/>
+                <w:szCs w:val="28"/>
+              </w:rPr>
+              <w:t>А</w:t>
+            </w:r>
+            <w:r>
+              <w:rPr>
+                <w:rFonts w:ascii="Times New Roman" w:hAnsi="Times New Roman" w:cs="Times New Roman"/>
+                <w:sz w:val="28"/>
+                <w:szCs w:val="28"/>
+                <w:lang w:val="en-US"/>
+              </w:rPr>
+              <w:t xml:space="preserve">.", </w:t>
+            </w:r>
+            <w:proofErr w:type="spellStart"/>
+            <w:r>
+              <w:rPr>
+                <w:rFonts w:ascii="Times New Roman" w:hAnsi="Times New Roman" w:cs="Times New Roman"/>
+                <w:sz w:val="28"/>
+                <w:szCs w:val="28"/>
+                <w:lang w:val="en-US"/>
+              </w:rPr>
+              <w:t>self.tomorrow</w:t>
+            </w:r>
+            <w:proofErr w:type="spellEnd"/>
+            <w:r>
+              <w:rPr>
+                <w:rFonts w:ascii="Times New Roman" w:hAnsi="Times New Roman" w:cs="Times New Roman"/>
+                <w:sz w:val="28"/>
+                <w:szCs w:val="28"/>
+                <w:lang w:val="en-US"/>
+              </w:rPr>
+              <w:t>, 10))</w:t>
             </w:r>
           </w:p>
           <w:p>
@@ -16104,7 +19747,64 @@
                 <w:szCs w:val="28"/>
                 <w:lang w:val="en-US"/>
               </w:rPr>
-              <w:t>self.schedule.add_class</w:t>
+              <w:t>self.schedule.cancel_class</w:t>
+            </w:r>
+            <w:proofErr w:type="spellEnd"/>
+            <w:r>
+              <w:rPr>
+                <w:rFonts w:ascii="Times New Roman" w:hAnsi="Times New Roman" w:cs="Times New Roman"/>
+                <w:sz w:val="28"/>
+                <w:szCs w:val="28"/>
+                <w:lang w:val="en-US"/>
+              </w:rPr>
+              <w:t>("</w:t>
+            </w:r>
+            <w:r>
+              <w:rPr>
+                <w:rFonts w:ascii="Times New Roman" w:hAnsi="Times New Roman" w:cs="Times New Roman"/>
+                <w:sz w:val="28"/>
+                <w:szCs w:val="28"/>
+              </w:rPr>
+              <w:t>Йога</w:t>
+            </w:r>
+            <w:r>
+              <w:rPr>
+                <w:rFonts w:ascii="Times New Roman" w:hAnsi="Times New Roman" w:cs="Times New Roman"/>
+                <w:sz w:val="28"/>
+                <w:szCs w:val="28"/>
+                <w:lang w:val="en-US"/>
+              </w:rPr>
+              <w:t>")</w:t>
+            </w:r>
+          </w:p>
+          <w:p>
+            <w:pPr>
+              <w:jc w:val="both"/>
+              <w:rPr>
+                <w:rFonts w:ascii="Times New Roman" w:hAnsi="Times New Roman" w:cs="Times New Roman"/>
+                <w:sz w:val="28"/>
+                <w:szCs w:val="28"/>
+                <w:lang w:val="en-US"/>
+              </w:rPr>
+            </w:pPr>
+            <w:r>
+              <w:rPr>
+                <w:rFonts w:ascii="Times New Roman" w:hAnsi="Times New Roman" w:cs="Times New Roman"/>
+                <w:sz w:val="28"/>
+                <w:szCs w:val="28"/>
+                <w:lang w:val="en-US"/>
+              </w:rPr>
+              <w:t xml:space="preserve">        </w:t>
+            </w:r>
+            <w:proofErr w:type="spellStart"/>
+            <w:r>
+              <w:rPr>
+                <w:rFonts w:ascii="Times New Roman" w:hAnsi="Times New Roman" w:cs="Times New Roman"/>
+                <w:sz w:val="28"/>
+                <w:szCs w:val="28"/>
+                <w:lang w:val="en-US"/>
+              </w:rPr>
+              <w:t>self.assertEqual</w:t>
             </w:r>
             <w:proofErr w:type="spellEnd"/>
             <w:r>
@@ -16124,7 +19824,198 @@
                 <w:szCs w:val="28"/>
                 <w:lang w:val="en-US"/>
               </w:rPr>
-              <w:t>FitnessClass</w:t>
+              <w:t>len</w:t>
+            </w:r>
+            <w:proofErr w:type="spellEnd"/>
+            <w:r>
+              <w:rPr>
+                <w:rFonts w:ascii="Times New Roman" w:hAnsi="Times New Roman" w:cs="Times New Roman"/>
+                <w:sz w:val="28"/>
+                <w:szCs w:val="28"/>
+                <w:lang w:val="en-US"/>
+              </w:rPr>
+              <w:t>(</w:t>
+            </w:r>
+            <w:proofErr w:type="spellStart"/>
+            <w:r>
+              <w:rPr>
+                <w:rFonts w:ascii="Times New Roman" w:hAnsi="Times New Roman" w:cs="Times New Roman"/>
+                <w:sz w:val="28"/>
+                <w:szCs w:val="28"/>
+                <w:lang w:val="en-US"/>
+              </w:rPr>
+              <w:t>self.schedule.classes</w:t>
+            </w:r>
+            <w:proofErr w:type="spellEnd"/>
+            <w:r>
+              <w:rPr>
+                <w:rFonts w:ascii="Times New Roman" w:hAnsi="Times New Roman" w:cs="Times New Roman"/>
+                <w:sz w:val="28"/>
+                <w:szCs w:val="28"/>
+                <w:lang w:val="en-US"/>
+              </w:rPr>
+              <w:t>), 0)</w:t>
+            </w:r>
+          </w:p>
+          <w:p>
+            <w:pPr>
+              <w:jc w:val="both"/>
+              <w:rPr>
+                <w:rFonts w:ascii="Times New Roman" w:hAnsi="Times New Roman" w:cs="Times New Roman"/>
+                <w:sz w:val="28"/>
+                <w:szCs w:val="28"/>
+                <w:lang w:val="en-US"/>
+              </w:rPr>
+            </w:pPr>
+          </w:p>
+          <w:p>
+            <w:pPr>
+              <w:jc w:val="both"/>
+              <w:rPr>
+                <w:rFonts w:ascii="Times New Roman" w:hAnsi="Times New Roman" w:cs="Times New Roman"/>
+                <w:sz w:val="28"/>
+                <w:szCs w:val="28"/>
+                <w:lang w:val="en-US"/>
+              </w:rPr>
+            </w:pPr>
+            <w:r>
+              <w:rPr>
+                <w:rFonts w:ascii="Times New Roman" w:hAnsi="Times New Roman" w:cs="Times New Roman"/>
+                <w:sz w:val="28"/>
+                <w:szCs w:val="28"/>
+                <w:lang w:val="en-US"/>
+              </w:rPr>
+              <w:t xml:space="preserve">    </w:t>
+            </w:r>
+            <w:proofErr w:type="spellStart"/>
+            <w:r>
+              <w:rPr>
+                <w:rFonts w:ascii="Times New Roman" w:hAnsi="Times New Roman" w:cs="Times New Roman"/>
+                <w:sz w:val="28"/>
+                <w:szCs w:val="28"/>
+                <w:lang w:val="en-US"/>
+              </w:rPr>
+              <w:t>def</w:t>
+            </w:r>
+            <w:proofErr w:type="spellEnd"/>
+            <w:r>
+              <w:rPr>
+                <w:rFonts w:ascii="Times New Roman" w:hAnsi="Times New Roman" w:cs="Times New Roman"/>
+                <w:sz w:val="28"/>
+                <w:szCs w:val="28"/>
+                <w:lang w:val="en-US"/>
+              </w:rPr>
+              <w:t xml:space="preserve"> </w:t>
+            </w:r>
+            <w:proofErr w:type="spellStart"/>
+            <w:r>
+              <w:rPr>
+                <w:rFonts w:ascii="Times New Roman" w:hAnsi="Times New Roman" w:cs="Times New Roman"/>
+                <w:sz w:val="28"/>
+                <w:szCs w:val="28"/>
+                <w:lang w:val="en-US"/>
+              </w:rPr>
+              <w:t>test_sdd_cancel_missing</w:t>
+            </w:r>
+            <w:proofErr w:type="spellEnd"/>
+            <w:r>
+              <w:rPr>
+                <w:rFonts w:ascii="Times New Roman" w:hAnsi="Times New Roman" w:cs="Times New Roman"/>
+                <w:sz w:val="28"/>
+                <w:szCs w:val="28"/>
+                <w:lang w:val="en-US"/>
+              </w:rPr>
+              <w:t>(self):</w:t>
+            </w:r>
+          </w:p>
+          <w:p>
+            <w:pPr>
+              <w:jc w:val="both"/>
+              <w:rPr>
+                <w:rFonts w:ascii="Times New Roman" w:hAnsi="Times New Roman" w:cs="Times New Roman"/>
+                <w:sz w:val="28"/>
+                <w:szCs w:val="28"/>
+                <w:lang w:val="en-US"/>
+              </w:rPr>
+            </w:pPr>
+            <w:r>
+              <w:rPr>
+                <w:rFonts w:ascii="Times New Roman" w:hAnsi="Times New Roman" w:cs="Times New Roman"/>
+                <w:sz w:val="28"/>
+                <w:szCs w:val="28"/>
+                <w:lang w:val="en-US"/>
+              </w:rPr>
+              <w:t xml:space="preserve">        with </w:t>
+            </w:r>
+            <w:proofErr w:type="spellStart"/>
+            <w:r>
+              <w:rPr>
+                <w:rFonts w:ascii="Times New Roman" w:hAnsi="Times New Roman" w:cs="Times New Roman"/>
+                <w:sz w:val="28"/>
+                <w:szCs w:val="28"/>
+                <w:lang w:val="en-US"/>
+              </w:rPr>
+              <w:t>self.assertRaises</w:t>
+            </w:r>
+            <w:proofErr w:type="spellEnd"/>
+            <w:r>
+              <w:rPr>
+                <w:rFonts w:ascii="Times New Roman" w:hAnsi="Times New Roman" w:cs="Times New Roman"/>
+                <w:sz w:val="28"/>
+                <w:szCs w:val="28"/>
+                <w:lang w:val="en-US"/>
+              </w:rPr>
+              <w:t>(</w:t>
+            </w:r>
+            <w:proofErr w:type="spellStart"/>
+            <w:r>
+              <w:rPr>
+                <w:rFonts w:ascii="Times New Roman" w:hAnsi="Times New Roman" w:cs="Times New Roman"/>
+                <w:sz w:val="28"/>
+                <w:szCs w:val="28"/>
+                <w:lang w:val="en-US"/>
+              </w:rPr>
+              <w:t>RegistrationError</w:t>
+            </w:r>
+            <w:proofErr w:type="spellEnd"/>
+            <w:r>
+              <w:rPr>
+                <w:rFonts w:ascii="Times New Roman" w:hAnsi="Times New Roman" w:cs="Times New Roman"/>
+                <w:sz w:val="28"/>
+                <w:szCs w:val="28"/>
+                <w:lang w:val="en-US"/>
+              </w:rPr>
+              <w:t>):</w:t>
+            </w:r>
+          </w:p>
+          <w:p>
+            <w:pPr>
+              <w:jc w:val="both"/>
+              <w:rPr>
+                <w:rFonts w:ascii="Times New Roman" w:hAnsi="Times New Roman" w:cs="Times New Roman"/>
+                <w:sz w:val="28"/>
+                <w:szCs w:val="28"/>
+                <w:lang w:val="en-US"/>
+              </w:rPr>
+            </w:pPr>
+            <w:r>
+              <w:rPr>
+                <w:rFonts w:ascii="Times New Roman" w:hAnsi="Times New Roman" w:cs="Times New Roman"/>
+                <w:sz w:val="28"/>
+                <w:szCs w:val="28"/>
+                <w:lang w:val="en-US"/>
+              </w:rPr>
+              <w:t xml:space="preserve">            </w:t>
+            </w:r>
+            <w:proofErr w:type="spellStart"/>
+            <w:r>
+              <w:rPr>
+                <w:rFonts w:ascii="Times New Roman" w:hAnsi="Times New Roman" w:cs="Times New Roman"/>
+                <w:sz w:val="28"/>
+                <w:szCs w:val="28"/>
+                <w:lang w:val="en-US"/>
+              </w:rPr>
+              <w:t>self.schedule.cancel_class</w:t>
             </w:r>
             <w:proofErr w:type="spellEnd"/>
             <w:r>
@@ -16136,228 +20027,67 @@
               </w:rPr>
               <w:t>("</w:t>
             </w:r>
-            <w:r>
-              <w:rPr>
-                <w:rFonts w:ascii="Times New Roman" w:hAnsi="Times New Roman" w:cs="Times New Roman"/>
-                <w:sz w:val="28"/>
-                <w:szCs w:val="28"/>
-              </w:rPr>
-              <w:t>Йога</w:t>
-            </w:r>
-            <w:r>
-              <w:rPr>
-                <w:rFonts w:ascii="Times New Roman" w:hAnsi="Times New Roman" w:cs="Times New Roman"/>
-                <w:sz w:val="28"/>
-                <w:szCs w:val="28"/>
-                <w:lang w:val="en-US"/>
-              </w:rPr>
-              <w:t>", "</w:t>
-            </w:r>
-            <w:r>
-              <w:rPr>
-                <w:rFonts w:ascii="Times New Roman" w:hAnsi="Times New Roman" w:cs="Times New Roman"/>
-                <w:sz w:val="28"/>
-                <w:szCs w:val="28"/>
-              </w:rPr>
-              <w:t>Иванова</w:t>
-            </w:r>
-            <w:r>
-              <w:rPr>
-                <w:rFonts w:ascii="Times New Roman" w:hAnsi="Times New Roman" w:cs="Times New Roman"/>
-                <w:sz w:val="28"/>
-                <w:szCs w:val="28"/>
-                <w:lang w:val="en-US"/>
-              </w:rPr>
-              <w:t xml:space="preserve"> </w:t>
-            </w:r>
-            <w:r>
-              <w:rPr>
-                <w:rFonts w:ascii="Times New Roman" w:hAnsi="Times New Roman" w:cs="Times New Roman"/>
-                <w:sz w:val="28"/>
-                <w:szCs w:val="28"/>
-              </w:rPr>
-              <w:t>А</w:t>
-            </w:r>
-            <w:r>
-              <w:rPr>
-                <w:rFonts w:ascii="Times New Roman" w:hAnsi="Times New Roman" w:cs="Times New Roman"/>
-                <w:sz w:val="28"/>
-                <w:szCs w:val="28"/>
-                <w:lang w:val="en-US"/>
-              </w:rPr>
-              <w:t xml:space="preserve">.", </w:t>
-            </w:r>
-            <w:proofErr w:type="spellStart"/>
-            <w:r>
-              <w:rPr>
-                <w:rFonts w:ascii="Times New Roman" w:hAnsi="Times New Roman" w:cs="Times New Roman"/>
-                <w:sz w:val="28"/>
-                <w:szCs w:val="28"/>
-                <w:lang w:val="en-US"/>
-              </w:rPr>
-              <w:t>self.tomorrow</w:t>
-            </w:r>
-            <w:proofErr w:type="spellEnd"/>
-            <w:r>
-              <w:rPr>
-                <w:rFonts w:ascii="Times New Roman" w:hAnsi="Times New Roman" w:cs="Times New Roman"/>
-                <w:sz w:val="28"/>
-                <w:szCs w:val="28"/>
-                <w:lang w:val="en-US"/>
-              </w:rPr>
-              <w:t>, 10))</w:t>
-            </w:r>
-          </w:p>
-          <w:p>
-            <w:pPr>
-              <w:jc w:val="both"/>
-              <w:rPr>
-                <w:rFonts w:ascii="Times New Roman" w:hAnsi="Times New Roman" w:cs="Times New Roman"/>
-                <w:sz w:val="28"/>
-                <w:szCs w:val="28"/>
-                <w:lang w:val="en-US"/>
-              </w:rPr>
-            </w:pPr>
-            <w:r>
-              <w:rPr>
-                <w:rFonts w:ascii="Times New Roman" w:hAnsi="Times New Roman" w:cs="Times New Roman"/>
-                <w:sz w:val="28"/>
-                <w:szCs w:val="28"/>
-                <w:lang w:val="en-US"/>
-              </w:rPr>
-              <w:t xml:space="preserve">        </w:t>
-            </w:r>
-            <w:proofErr w:type="spellStart"/>
-            <w:r>
-              <w:rPr>
-                <w:rFonts w:ascii="Times New Roman" w:hAnsi="Times New Roman" w:cs="Times New Roman"/>
-                <w:sz w:val="28"/>
-                <w:szCs w:val="28"/>
-                <w:lang w:val="en-US"/>
-              </w:rPr>
-              <w:t>self.assertEqual</w:t>
-            </w:r>
-            <w:proofErr w:type="spellEnd"/>
-            <w:r>
-              <w:rPr>
-                <w:rFonts w:ascii="Times New Roman" w:hAnsi="Times New Roman" w:cs="Times New Roman"/>
-                <w:sz w:val="28"/>
-                <w:szCs w:val="28"/>
-                <w:lang w:val="en-US"/>
-              </w:rPr>
-              <w:t>(</w:t>
-            </w:r>
-            <w:proofErr w:type="spellStart"/>
-            <w:r>
-              <w:rPr>
-                <w:rFonts w:ascii="Times New Roman" w:hAnsi="Times New Roman" w:cs="Times New Roman"/>
-                <w:sz w:val="28"/>
-                <w:szCs w:val="28"/>
-                <w:lang w:val="en-US"/>
-              </w:rPr>
-              <w:t>len</w:t>
-            </w:r>
-            <w:proofErr w:type="spellEnd"/>
-            <w:r>
-              <w:rPr>
-                <w:rFonts w:ascii="Times New Roman" w:hAnsi="Times New Roman" w:cs="Times New Roman"/>
-                <w:sz w:val="28"/>
-                <w:szCs w:val="28"/>
-                <w:lang w:val="en-US"/>
-              </w:rPr>
-              <w:t>(</w:t>
-            </w:r>
-            <w:proofErr w:type="spellStart"/>
-            <w:r>
-              <w:rPr>
-                <w:rFonts w:ascii="Times New Roman" w:hAnsi="Times New Roman" w:cs="Times New Roman"/>
-                <w:sz w:val="28"/>
-                <w:szCs w:val="28"/>
-                <w:lang w:val="en-US"/>
-              </w:rPr>
-              <w:t>self.schedule.classes</w:t>
-            </w:r>
-            <w:proofErr w:type="spellEnd"/>
-            <w:r>
-              <w:rPr>
-                <w:rFonts w:ascii="Times New Roman" w:hAnsi="Times New Roman" w:cs="Times New Roman"/>
-                <w:sz w:val="28"/>
-                <w:szCs w:val="28"/>
-                <w:lang w:val="en-US"/>
-              </w:rPr>
-              <w:t>), 1)</w:t>
-            </w:r>
-          </w:p>
-          <w:p>
-            <w:pPr>
-              <w:jc w:val="both"/>
-              <w:rPr>
-                <w:rFonts w:ascii="Times New Roman" w:hAnsi="Times New Roman" w:cs="Times New Roman"/>
-                <w:sz w:val="28"/>
-                <w:szCs w:val="28"/>
-                <w:lang w:val="en-US"/>
-              </w:rPr>
-            </w:pPr>
-            <w:r>
-              <w:rPr>
-                <w:rFonts w:ascii="Times New Roman" w:hAnsi="Times New Roman" w:cs="Times New Roman"/>
-                <w:sz w:val="28"/>
-                <w:szCs w:val="28"/>
-                <w:lang w:val="en-US"/>
-              </w:rPr>
-              <w:t xml:space="preserve">        </w:t>
-            </w:r>
-            <w:proofErr w:type="spellStart"/>
-            <w:r>
-              <w:rPr>
-                <w:rFonts w:ascii="Times New Roman" w:hAnsi="Times New Roman" w:cs="Times New Roman"/>
-                <w:sz w:val="28"/>
-                <w:szCs w:val="28"/>
-                <w:lang w:val="en-US"/>
-              </w:rPr>
-              <w:t>self.assertEqual</w:t>
-            </w:r>
-            <w:proofErr w:type="spellEnd"/>
-            <w:r>
-              <w:rPr>
-                <w:rFonts w:ascii="Times New Roman" w:hAnsi="Times New Roman" w:cs="Times New Roman"/>
-                <w:sz w:val="28"/>
-                <w:szCs w:val="28"/>
-                <w:lang w:val="en-US"/>
-              </w:rPr>
-              <w:t>(</w:t>
-            </w:r>
-            <w:proofErr w:type="spellStart"/>
-            <w:r>
-              <w:rPr>
-                <w:rFonts w:ascii="Times New Roman" w:hAnsi="Times New Roman" w:cs="Times New Roman"/>
-                <w:sz w:val="28"/>
-                <w:szCs w:val="28"/>
-                <w:lang w:val="en-US"/>
-              </w:rPr>
-              <w:t>self.schedule.classes</w:t>
-            </w:r>
-            <w:proofErr w:type="spellEnd"/>
-            <w:r>
-              <w:rPr>
-                <w:rFonts w:ascii="Times New Roman" w:hAnsi="Times New Roman" w:cs="Times New Roman"/>
-                <w:sz w:val="28"/>
-                <w:szCs w:val="28"/>
-                <w:lang w:val="en-US"/>
-              </w:rPr>
-              <w:t>[0].capacity, 10)</w:t>
-            </w:r>
-          </w:p>
-          <w:p>
-            <w:pPr>
-              <w:jc w:val="both"/>
-              <w:rPr>
-                <w:rFonts w:ascii="Times New Roman" w:hAnsi="Times New Roman" w:cs="Times New Roman"/>
-                <w:sz w:val="28"/>
-                <w:szCs w:val="28"/>
-                <w:lang w:val="en-US"/>
-              </w:rPr>
-            </w:pPr>
+            <w:proofErr w:type="spellStart"/>
+            <w:r>
+              <w:rPr>
+                <w:rFonts w:ascii="Times New Roman" w:hAnsi="Times New Roman" w:cs="Times New Roman"/>
+                <w:sz w:val="28"/>
+                <w:szCs w:val="28"/>
+              </w:rPr>
+              <w:t>Пилатес</w:t>
+            </w:r>
+            <w:proofErr w:type="spellEnd"/>
+            <w:r>
+              <w:rPr>
+                <w:rFonts w:ascii="Times New Roman" w:hAnsi="Times New Roman" w:cs="Times New Roman"/>
+                <w:sz w:val="28"/>
+                <w:szCs w:val="28"/>
+                <w:lang w:val="en-US"/>
+              </w:rPr>
+              <w:t>")</w:t>
+            </w:r>
+          </w:p>
+          <w:p>
+            <w:pPr>
+              <w:jc w:val="both"/>
+              <w:rPr>
+                <w:rFonts w:ascii="Times New Roman" w:hAnsi="Times New Roman" w:cs="Times New Roman"/>
+                <w:sz w:val="28"/>
+                <w:szCs w:val="28"/>
+                <w:lang w:val="en-US"/>
+              </w:rPr>
+            </w:pPr>
+          </w:p>
+          <w:p>
+            <w:pPr>
+              <w:jc w:val="both"/>
+              <w:rPr>
+                <w:rFonts w:ascii="Times New Roman" w:hAnsi="Times New Roman" w:cs="Times New Roman"/>
+                <w:sz w:val="28"/>
+                <w:szCs w:val="28"/>
+                <w:lang w:val="en-US"/>
+              </w:rPr>
+            </w:pPr>
+          </w:p>
+          <w:p>
+            <w:pPr>
+              <w:jc w:val="both"/>
+              <w:rPr>
+                <w:rFonts w:ascii="Times New Roman" w:hAnsi="Times New Roman" w:cs="Times New Roman"/>
+                <w:sz w:val="28"/>
+                <w:szCs w:val="28"/>
+                <w:lang w:val="en-US"/>
+              </w:rPr>
+            </w:pPr>
+            <w:r>
+              <w:rPr>
+                <w:rFonts w:ascii="Times New Roman" w:hAnsi="Times New Roman" w:cs="Times New Roman"/>
+                <w:sz w:val="28"/>
+                <w:szCs w:val="28"/>
+                <w:lang w:val="en-US"/>
+              </w:rPr>
+              <w:t>if __name__ == "__main__":</w:t>
+            </w:r>
           </w:p>
           <w:p>
             <w:pPr>
@@ -16386,3046 +20116,6 @@
                 <w:szCs w:val="28"/>
                 <w:lang w:val="en-US"/>
               </w:rPr>
-              <w:t>def</w:t>
-            </w:r>
-            <w:proofErr w:type="spellEnd"/>
-            <w:r>
-              <w:rPr>
-                <w:rFonts w:ascii="Times New Roman" w:hAnsi="Times New Roman" w:cs="Times New Roman"/>
-                <w:sz w:val="28"/>
-                <w:szCs w:val="28"/>
-                <w:lang w:val="en-US"/>
-              </w:rPr>
-              <w:t xml:space="preserve"> </w:t>
-            </w:r>
-            <w:proofErr w:type="spellStart"/>
-            <w:r>
-              <w:rPr>
-                <w:rFonts w:ascii="Times New Roman" w:hAnsi="Times New Roman" w:cs="Times New Roman"/>
-                <w:sz w:val="28"/>
-                <w:szCs w:val="28"/>
-                <w:lang w:val="en-US"/>
-              </w:rPr>
-              <w:t>test_sdd_create_pilates</w:t>
-            </w:r>
-            <w:proofErr w:type="spellEnd"/>
-            <w:r>
-              <w:rPr>
-                <w:rFonts w:ascii="Times New Roman" w:hAnsi="Times New Roman" w:cs="Times New Roman"/>
-                <w:sz w:val="28"/>
-                <w:szCs w:val="28"/>
-                <w:lang w:val="en-US"/>
-              </w:rPr>
-              <w:t>(self):</w:t>
-            </w:r>
-          </w:p>
-          <w:p>
-            <w:pPr>
-              <w:jc w:val="both"/>
-              <w:rPr>
-                <w:rFonts w:ascii="Times New Roman" w:hAnsi="Times New Roman" w:cs="Times New Roman"/>
-                <w:sz w:val="28"/>
-                <w:szCs w:val="28"/>
-                <w:lang w:val="en-US"/>
-              </w:rPr>
-            </w:pPr>
-            <w:r>
-              <w:rPr>
-                <w:rFonts w:ascii="Times New Roman" w:hAnsi="Times New Roman" w:cs="Times New Roman"/>
-                <w:sz w:val="28"/>
-                <w:szCs w:val="28"/>
-                <w:lang w:val="en-US"/>
-              </w:rPr>
-              <w:t xml:space="preserve">        </w:t>
-            </w:r>
-            <w:proofErr w:type="spellStart"/>
-            <w:r>
-              <w:rPr>
-                <w:rFonts w:ascii="Times New Roman" w:hAnsi="Times New Roman" w:cs="Times New Roman"/>
-                <w:sz w:val="28"/>
-                <w:szCs w:val="28"/>
-                <w:lang w:val="en-US"/>
-              </w:rPr>
-              <w:t>self.schedule.add_class</w:t>
-            </w:r>
-            <w:proofErr w:type="spellEnd"/>
-            <w:r>
-              <w:rPr>
-                <w:rFonts w:ascii="Times New Roman" w:hAnsi="Times New Roman" w:cs="Times New Roman"/>
-                <w:sz w:val="28"/>
-                <w:szCs w:val="28"/>
-                <w:lang w:val="en-US"/>
-              </w:rPr>
-              <w:t>(</w:t>
-            </w:r>
-            <w:proofErr w:type="spellStart"/>
-            <w:r>
-              <w:rPr>
-                <w:rFonts w:ascii="Times New Roman" w:hAnsi="Times New Roman" w:cs="Times New Roman"/>
-                <w:sz w:val="28"/>
-                <w:szCs w:val="28"/>
-                <w:lang w:val="en-US"/>
-              </w:rPr>
-              <w:t>FitnessClass</w:t>
-            </w:r>
-            <w:proofErr w:type="spellEnd"/>
-            <w:r>
-              <w:rPr>
-                <w:rFonts w:ascii="Times New Roman" w:hAnsi="Times New Roman" w:cs="Times New Roman"/>
-                <w:sz w:val="28"/>
-                <w:szCs w:val="28"/>
-                <w:lang w:val="en-US"/>
-              </w:rPr>
-              <w:t>("</w:t>
-            </w:r>
-            <w:proofErr w:type="spellStart"/>
-            <w:r>
-              <w:rPr>
-                <w:rFonts w:ascii="Times New Roman" w:hAnsi="Times New Roman" w:cs="Times New Roman"/>
-                <w:sz w:val="28"/>
-                <w:szCs w:val="28"/>
-              </w:rPr>
-              <w:t>Пилатес</w:t>
-            </w:r>
-            <w:proofErr w:type="spellEnd"/>
-            <w:r>
-              <w:rPr>
-                <w:rFonts w:ascii="Times New Roman" w:hAnsi="Times New Roman" w:cs="Times New Roman"/>
-                <w:sz w:val="28"/>
-                <w:szCs w:val="28"/>
-                <w:lang w:val="en-US"/>
-              </w:rPr>
-              <w:t>", "</w:t>
-            </w:r>
-            <w:r>
-              <w:rPr>
-                <w:rFonts w:ascii="Times New Roman" w:hAnsi="Times New Roman" w:cs="Times New Roman"/>
-                <w:sz w:val="28"/>
-                <w:szCs w:val="28"/>
-              </w:rPr>
-              <w:t>Сидорова</w:t>
-            </w:r>
-            <w:r>
-              <w:rPr>
-                <w:rFonts w:ascii="Times New Roman" w:hAnsi="Times New Roman" w:cs="Times New Roman"/>
-                <w:sz w:val="28"/>
-                <w:szCs w:val="28"/>
-                <w:lang w:val="en-US"/>
-              </w:rPr>
-              <w:t xml:space="preserve"> </w:t>
-            </w:r>
-            <w:r>
-              <w:rPr>
-                <w:rFonts w:ascii="Times New Roman" w:hAnsi="Times New Roman" w:cs="Times New Roman"/>
-                <w:sz w:val="28"/>
-                <w:szCs w:val="28"/>
-              </w:rPr>
-              <w:t>М</w:t>
-            </w:r>
-            <w:r>
-              <w:rPr>
-                <w:rFonts w:ascii="Times New Roman" w:hAnsi="Times New Roman" w:cs="Times New Roman"/>
-                <w:sz w:val="28"/>
-                <w:szCs w:val="28"/>
-                <w:lang w:val="en-US"/>
-              </w:rPr>
-              <w:t xml:space="preserve">.", </w:t>
-            </w:r>
-            <w:proofErr w:type="spellStart"/>
-            <w:r>
-              <w:rPr>
-                <w:rFonts w:ascii="Times New Roman" w:hAnsi="Times New Roman" w:cs="Times New Roman"/>
-                <w:sz w:val="28"/>
-                <w:szCs w:val="28"/>
-                <w:lang w:val="en-US"/>
-              </w:rPr>
-              <w:t>self.tomorrow</w:t>
-            </w:r>
-            <w:proofErr w:type="spellEnd"/>
-            <w:r>
-              <w:rPr>
-                <w:rFonts w:ascii="Times New Roman" w:hAnsi="Times New Roman" w:cs="Times New Roman"/>
-                <w:sz w:val="28"/>
-                <w:szCs w:val="28"/>
-                <w:lang w:val="en-US"/>
-              </w:rPr>
-              <w:t>, 5))</w:t>
-            </w:r>
-          </w:p>
-          <w:p>
-            <w:pPr>
-              <w:jc w:val="both"/>
-              <w:rPr>
-                <w:rFonts w:ascii="Times New Roman" w:hAnsi="Times New Roman" w:cs="Times New Roman"/>
-                <w:sz w:val="28"/>
-                <w:szCs w:val="28"/>
-                <w:lang w:val="en-US"/>
-              </w:rPr>
-            </w:pPr>
-            <w:r>
-              <w:rPr>
-                <w:rFonts w:ascii="Times New Roman" w:hAnsi="Times New Roman" w:cs="Times New Roman"/>
-                <w:sz w:val="28"/>
-                <w:szCs w:val="28"/>
-                <w:lang w:val="en-US"/>
-              </w:rPr>
-              <w:t xml:space="preserve">        </w:t>
-            </w:r>
-            <w:proofErr w:type="spellStart"/>
-            <w:r>
-              <w:rPr>
-                <w:rFonts w:ascii="Times New Roman" w:hAnsi="Times New Roman" w:cs="Times New Roman"/>
-                <w:sz w:val="28"/>
-                <w:szCs w:val="28"/>
-                <w:lang w:val="en-US"/>
-              </w:rPr>
-              <w:t>self.assertEqual</w:t>
-            </w:r>
-            <w:proofErr w:type="spellEnd"/>
-            <w:r>
-              <w:rPr>
-                <w:rFonts w:ascii="Times New Roman" w:hAnsi="Times New Roman" w:cs="Times New Roman"/>
-                <w:sz w:val="28"/>
-                <w:szCs w:val="28"/>
-                <w:lang w:val="en-US"/>
-              </w:rPr>
-              <w:t>(</w:t>
-            </w:r>
-            <w:proofErr w:type="spellStart"/>
-            <w:r>
-              <w:rPr>
-                <w:rFonts w:ascii="Times New Roman" w:hAnsi="Times New Roman" w:cs="Times New Roman"/>
-                <w:sz w:val="28"/>
-                <w:szCs w:val="28"/>
-                <w:lang w:val="en-US"/>
-              </w:rPr>
-              <w:t>self.schedule.get_class</w:t>
-            </w:r>
-            <w:proofErr w:type="spellEnd"/>
-            <w:r>
-              <w:rPr>
-                <w:rFonts w:ascii="Times New Roman" w:hAnsi="Times New Roman" w:cs="Times New Roman"/>
-                <w:sz w:val="28"/>
-                <w:szCs w:val="28"/>
-                <w:lang w:val="en-US"/>
-              </w:rPr>
-              <w:t>("</w:t>
-            </w:r>
-            <w:proofErr w:type="spellStart"/>
-            <w:r>
-              <w:rPr>
-                <w:rFonts w:ascii="Times New Roman" w:hAnsi="Times New Roman" w:cs="Times New Roman"/>
-                <w:sz w:val="28"/>
-                <w:szCs w:val="28"/>
-              </w:rPr>
-              <w:t>Пилатес</w:t>
-            </w:r>
-            <w:proofErr w:type="spellEnd"/>
-            <w:r>
-              <w:rPr>
-                <w:rFonts w:ascii="Times New Roman" w:hAnsi="Times New Roman" w:cs="Times New Roman"/>
-                <w:sz w:val="28"/>
-                <w:szCs w:val="28"/>
-                <w:lang w:val="en-US"/>
-              </w:rPr>
-              <w:t>").capacity, 5)</w:t>
-            </w:r>
-          </w:p>
-          <w:p>
-            <w:pPr>
-              <w:jc w:val="both"/>
-              <w:rPr>
-                <w:rFonts w:ascii="Times New Roman" w:hAnsi="Times New Roman" w:cs="Times New Roman"/>
-                <w:sz w:val="28"/>
-                <w:szCs w:val="28"/>
-                <w:lang w:val="en-US"/>
-              </w:rPr>
-            </w:pPr>
-          </w:p>
-          <w:p>
-            <w:pPr>
-              <w:jc w:val="both"/>
-              <w:rPr>
-                <w:rFonts w:ascii="Times New Roman" w:hAnsi="Times New Roman" w:cs="Times New Roman"/>
-                <w:sz w:val="28"/>
-                <w:szCs w:val="28"/>
-                <w:lang w:val="en-US"/>
-              </w:rPr>
-            </w:pPr>
-            <w:r>
-              <w:rPr>
-                <w:rFonts w:ascii="Times New Roman" w:hAnsi="Times New Roman" w:cs="Times New Roman"/>
-                <w:sz w:val="28"/>
-                <w:szCs w:val="28"/>
-                <w:lang w:val="en-US"/>
-              </w:rPr>
-              <w:t xml:space="preserve">    </w:t>
-            </w:r>
-            <w:proofErr w:type="spellStart"/>
-            <w:r>
-              <w:rPr>
-                <w:rFonts w:ascii="Times New Roman" w:hAnsi="Times New Roman" w:cs="Times New Roman"/>
-                <w:sz w:val="28"/>
-                <w:szCs w:val="28"/>
-                <w:lang w:val="en-US"/>
-              </w:rPr>
-              <w:t>def</w:t>
-            </w:r>
-            <w:proofErr w:type="spellEnd"/>
-            <w:r>
-              <w:rPr>
-                <w:rFonts w:ascii="Times New Roman" w:hAnsi="Times New Roman" w:cs="Times New Roman"/>
-                <w:sz w:val="28"/>
-                <w:szCs w:val="28"/>
-                <w:lang w:val="en-US"/>
-              </w:rPr>
-              <w:t xml:space="preserve"> </w:t>
-            </w:r>
-            <w:proofErr w:type="spellStart"/>
-            <w:r>
-              <w:rPr>
-                <w:rFonts w:ascii="Times New Roman" w:hAnsi="Times New Roman" w:cs="Times New Roman"/>
-                <w:sz w:val="28"/>
-                <w:szCs w:val="28"/>
-                <w:lang w:val="en-US"/>
-              </w:rPr>
-              <w:t>test_sdd_create_box_zero_capacity</w:t>
-            </w:r>
-            <w:proofErr w:type="spellEnd"/>
-            <w:r>
-              <w:rPr>
-                <w:rFonts w:ascii="Times New Roman" w:hAnsi="Times New Roman" w:cs="Times New Roman"/>
-                <w:sz w:val="28"/>
-                <w:szCs w:val="28"/>
-                <w:lang w:val="en-US"/>
-              </w:rPr>
-              <w:t>(self):</w:t>
-            </w:r>
-          </w:p>
-          <w:p>
-            <w:pPr>
-              <w:jc w:val="both"/>
-              <w:rPr>
-                <w:rFonts w:ascii="Times New Roman" w:hAnsi="Times New Roman" w:cs="Times New Roman"/>
-                <w:sz w:val="28"/>
-                <w:szCs w:val="28"/>
-                <w:lang w:val="en-US"/>
-              </w:rPr>
-            </w:pPr>
-            <w:r>
-              <w:rPr>
-                <w:rFonts w:ascii="Times New Roman" w:hAnsi="Times New Roman" w:cs="Times New Roman"/>
-                <w:sz w:val="28"/>
-                <w:szCs w:val="28"/>
-                <w:lang w:val="en-US"/>
-              </w:rPr>
-              <w:t xml:space="preserve">        </w:t>
-            </w:r>
-            <w:proofErr w:type="spellStart"/>
-            <w:r>
-              <w:rPr>
-                <w:rFonts w:ascii="Times New Roman" w:hAnsi="Times New Roman" w:cs="Times New Roman"/>
-                <w:sz w:val="28"/>
-                <w:szCs w:val="28"/>
-                <w:lang w:val="en-US"/>
-              </w:rPr>
-              <w:t>self.schedule.add_class</w:t>
-            </w:r>
-            <w:proofErr w:type="spellEnd"/>
-            <w:r>
-              <w:rPr>
-                <w:rFonts w:ascii="Times New Roman" w:hAnsi="Times New Roman" w:cs="Times New Roman"/>
-                <w:sz w:val="28"/>
-                <w:szCs w:val="28"/>
-                <w:lang w:val="en-US"/>
-              </w:rPr>
-              <w:t>(</w:t>
-            </w:r>
-            <w:proofErr w:type="spellStart"/>
-            <w:r>
-              <w:rPr>
-                <w:rFonts w:ascii="Times New Roman" w:hAnsi="Times New Roman" w:cs="Times New Roman"/>
-                <w:sz w:val="28"/>
-                <w:szCs w:val="28"/>
-                <w:lang w:val="en-US"/>
-              </w:rPr>
-              <w:t>FitnessClass</w:t>
-            </w:r>
-            <w:proofErr w:type="spellEnd"/>
-            <w:r>
-              <w:rPr>
-                <w:rFonts w:ascii="Times New Roman" w:hAnsi="Times New Roman" w:cs="Times New Roman"/>
-                <w:sz w:val="28"/>
-                <w:szCs w:val="28"/>
-                <w:lang w:val="en-US"/>
-              </w:rPr>
-              <w:t>("</w:t>
-            </w:r>
-            <w:r>
-              <w:rPr>
-                <w:rFonts w:ascii="Times New Roman" w:hAnsi="Times New Roman" w:cs="Times New Roman"/>
-                <w:sz w:val="28"/>
-                <w:szCs w:val="28"/>
-              </w:rPr>
-              <w:t>Бокс</w:t>
-            </w:r>
-            <w:r>
-              <w:rPr>
-                <w:rFonts w:ascii="Times New Roman" w:hAnsi="Times New Roman" w:cs="Times New Roman"/>
-                <w:sz w:val="28"/>
-                <w:szCs w:val="28"/>
-                <w:lang w:val="en-US"/>
-              </w:rPr>
-              <w:t>", "</w:t>
-            </w:r>
-            <w:r>
-              <w:rPr>
-                <w:rFonts w:ascii="Times New Roman" w:hAnsi="Times New Roman" w:cs="Times New Roman"/>
-                <w:sz w:val="28"/>
-                <w:szCs w:val="28"/>
-              </w:rPr>
-              <w:t>Орлов</w:t>
-            </w:r>
-            <w:r>
-              <w:rPr>
-                <w:rFonts w:ascii="Times New Roman" w:hAnsi="Times New Roman" w:cs="Times New Roman"/>
-                <w:sz w:val="28"/>
-                <w:szCs w:val="28"/>
-                <w:lang w:val="en-US"/>
-              </w:rPr>
-              <w:t xml:space="preserve"> </w:t>
-            </w:r>
-            <w:r>
-              <w:rPr>
-                <w:rFonts w:ascii="Times New Roman" w:hAnsi="Times New Roman" w:cs="Times New Roman"/>
-                <w:sz w:val="28"/>
-                <w:szCs w:val="28"/>
-              </w:rPr>
-              <w:t>В</w:t>
-            </w:r>
-            <w:r>
-              <w:rPr>
-                <w:rFonts w:ascii="Times New Roman" w:hAnsi="Times New Roman" w:cs="Times New Roman"/>
-                <w:sz w:val="28"/>
-                <w:szCs w:val="28"/>
-                <w:lang w:val="en-US"/>
-              </w:rPr>
-              <w:t xml:space="preserve">.", </w:t>
-            </w:r>
-            <w:proofErr w:type="spellStart"/>
-            <w:r>
-              <w:rPr>
-                <w:rFonts w:ascii="Times New Roman" w:hAnsi="Times New Roman" w:cs="Times New Roman"/>
-                <w:sz w:val="28"/>
-                <w:szCs w:val="28"/>
-                <w:lang w:val="en-US"/>
-              </w:rPr>
-              <w:t>self.tomorrow</w:t>
-            </w:r>
-            <w:proofErr w:type="spellEnd"/>
-            <w:r>
-              <w:rPr>
-                <w:rFonts w:ascii="Times New Roman" w:hAnsi="Times New Roman" w:cs="Times New Roman"/>
-                <w:sz w:val="28"/>
-                <w:szCs w:val="28"/>
-                <w:lang w:val="en-US"/>
-              </w:rPr>
-              <w:t>, 0))</w:t>
-            </w:r>
-          </w:p>
-          <w:p>
-            <w:pPr>
-              <w:jc w:val="both"/>
-              <w:rPr>
-                <w:rFonts w:ascii="Times New Roman" w:hAnsi="Times New Roman" w:cs="Times New Roman"/>
-                <w:sz w:val="28"/>
-                <w:szCs w:val="28"/>
-                <w:lang w:val="en-US"/>
-              </w:rPr>
-            </w:pPr>
-            <w:r>
-              <w:rPr>
-                <w:rFonts w:ascii="Times New Roman" w:hAnsi="Times New Roman" w:cs="Times New Roman"/>
-                <w:sz w:val="28"/>
-                <w:szCs w:val="28"/>
-                <w:lang w:val="en-US"/>
-              </w:rPr>
-              <w:t xml:space="preserve">        </w:t>
-            </w:r>
-            <w:proofErr w:type="spellStart"/>
-            <w:r>
-              <w:rPr>
-                <w:rFonts w:ascii="Times New Roman" w:hAnsi="Times New Roman" w:cs="Times New Roman"/>
-                <w:sz w:val="28"/>
-                <w:szCs w:val="28"/>
-                <w:lang w:val="en-US"/>
-              </w:rPr>
-              <w:t>self.assertEqual</w:t>
-            </w:r>
-            <w:proofErr w:type="spellEnd"/>
-            <w:r>
-              <w:rPr>
-                <w:rFonts w:ascii="Times New Roman" w:hAnsi="Times New Roman" w:cs="Times New Roman"/>
-                <w:sz w:val="28"/>
-                <w:szCs w:val="28"/>
-                <w:lang w:val="en-US"/>
-              </w:rPr>
-              <w:t>(</w:t>
-            </w:r>
-            <w:proofErr w:type="spellStart"/>
-            <w:r>
-              <w:rPr>
-                <w:rFonts w:ascii="Times New Roman" w:hAnsi="Times New Roman" w:cs="Times New Roman"/>
-                <w:sz w:val="28"/>
-                <w:szCs w:val="28"/>
-                <w:lang w:val="en-US"/>
-              </w:rPr>
-              <w:t>self.schedule.get_class</w:t>
-            </w:r>
-            <w:proofErr w:type="spellEnd"/>
-            <w:r>
-              <w:rPr>
-                <w:rFonts w:ascii="Times New Roman" w:hAnsi="Times New Roman" w:cs="Times New Roman"/>
-                <w:sz w:val="28"/>
-                <w:szCs w:val="28"/>
-                <w:lang w:val="en-US"/>
-              </w:rPr>
-              <w:t>("</w:t>
-            </w:r>
-            <w:r>
-              <w:rPr>
-                <w:rFonts w:ascii="Times New Roman" w:hAnsi="Times New Roman" w:cs="Times New Roman"/>
-                <w:sz w:val="28"/>
-                <w:szCs w:val="28"/>
-              </w:rPr>
-              <w:t>Бокс</w:t>
-            </w:r>
-            <w:r>
-              <w:rPr>
-                <w:rFonts w:ascii="Times New Roman" w:hAnsi="Times New Roman" w:cs="Times New Roman"/>
-                <w:sz w:val="28"/>
-                <w:szCs w:val="28"/>
-                <w:lang w:val="en-US"/>
-              </w:rPr>
-              <w:t>").capacity, 0)</w:t>
-            </w:r>
-          </w:p>
-          <w:p>
-            <w:pPr>
-              <w:jc w:val="both"/>
-              <w:rPr>
-                <w:rFonts w:ascii="Times New Roman" w:hAnsi="Times New Roman" w:cs="Times New Roman"/>
-                <w:sz w:val="28"/>
-                <w:szCs w:val="28"/>
-                <w:lang w:val="en-US"/>
-              </w:rPr>
-            </w:pPr>
-          </w:p>
-          <w:p>
-            <w:pPr>
-              <w:jc w:val="both"/>
-              <w:rPr>
-                <w:rFonts w:ascii="Times New Roman" w:hAnsi="Times New Roman" w:cs="Times New Roman"/>
-                <w:sz w:val="28"/>
-                <w:szCs w:val="28"/>
-                <w:lang w:val="en-US"/>
-              </w:rPr>
-            </w:pPr>
-            <w:r>
-              <w:rPr>
-                <w:rFonts w:ascii="Times New Roman" w:hAnsi="Times New Roman" w:cs="Times New Roman"/>
-                <w:sz w:val="28"/>
-                <w:szCs w:val="28"/>
-                <w:lang w:val="en-US"/>
-              </w:rPr>
-              <w:t xml:space="preserve">    # --- </w:t>
-            </w:r>
-            <w:r>
-              <w:rPr>
-                <w:rFonts w:ascii="Times New Roman" w:hAnsi="Times New Roman" w:cs="Times New Roman"/>
-                <w:sz w:val="28"/>
-                <w:szCs w:val="28"/>
-              </w:rPr>
-              <w:t>Таблица</w:t>
-            </w:r>
-            <w:r>
-              <w:rPr>
-                <w:rFonts w:ascii="Times New Roman" w:hAnsi="Times New Roman" w:cs="Times New Roman"/>
-                <w:sz w:val="28"/>
-                <w:szCs w:val="28"/>
-                <w:lang w:val="en-US"/>
-              </w:rPr>
-              <w:t xml:space="preserve"> 2: </w:t>
-            </w:r>
-            <w:r>
-              <w:rPr>
-                <w:rFonts w:ascii="Times New Roman" w:hAnsi="Times New Roman" w:cs="Times New Roman"/>
-                <w:sz w:val="28"/>
-                <w:szCs w:val="28"/>
-              </w:rPr>
-              <w:t>регистрация</w:t>
-            </w:r>
-            <w:r>
-              <w:rPr>
-                <w:rFonts w:ascii="Times New Roman" w:hAnsi="Times New Roman" w:cs="Times New Roman"/>
-                <w:sz w:val="28"/>
-                <w:szCs w:val="28"/>
-                <w:lang w:val="en-US"/>
-              </w:rPr>
-              <w:t xml:space="preserve"> ---</w:t>
-            </w:r>
-          </w:p>
-          <w:p>
-            <w:pPr>
-              <w:jc w:val="both"/>
-              <w:rPr>
-                <w:rFonts w:ascii="Times New Roman" w:hAnsi="Times New Roman" w:cs="Times New Roman"/>
-                <w:sz w:val="28"/>
-                <w:szCs w:val="28"/>
-                <w:lang w:val="en-US"/>
-              </w:rPr>
-            </w:pPr>
-            <w:r>
-              <w:rPr>
-                <w:rFonts w:ascii="Times New Roman" w:hAnsi="Times New Roman" w:cs="Times New Roman"/>
-                <w:sz w:val="28"/>
-                <w:szCs w:val="28"/>
-                <w:lang w:val="en-US"/>
-              </w:rPr>
-              <w:t xml:space="preserve">    </w:t>
-            </w:r>
-            <w:proofErr w:type="spellStart"/>
-            <w:r>
-              <w:rPr>
-                <w:rFonts w:ascii="Times New Roman" w:hAnsi="Times New Roman" w:cs="Times New Roman"/>
-                <w:sz w:val="28"/>
-                <w:szCs w:val="28"/>
-                <w:lang w:val="en-US"/>
-              </w:rPr>
-              <w:t>def</w:t>
-            </w:r>
-            <w:proofErr w:type="spellEnd"/>
-            <w:r>
-              <w:rPr>
-                <w:rFonts w:ascii="Times New Roman" w:hAnsi="Times New Roman" w:cs="Times New Roman"/>
-                <w:sz w:val="28"/>
-                <w:szCs w:val="28"/>
-                <w:lang w:val="en-US"/>
-              </w:rPr>
-              <w:t xml:space="preserve"> </w:t>
-            </w:r>
-            <w:proofErr w:type="spellStart"/>
-            <w:r>
-              <w:rPr>
-                <w:rFonts w:ascii="Times New Roman" w:hAnsi="Times New Roman" w:cs="Times New Roman"/>
-                <w:sz w:val="28"/>
-                <w:szCs w:val="28"/>
-                <w:lang w:val="en-US"/>
-              </w:rPr>
-              <w:t>test_sdd_register_success</w:t>
-            </w:r>
-            <w:proofErr w:type="spellEnd"/>
-            <w:r>
-              <w:rPr>
-                <w:rFonts w:ascii="Times New Roman" w:hAnsi="Times New Roman" w:cs="Times New Roman"/>
-                <w:sz w:val="28"/>
-                <w:szCs w:val="28"/>
-                <w:lang w:val="en-US"/>
-              </w:rPr>
-              <w:t>(self):</w:t>
-            </w:r>
-          </w:p>
-          <w:p>
-            <w:pPr>
-              <w:jc w:val="both"/>
-              <w:rPr>
-                <w:rFonts w:ascii="Times New Roman" w:hAnsi="Times New Roman" w:cs="Times New Roman"/>
-                <w:sz w:val="28"/>
-                <w:szCs w:val="28"/>
-                <w:lang w:val="en-US"/>
-              </w:rPr>
-            </w:pPr>
-            <w:r>
-              <w:rPr>
-                <w:rFonts w:ascii="Times New Roman" w:hAnsi="Times New Roman" w:cs="Times New Roman"/>
-                <w:sz w:val="28"/>
-                <w:szCs w:val="28"/>
-                <w:lang w:val="en-US"/>
-              </w:rPr>
-              <w:t xml:space="preserve">        </w:t>
-            </w:r>
-            <w:proofErr w:type="spellStart"/>
-            <w:r>
-              <w:rPr>
-                <w:rFonts w:ascii="Times New Roman" w:hAnsi="Times New Roman" w:cs="Times New Roman"/>
-                <w:sz w:val="28"/>
-                <w:szCs w:val="28"/>
-                <w:lang w:val="en-US"/>
-              </w:rPr>
-              <w:t>self.schedule.add_class</w:t>
-            </w:r>
-            <w:proofErr w:type="spellEnd"/>
-            <w:r>
-              <w:rPr>
-                <w:rFonts w:ascii="Times New Roman" w:hAnsi="Times New Roman" w:cs="Times New Roman"/>
-                <w:sz w:val="28"/>
-                <w:szCs w:val="28"/>
-                <w:lang w:val="en-US"/>
-              </w:rPr>
-              <w:t>(</w:t>
-            </w:r>
-            <w:proofErr w:type="spellStart"/>
-            <w:r>
-              <w:rPr>
-                <w:rFonts w:ascii="Times New Roman" w:hAnsi="Times New Roman" w:cs="Times New Roman"/>
-                <w:sz w:val="28"/>
-                <w:szCs w:val="28"/>
-                <w:lang w:val="en-US"/>
-              </w:rPr>
-              <w:t>FitnessClass</w:t>
-            </w:r>
-            <w:proofErr w:type="spellEnd"/>
-            <w:r>
-              <w:rPr>
-                <w:rFonts w:ascii="Times New Roman" w:hAnsi="Times New Roman" w:cs="Times New Roman"/>
-                <w:sz w:val="28"/>
-                <w:szCs w:val="28"/>
-                <w:lang w:val="en-US"/>
-              </w:rPr>
-              <w:t>("</w:t>
-            </w:r>
-            <w:r>
-              <w:rPr>
-                <w:rFonts w:ascii="Times New Roman" w:hAnsi="Times New Roman" w:cs="Times New Roman"/>
-                <w:sz w:val="28"/>
-                <w:szCs w:val="28"/>
-              </w:rPr>
-              <w:t>Йога</w:t>
-            </w:r>
-            <w:r>
-              <w:rPr>
-                <w:rFonts w:ascii="Times New Roman" w:hAnsi="Times New Roman" w:cs="Times New Roman"/>
-                <w:sz w:val="28"/>
-                <w:szCs w:val="28"/>
-                <w:lang w:val="en-US"/>
-              </w:rPr>
-              <w:t>", "</w:t>
-            </w:r>
-            <w:r>
-              <w:rPr>
-                <w:rFonts w:ascii="Times New Roman" w:hAnsi="Times New Roman" w:cs="Times New Roman"/>
-                <w:sz w:val="28"/>
-                <w:szCs w:val="28"/>
-              </w:rPr>
-              <w:t>Иванова</w:t>
-            </w:r>
-            <w:r>
-              <w:rPr>
-                <w:rFonts w:ascii="Times New Roman" w:hAnsi="Times New Roman" w:cs="Times New Roman"/>
-                <w:sz w:val="28"/>
-                <w:szCs w:val="28"/>
-                <w:lang w:val="en-US"/>
-              </w:rPr>
-              <w:t xml:space="preserve"> </w:t>
-            </w:r>
-            <w:r>
-              <w:rPr>
-                <w:rFonts w:ascii="Times New Roman" w:hAnsi="Times New Roman" w:cs="Times New Roman"/>
-                <w:sz w:val="28"/>
-                <w:szCs w:val="28"/>
-              </w:rPr>
-              <w:t>А</w:t>
-            </w:r>
-            <w:r>
-              <w:rPr>
-                <w:rFonts w:ascii="Times New Roman" w:hAnsi="Times New Roman" w:cs="Times New Roman"/>
-                <w:sz w:val="28"/>
-                <w:szCs w:val="28"/>
-                <w:lang w:val="en-US"/>
-              </w:rPr>
-              <w:t xml:space="preserve">.", </w:t>
-            </w:r>
-            <w:proofErr w:type="spellStart"/>
-            <w:r>
-              <w:rPr>
-                <w:rFonts w:ascii="Times New Roman" w:hAnsi="Times New Roman" w:cs="Times New Roman"/>
-                <w:sz w:val="28"/>
-                <w:szCs w:val="28"/>
-                <w:lang w:val="en-US"/>
-              </w:rPr>
-              <w:t>self.tomorrow</w:t>
-            </w:r>
-            <w:proofErr w:type="spellEnd"/>
-            <w:r>
-              <w:rPr>
-                <w:rFonts w:ascii="Times New Roman" w:hAnsi="Times New Roman" w:cs="Times New Roman"/>
-                <w:sz w:val="28"/>
-                <w:szCs w:val="28"/>
-                <w:lang w:val="en-US"/>
-              </w:rPr>
-              <w:t>, 10))</w:t>
-            </w:r>
-          </w:p>
-          <w:p>
-            <w:pPr>
-              <w:jc w:val="both"/>
-              <w:rPr>
-                <w:rFonts w:ascii="Times New Roman" w:hAnsi="Times New Roman" w:cs="Times New Roman"/>
-                <w:sz w:val="28"/>
-                <w:szCs w:val="28"/>
-                <w:lang w:val="en-US"/>
-              </w:rPr>
-            </w:pPr>
-            <w:r>
-              <w:rPr>
-                <w:rFonts w:ascii="Times New Roman" w:hAnsi="Times New Roman" w:cs="Times New Roman"/>
-                <w:sz w:val="28"/>
-                <w:szCs w:val="28"/>
-                <w:lang w:val="en-US"/>
-              </w:rPr>
-              <w:t xml:space="preserve">        </w:t>
-            </w:r>
-            <w:proofErr w:type="spellStart"/>
-            <w:proofErr w:type="gramStart"/>
-            <w:r>
-              <w:rPr>
-                <w:rFonts w:ascii="Times New Roman" w:hAnsi="Times New Roman" w:cs="Times New Roman"/>
-                <w:sz w:val="28"/>
-                <w:szCs w:val="28"/>
-                <w:lang w:val="en-US"/>
-              </w:rPr>
-              <w:t>self.schedule.register</w:t>
-            </w:r>
-            <w:proofErr w:type="spellEnd"/>
-            <w:r>
-              <w:rPr>
-                <w:rFonts w:ascii="Times New Roman" w:hAnsi="Times New Roman" w:cs="Times New Roman"/>
-                <w:sz w:val="28"/>
-                <w:szCs w:val="28"/>
-                <w:lang w:val="en-US"/>
-              </w:rPr>
-              <w:t>(</w:t>
-            </w:r>
-            <w:proofErr w:type="gramEnd"/>
-            <w:r>
-              <w:rPr>
-                <w:rFonts w:ascii="Times New Roman" w:hAnsi="Times New Roman" w:cs="Times New Roman"/>
-                <w:sz w:val="28"/>
-                <w:szCs w:val="28"/>
-                <w:lang w:val="en-US"/>
-              </w:rPr>
-              <w:t>"</w:t>
-            </w:r>
-            <w:r>
-              <w:rPr>
-                <w:rFonts w:ascii="Times New Roman" w:hAnsi="Times New Roman" w:cs="Times New Roman"/>
-                <w:sz w:val="28"/>
-                <w:szCs w:val="28"/>
-              </w:rPr>
-              <w:t>Йога</w:t>
-            </w:r>
-            <w:r>
-              <w:rPr>
-                <w:rFonts w:ascii="Times New Roman" w:hAnsi="Times New Roman" w:cs="Times New Roman"/>
-                <w:sz w:val="28"/>
-                <w:szCs w:val="28"/>
-                <w:lang w:val="en-US"/>
-              </w:rPr>
-              <w:t>", "</w:t>
-            </w:r>
-            <w:r>
-              <w:rPr>
-                <w:rFonts w:ascii="Times New Roman" w:hAnsi="Times New Roman" w:cs="Times New Roman"/>
-                <w:sz w:val="28"/>
-                <w:szCs w:val="28"/>
-              </w:rPr>
-              <w:t>Петров</w:t>
-            </w:r>
-            <w:r>
-              <w:rPr>
-                <w:rFonts w:ascii="Times New Roman" w:hAnsi="Times New Roman" w:cs="Times New Roman"/>
-                <w:sz w:val="28"/>
-                <w:szCs w:val="28"/>
-                <w:lang w:val="en-US"/>
-              </w:rPr>
-              <w:t xml:space="preserve"> </w:t>
-            </w:r>
-            <w:r>
-              <w:rPr>
-                <w:rFonts w:ascii="Times New Roman" w:hAnsi="Times New Roman" w:cs="Times New Roman"/>
-                <w:sz w:val="28"/>
-                <w:szCs w:val="28"/>
-              </w:rPr>
-              <w:t>П</w:t>
-            </w:r>
-            <w:r>
-              <w:rPr>
-                <w:rFonts w:ascii="Times New Roman" w:hAnsi="Times New Roman" w:cs="Times New Roman"/>
-                <w:sz w:val="28"/>
-                <w:szCs w:val="28"/>
-                <w:lang w:val="en-US"/>
-              </w:rPr>
-              <w:t>.")</w:t>
-            </w:r>
-          </w:p>
-          <w:p>
-            <w:pPr>
-              <w:jc w:val="both"/>
-              <w:rPr>
-                <w:rFonts w:ascii="Times New Roman" w:hAnsi="Times New Roman" w:cs="Times New Roman"/>
-                <w:sz w:val="28"/>
-                <w:szCs w:val="28"/>
-                <w:lang w:val="en-US"/>
-              </w:rPr>
-            </w:pPr>
-            <w:r>
-              <w:rPr>
-                <w:rFonts w:ascii="Times New Roman" w:hAnsi="Times New Roman" w:cs="Times New Roman"/>
-                <w:sz w:val="28"/>
-                <w:szCs w:val="28"/>
-                <w:lang w:val="en-US"/>
-              </w:rPr>
-              <w:t xml:space="preserve">        </w:t>
-            </w:r>
-            <w:proofErr w:type="spellStart"/>
-            <w:r>
-              <w:rPr>
-                <w:rFonts w:ascii="Times New Roman" w:hAnsi="Times New Roman" w:cs="Times New Roman"/>
-                <w:sz w:val="28"/>
-                <w:szCs w:val="28"/>
-                <w:lang w:val="en-US"/>
-              </w:rPr>
-              <w:t>self.assertIn</w:t>
-            </w:r>
-            <w:proofErr w:type="spellEnd"/>
-            <w:r>
-              <w:rPr>
-                <w:rFonts w:ascii="Times New Roman" w:hAnsi="Times New Roman" w:cs="Times New Roman"/>
-                <w:sz w:val="28"/>
-                <w:szCs w:val="28"/>
-                <w:lang w:val="en-US"/>
-              </w:rPr>
-              <w:t>("</w:t>
-            </w:r>
-            <w:r>
-              <w:rPr>
-                <w:rFonts w:ascii="Times New Roman" w:hAnsi="Times New Roman" w:cs="Times New Roman"/>
-                <w:sz w:val="28"/>
-                <w:szCs w:val="28"/>
-              </w:rPr>
-              <w:t>Петров</w:t>
-            </w:r>
-            <w:r>
-              <w:rPr>
-                <w:rFonts w:ascii="Times New Roman" w:hAnsi="Times New Roman" w:cs="Times New Roman"/>
-                <w:sz w:val="28"/>
-                <w:szCs w:val="28"/>
-                <w:lang w:val="en-US"/>
-              </w:rPr>
-              <w:t xml:space="preserve"> </w:t>
-            </w:r>
-            <w:r>
-              <w:rPr>
-                <w:rFonts w:ascii="Times New Roman" w:hAnsi="Times New Roman" w:cs="Times New Roman"/>
-                <w:sz w:val="28"/>
-                <w:szCs w:val="28"/>
-              </w:rPr>
-              <w:t>П</w:t>
-            </w:r>
-            <w:r>
-              <w:rPr>
-                <w:rFonts w:ascii="Times New Roman" w:hAnsi="Times New Roman" w:cs="Times New Roman"/>
-                <w:sz w:val="28"/>
-                <w:szCs w:val="28"/>
-                <w:lang w:val="en-US"/>
-              </w:rPr>
-              <w:t xml:space="preserve">.", </w:t>
-            </w:r>
-            <w:proofErr w:type="spellStart"/>
-            <w:r>
-              <w:rPr>
-                <w:rFonts w:ascii="Times New Roman" w:hAnsi="Times New Roman" w:cs="Times New Roman"/>
-                <w:sz w:val="28"/>
-                <w:szCs w:val="28"/>
-                <w:lang w:val="en-US"/>
-              </w:rPr>
-              <w:t>self.schedule.get_class</w:t>
-            </w:r>
-            <w:proofErr w:type="spellEnd"/>
-            <w:r>
-              <w:rPr>
-                <w:rFonts w:ascii="Times New Roman" w:hAnsi="Times New Roman" w:cs="Times New Roman"/>
-                <w:sz w:val="28"/>
-                <w:szCs w:val="28"/>
-                <w:lang w:val="en-US"/>
-              </w:rPr>
-              <w:t>("</w:t>
-            </w:r>
-            <w:r>
-              <w:rPr>
-                <w:rFonts w:ascii="Times New Roman" w:hAnsi="Times New Roman" w:cs="Times New Roman"/>
-                <w:sz w:val="28"/>
-                <w:szCs w:val="28"/>
-              </w:rPr>
-              <w:t>Йога</w:t>
-            </w:r>
-            <w:r>
-              <w:rPr>
-                <w:rFonts w:ascii="Times New Roman" w:hAnsi="Times New Roman" w:cs="Times New Roman"/>
-                <w:sz w:val="28"/>
-                <w:szCs w:val="28"/>
-                <w:lang w:val="en-US"/>
-              </w:rPr>
-              <w:t>").participants)</w:t>
-            </w:r>
-          </w:p>
-          <w:p>
-            <w:pPr>
-              <w:jc w:val="both"/>
-              <w:rPr>
-                <w:rFonts w:ascii="Times New Roman" w:hAnsi="Times New Roman" w:cs="Times New Roman"/>
-                <w:sz w:val="28"/>
-                <w:szCs w:val="28"/>
-                <w:lang w:val="en-US"/>
-              </w:rPr>
-            </w:pPr>
-          </w:p>
-          <w:p>
-            <w:pPr>
-              <w:jc w:val="both"/>
-              <w:rPr>
-                <w:rFonts w:ascii="Times New Roman" w:hAnsi="Times New Roman" w:cs="Times New Roman"/>
-                <w:sz w:val="28"/>
-                <w:szCs w:val="28"/>
-                <w:lang w:val="en-US"/>
-              </w:rPr>
-            </w:pPr>
-            <w:r>
-              <w:rPr>
-                <w:rFonts w:ascii="Times New Roman" w:hAnsi="Times New Roman" w:cs="Times New Roman"/>
-                <w:sz w:val="28"/>
-                <w:szCs w:val="28"/>
-                <w:lang w:val="en-US"/>
-              </w:rPr>
-              <w:t xml:space="preserve">    </w:t>
-            </w:r>
-            <w:proofErr w:type="spellStart"/>
-            <w:r>
-              <w:rPr>
-                <w:rFonts w:ascii="Times New Roman" w:hAnsi="Times New Roman" w:cs="Times New Roman"/>
-                <w:sz w:val="28"/>
-                <w:szCs w:val="28"/>
-                <w:lang w:val="en-US"/>
-              </w:rPr>
-              <w:t>def</w:t>
-            </w:r>
-            <w:proofErr w:type="spellEnd"/>
-            <w:r>
-              <w:rPr>
-                <w:rFonts w:ascii="Times New Roman" w:hAnsi="Times New Roman" w:cs="Times New Roman"/>
-                <w:sz w:val="28"/>
-                <w:szCs w:val="28"/>
-                <w:lang w:val="en-US"/>
-              </w:rPr>
-              <w:t xml:space="preserve"> </w:t>
-            </w:r>
-            <w:proofErr w:type="spellStart"/>
-            <w:r>
-              <w:rPr>
-                <w:rFonts w:ascii="Times New Roman" w:hAnsi="Times New Roman" w:cs="Times New Roman"/>
-                <w:sz w:val="28"/>
-                <w:szCs w:val="28"/>
-                <w:lang w:val="en-US"/>
-              </w:rPr>
-              <w:t>test_sdd_register_full</w:t>
-            </w:r>
-            <w:proofErr w:type="spellEnd"/>
-            <w:r>
-              <w:rPr>
-                <w:rFonts w:ascii="Times New Roman" w:hAnsi="Times New Roman" w:cs="Times New Roman"/>
-                <w:sz w:val="28"/>
-                <w:szCs w:val="28"/>
-                <w:lang w:val="en-US"/>
-              </w:rPr>
-              <w:t>(self):</w:t>
-            </w:r>
-          </w:p>
-          <w:p>
-            <w:pPr>
-              <w:jc w:val="both"/>
-              <w:rPr>
-                <w:rFonts w:ascii="Times New Roman" w:hAnsi="Times New Roman" w:cs="Times New Roman"/>
-                <w:sz w:val="28"/>
-                <w:szCs w:val="28"/>
-                <w:lang w:val="en-US"/>
-              </w:rPr>
-            </w:pPr>
-            <w:r>
-              <w:rPr>
-                <w:rFonts w:ascii="Times New Roman" w:hAnsi="Times New Roman" w:cs="Times New Roman"/>
-                <w:sz w:val="28"/>
-                <w:szCs w:val="28"/>
-                <w:lang w:val="en-US"/>
-              </w:rPr>
-              <w:t xml:space="preserve">        </w:t>
-            </w:r>
-            <w:proofErr w:type="spellStart"/>
-            <w:r>
-              <w:rPr>
-                <w:rFonts w:ascii="Times New Roman" w:hAnsi="Times New Roman" w:cs="Times New Roman"/>
-                <w:sz w:val="28"/>
-                <w:szCs w:val="28"/>
-                <w:lang w:val="en-US"/>
-              </w:rPr>
-              <w:t>self.schedule.add_class</w:t>
-            </w:r>
-            <w:proofErr w:type="spellEnd"/>
-            <w:r>
-              <w:rPr>
-                <w:rFonts w:ascii="Times New Roman" w:hAnsi="Times New Roman" w:cs="Times New Roman"/>
-                <w:sz w:val="28"/>
-                <w:szCs w:val="28"/>
-                <w:lang w:val="en-US"/>
-              </w:rPr>
-              <w:t>(</w:t>
-            </w:r>
-            <w:proofErr w:type="spellStart"/>
-            <w:r>
-              <w:rPr>
-                <w:rFonts w:ascii="Times New Roman" w:hAnsi="Times New Roman" w:cs="Times New Roman"/>
-                <w:sz w:val="28"/>
-                <w:szCs w:val="28"/>
-                <w:lang w:val="en-US"/>
-              </w:rPr>
-              <w:t>FitnessClass</w:t>
-            </w:r>
-            <w:proofErr w:type="spellEnd"/>
-            <w:r>
-              <w:rPr>
-                <w:rFonts w:ascii="Times New Roman" w:hAnsi="Times New Roman" w:cs="Times New Roman"/>
-                <w:sz w:val="28"/>
-                <w:szCs w:val="28"/>
-                <w:lang w:val="en-US"/>
-              </w:rPr>
-              <w:t>("</w:t>
-            </w:r>
-            <w:proofErr w:type="spellStart"/>
-            <w:r>
-              <w:rPr>
-                <w:rFonts w:ascii="Times New Roman" w:hAnsi="Times New Roman" w:cs="Times New Roman"/>
-                <w:sz w:val="28"/>
-                <w:szCs w:val="28"/>
-              </w:rPr>
-              <w:t>Пилатес</w:t>
-            </w:r>
-            <w:proofErr w:type="spellEnd"/>
-            <w:r>
-              <w:rPr>
-                <w:rFonts w:ascii="Times New Roman" w:hAnsi="Times New Roman" w:cs="Times New Roman"/>
-                <w:sz w:val="28"/>
-                <w:szCs w:val="28"/>
-                <w:lang w:val="en-US"/>
-              </w:rPr>
-              <w:t>", "</w:t>
-            </w:r>
-            <w:r>
-              <w:rPr>
-                <w:rFonts w:ascii="Times New Roman" w:hAnsi="Times New Roman" w:cs="Times New Roman"/>
-                <w:sz w:val="28"/>
-                <w:szCs w:val="28"/>
-              </w:rPr>
-              <w:t>Сидорова</w:t>
-            </w:r>
-            <w:r>
-              <w:rPr>
-                <w:rFonts w:ascii="Times New Roman" w:hAnsi="Times New Roman" w:cs="Times New Roman"/>
-                <w:sz w:val="28"/>
-                <w:szCs w:val="28"/>
-                <w:lang w:val="en-US"/>
-              </w:rPr>
-              <w:t xml:space="preserve"> </w:t>
-            </w:r>
-            <w:r>
-              <w:rPr>
-                <w:rFonts w:ascii="Times New Roman" w:hAnsi="Times New Roman" w:cs="Times New Roman"/>
-                <w:sz w:val="28"/>
-                <w:szCs w:val="28"/>
-              </w:rPr>
-              <w:t>М</w:t>
-            </w:r>
-            <w:r>
-              <w:rPr>
-                <w:rFonts w:ascii="Times New Roman" w:hAnsi="Times New Roman" w:cs="Times New Roman"/>
-                <w:sz w:val="28"/>
-                <w:szCs w:val="28"/>
-                <w:lang w:val="en-US"/>
-              </w:rPr>
-              <w:t xml:space="preserve">.", </w:t>
-            </w:r>
-            <w:proofErr w:type="spellStart"/>
-            <w:r>
-              <w:rPr>
-                <w:rFonts w:ascii="Times New Roman" w:hAnsi="Times New Roman" w:cs="Times New Roman"/>
-                <w:sz w:val="28"/>
-                <w:szCs w:val="28"/>
-                <w:lang w:val="en-US"/>
-              </w:rPr>
-              <w:t>self.tomorrow</w:t>
-            </w:r>
-            <w:proofErr w:type="spellEnd"/>
-            <w:r>
-              <w:rPr>
-                <w:rFonts w:ascii="Times New Roman" w:hAnsi="Times New Roman" w:cs="Times New Roman"/>
-                <w:sz w:val="28"/>
-                <w:szCs w:val="28"/>
-                <w:lang w:val="en-US"/>
-              </w:rPr>
-              <w:t>, 1))</w:t>
-            </w:r>
-          </w:p>
-          <w:p>
-            <w:pPr>
-              <w:jc w:val="both"/>
-              <w:rPr>
-                <w:rFonts w:ascii="Times New Roman" w:hAnsi="Times New Roman" w:cs="Times New Roman"/>
-                <w:sz w:val="28"/>
-                <w:szCs w:val="28"/>
-                <w:lang w:val="en-US"/>
-              </w:rPr>
-            </w:pPr>
-            <w:r>
-              <w:rPr>
-                <w:rFonts w:ascii="Times New Roman" w:hAnsi="Times New Roman" w:cs="Times New Roman"/>
-                <w:sz w:val="28"/>
-                <w:szCs w:val="28"/>
-                <w:lang w:val="en-US"/>
-              </w:rPr>
-              <w:t xml:space="preserve">        </w:t>
-            </w:r>
-            <w:proofErr w:type="spellStart"/>
-            <w:proofErr w:type="gramStart"/>
-            <w:r>
-              <w:rPr>
-                <w:rFonts w:ascii="Times New Roman" w:hAnsi="Times New Roman" w:cs="Times New Roman"/>
-                <w:sz w:val="28"/>
-                <w:szCs w:val="28"/>
-                <w:lang w:val="en-US"/>
-              </w:rPr>
-              <w:t>self.schedule.register</w:t>
-            </w:r>
-            <w:proofErr w:type="spellEnd"/>
-            <w:r>
-              <w:rPr>
-                <w:rFonts w:ascii="Times New Roman" w:hAnsi="Times New Roman" w:cs="Times New Roman"/>
-                <w:sz w:val="28"/>
-                <w:szCs w:val="28"/>
-                <w:lang w:val="en-US"/>
-              </w:rPr>
-              <w:t>(</w:t>
-            </w:r>
-            <w:proofErr w:type="gramEnd"/>
-            <w:r>
-              <w:rPr>
-                <w:rFonts w:ascii="Times New Roman" w:hAnsi="Times New Roman" w:cs="Times New Roman"/>
-                <w:sz w:val="28"/>
-                <w:szCs w:val="28"/>
-                <w:lang w:val="en-US"/>
-              </w:rPr>
-              <w:t>"</w:t>
-            </w:r>
-            <w:proofErr w:type="spellStart"/>
-            <w:r>
-              <w:rPr>
-                <w:rFonts w:ascii="Times New Roman" w:hAnsi="Times New Roman" w:cs="Times New Roman"/>
-                <w:sz w:val="28"/>
-                <w:szCs w:val="28"/>
-              </w:rPr>
-              <w:t>Пилатес</w:t>
-            </w:r>
-            <w:proofErr w:type="spellEnd"/>
-            <w:r>
-              <w:rPr>
-                <w:rFonts w:ascii="Times New Roman" w:hAnsi="Times New Roman" w:cs="Times New Roman"/>
-                <w:sz w:val="28"/>
-                <w:szCs w:val="28"/>
-                <w:lang w:val="en-US"/>
-              </w:rPr>
-              <w:t>", "</w:t>
-            </w:r>
-            <w:r>
-              <w:rPr>
-                <w:rFonts w:ascii="Times New Roman" w:hAnsi="Times New Roman" w:cs="Times New Roman"/>
-                <w:sz w:val="28"/>
-                <w:szCs w:val="28"/>
-              </w:rPr>
-              <w:t>Петров</w:t>
-            </w:r>
-            <w:r>
-              <w:rPr>
-                <w:rFonts w:ascii="Times New Roman" w:hAnsi="Times New Roman" w:cs="Times New Roman"/>
-                <w:sz w:val="28"/>
-                <w:szCs w:val="28"/>
-                <w:lang w:val="en-US"/>
-              </w:rPr>
-              <w:t xml:space="preserve"> </w:t>
-            </w:r>
-            <w:r>
-              <w:rPr>
-                <w:rFonts w:ascii="Times New Roman" w:hAnsi="Times New Roman" w:cs="Times New Roman"/>
-                <w:sz w:val="28"/>
-                <w:szCs w:val="28"/>
-              </w:rPr>
-              <w:t>П</w:t>
-            </w:r>
-            <w:r>
-              <w:rPr>
-                <w:rFonts w:ascii="Times New Roman" w:hAnsi="Times New Roman" w:cs="Times New Roman"/>
-                <w:sz w:val="28"/>
-                <w:szCs w:val="28"/>
-                <w:lang w:val="en-US"/>
-              </w:rPr>
-              <w:t>.")</w:t>
-            </w:r>
-          </w:p>
-          <w:p>
-            <w:pPr>
-              <w:jc w:val="both"/>
-              <w:rPr>
-                <w:rFonts w:ascii="Times New Roman" w:hAnsi="Times New Roman" w:cs="Times New Roman"/>
-                <w:sz w:val="28"/>
-                <w:szCs w:val="28"/>
-                <w:lang w:val="en-US"/>
-              </w:rPr>
-            </w:pPr>
-            <w:r>
-              <w:rPr>
-                <w:rFonts w:ascii="Times New Roman" w:hAnsi="Times New Roman" w:cs="Times New Roman"/>
-                <w:sz w:val="28"/>
-                <w:szCs w:val="28"/>
-                <w:lang w:val="en-US"/>
-              </w:rPr>
-              <w:t xml:space="preserve">        with </w:t>
-            </w:r>
-            <w:proofErr w:type="spellStart"/>
-            <w:r>
-              <w:rPr>
-                <w:rFonts w:ascii="Times New Roman" w:hAnsi="Times New Roman" w:cs="Times New Roman"/>
-                <w:sz w:val="28"/>
-                <w:szCs w:val="28"/>
-                <w:lang w:val="en-US"/>
-              </w:rPr>
-              <w:t>self.assertRaises</w:t>
-            </w:r>
-            <w:proofErr w:type="spellEnd"/>
-            <w:r>
-              <w:rPr>
-                <w:rFonts w:ascii="Times New Roman" w:hAnsi="Times New Roman" w:cs="Times New Roman"/>
-                <w:sz w:val="28"/>
-                <w:szCs w:val="28"/>
-                <w:lang w:val="en-US"/>
-              </w:rPr>
-              <w:t>(</w:t>
-            </w:r>
-            <w:proofErr w:type="spellStart"/>
-            <w:r>
-              <w:rPr>
-                <w:rFonts w:ascii="Times New Roman" w:hAnsi="Times New Roman" w:cs="Times New Roman"/>
-                <w:sz w:val="28"/>
-                <w:szCs w:val="28"/>
-                <w:lang w:val="en-US"/>
-              </w:rPr>
-              <w:t>RegistrationError</w:t>
-            </w:r>
-            <w:proofErr w:type="spellEnd"/>
-            <w:r>
-              <w:rPr>
-                <w:rFonts w:ascii="Times New Roman" w:hAnsi="Times New Roman" w:cs="Times New Roman"/>
-                <w:sz w:val="28"/>
-                <w:szCs w:val="28"/>
-                <w:lang w:val="en-US"/>
-              </w:rPr>
-              <w:t>):</w:t>
-            </w:r>
-          </w:p>
-          <w:p>
-            <w:pPr>
-              <w:jc w:val="both"/>
-              <w:rPr>
-                <w:rFonts w:ascii="Times New Roman" w:hAnsi="Times New Roman" w:cs="Times New Roman"/>
-                <w:sz w:val="28"/>
-                <w:szCs w:val="28"/>
-                <w:lang w:val="en-US"/>
-              </w:rPr>
-            </w:pPr>
-            <w:r>
-              <w:rPr>
-                <w:rFonts w:ascii="Times New Roman" w:hAnsi="Times New Roman" w:cs="Times New Roman"/>
-                <w:sz w:val="28"/>
-                <w:szCs w:val="28"/>
-                <w:lang w:val="en-US"/>
-              </w:rPr>
-              <w:t xml:space="preserve">            </w:t>
-            </w:r>
-            <w:proofErr w:type="spellStart"/>
-            <w:proofErr w:type="gramStart"/>
-            <w:r>
-              <w:rPr>
-                <w:rFonts w:ascii="Times New Roman" w:hAnsi="Times New Roman" w:cs="Times New Roman"/>
-                <w:sz w:val="28"/>
-                <w:szCs w:val="28"/>
-                <w:lang w:val="en-US"/>
-              </w:rPr>
-              <w:t>self.schedule.register</w:t>
-            </w:r>
-            <w:proofErr w:type="spellEnd"/>
-            <w:r>
-              <w:rPr>
-                <w:rFonts w:ascii="Times New Roman" w:hAnsi="Times New Roman" w:cs="Times New Roman"/>
-                <w:sz w:val="28"/>
-                <w:szCs w:val="28"/>
-                <w:lang w:val="en-US"/>
-              </w:rPr>
-              <w:t>(</w:t>
-            </w:r>
-            <w:proofErr w:type="gramEnd"/>
-            <w:r>
-              <w:rPr>
-                <w:rFonts w:ascii="Times New Roman" w:hAnsi="Times New Roman" w:cs="Times New Roman"/>
-                <w:sz w:val="28"/>
-                <w:szCs w:val="28"/>
-                <w:lang w:val="en-US"/>
-              </w:rPr>
-              <w:t>"</w:t>
-            </w:r>
-            <w:proofErr w:type="spellStart"/>
-            <w:r>
-              <w:rPr>
-                <w:rFonts w:ascii="Times New Roman" w:hAnsi="Times New Roman" w:cs="Times New Roman"/>
-                <w:sz w:val="28"/>
-                <w:szCs w:val="28"/>
-              </w:rPr>
-              <w:t>Пилатес</w:t>
-            </w:r>
-            <w:proofErr w:type="spellEnd"/>
-            <w:r>
-              <w:rPr>
-                <w:rFonts w:ascii="Times New Roman" w:hAnsi="Times New Roman" w:cs="Times New Roman"/>
-                <w:sz w:val="28"/>
-                <w:szCs w:val="28"/>
-                <w:lang w:val="en-US"/>
-              </w:rPr>
-              <w:t>", "</w:t>
-            </w:r>
-            <w:r>
-              <w:rPr>
-                <w:rFonts w:ascii="Times New Roman" w:hAnsi="Times New Roman" w:cs="Times New Roman"/>
-                <w:sz w:val="28"/>
-                <w:szCs w:val="28"/>
-              </w:rPr>
-              <w:t>Смирнов</w:t>
-            </w:r>
-            <w:r>
-              <w:rPr>
-                <w:rFonts w:ascii="Times New Roman" w:hAnsi="Times New Roman" w:cs="Times New Roman"/>
-                <w:sz w:val="28"/>
-                <w:szCs w:val="28"/>
-                <w:lang w:val="en-US"/>
-              </w:rPr>
-              <w:t xml:space="preserve"> </w:t>
-            </w:r>
-            <w:r>
-              <w:rPr>
-                <w:rFonts w:ascii="Times New Roman" w:hAnsi="Times New Roman" w:cs="Times New Roman"/>
-                <w:sz w:val="28"/>
-                <w:szCs w:val="28"/>
-              </w:rPr>
-              <w:t>С</w:t>
-            </w:r>
-            <w:r>
-              <w:rPr>
-                <w:rFonts w:ascii="Times New Roman" w:hAnsi="Times New Roman" w:cs="Times New Roman"/>
-                <w:sz w:val="28"/>
-                <w:szCs w:val="28"/>
-                <w:lang w:val="en-US"/>
-              </w:rPr>
-              <w:t>.")</w:t>
-            </w:r>
-          </w:p>
-          <w:p>
-            <w:pPr>
-              <w:jc w:val="both"/>
-              <w:rPr>
-                <w:rFonts w:ascii="Times New Roman" w:hAnsi="Times New Roman" w:cs="Times New Roman"/>
-                <w:sz w:val="28"/>
-                <w:szCs w:val="28"/>
-                <w:lang w:val="en-US"/>
-              </w:rPr>
-            </w:pPr>
-          </w:p>
-          <w:p>
-            <w:pPr>
-              <w:jc w:val="both"/>
-              <w:rPr>
-                <w:rFonts w:ascii="Times New Roman" w:hAnsi="Times New Roman" w:cs="Times New Roman"/>
-                <w:sz w:val="28"/>
-                <w:szCs w:val="28"/>
-                <w:lang w:val="en-US"/>
-              </w:rPr>
-            </w:pPr>
-            <w:r>
-              <w:rPr>
-                <w:rFonts w:ascii="Times New Roman" w:hAnsi="Times New Roman" w:cs="Times New Roman"/>
-                <w:sz w:val="28"/>
-                <w:szCs w:val="28"/>
-                <w:lang w:val="en-US"/>
-              </w:rPr>
-              <w:t xml:space="preserve">    </w:t>
-            </w:r>
-            <w:proofErr w:type="spellStart"/>
-            <w:r>
-              <w:rPr>
-                <w:rFonts w:ascii="Times New Roman" w:hAnsi="Times New Roman" w:cs="Times New Roman"/>
-                <w:sz w:val="28"/>
-                <w:szCs w:val="28"/>
-                <w:lang w:val="en-US"/>
-              </w:rPr>
-              <w:t>def</w:t>
-            </w:r>
-            <w:proofErr w:type="spellEnd"/>
-            <w:r>
-              <w:rPr>
-                <w:rFonts w:ascii="Times New Roman" w:hAnsi="Times New Roman" w:cs="Times New Roman"/>
-                <w:sz w:val="28"/>
-                <w:szCs w:val="28"/>
-                <w:lang w:val="en-US"/>
-              </w:rPr>
-              <w:t xml:space="preserve"> </w:t>
-            </w:r>
-            <w:proofErr w:type="spellStart"/>
-            <w:r>
-              <w:rPr>
-                <w:rFonts w:ascii="Times New Roman" w:hAnsi="Times New Roman" w:cs="Times New Roman"/>
-                <w:sz w:val="28"/>
-                <w:szCs w:val="28"/>
-                <w:lang w:val="en-US"/>
-              </w:rPr>
-              <w:t>test_sdd_register_duplicate</w:t>
-            </w:r>
-            <w:proofErr w:type="spellEnd"/>
-            <w:r>
-              <w:rPr>
-                <w:rFonts w:ascii="Times New Roman" w:hAnsi="Times New Roman" w:cs="Times New Roman"/>
-                <w:sz w:val="28"/>
-                <w:szCs w:val="28"/>
-                <w:lang w:val="en-US"/>
-              </w:rPr>
-              <w:t>(self):</w:t>
-            </w:r>
-          </w:p>
-          <w:p>
-            <w:pPr>
-              <w:jc w:val="both"/>
-              <w:rPr>
-                <w:rFonts w:ascii="Times New Roman" w:hAnsi="Times New Roman" w:cs="Times New Roman"/>
-                <w:sz w:val="28"/>
-                <w:szCs w:val="28"/>
-                <w:lang w:val="en-US"/>
-              </w:rPr>
-            </w:pPr>
-            <w:r>
-              <w:rPr>
-                <w:rFonts w:ascii="Times New Roman" w:hAnsi="Times New Roman" w:cs="Times New Roman"/>
-                <w:sz w:val="28"/>
-                <w:szCs w:val="28"/>
-                <w:lang w:val="en-US"/>
-              </w:rPr>
-              <w:t xml:space="preserve">        </w:t>
-            </w:r>
-            <w:proofErr w:type="spellStart"/>
-            <w:r>
-              <w:rPr>
-                <w:rFonts w:ascii="Times New Roman" w:hAnsi="Times New Roman" w:cs="Times New Roman"/>
-                <w:sz w:val="28"/>
-                <w:szCs w:val="28"/>
-                <w:lang w:val="en-US"/>
-              </w:rPr>
-              <w:t>self.schedule.add_class</w:t>
-            </w:r>
-            <w:proofErr w:type="spellEnd"/>
-            <w:r>
-              <w:rPr>
-                <w:rFonts w:ascii="Times New Roman" w:hAnsi="Times New Roman" w:cs="Times New Roman"/>
-                <w:sz w:val="28"/>
-                <w:szCs w:val="28"/>
-                <w:lang w:val="en-US"/>
-              </w:rPr>
-              <w:t>(</w:t>
-            </w:r>
-            <w:proofErr w:type="spellStart"/>
-            <w:r>
-              <w:rPr>
-                <w:rFonts w:ascii="Times New Roman" w:hAnsi="Times New Roman" w:cs="Times New Roman"/>
-                <w:sz w:val="28"/>
-                <w:szCs w:val="28"/>
-                <w:lang w:val="en-US"/>
-              </w:rPr>
-              <w:t>FitnessClass</w:t>
-            </w:r>
-            <w:proofErr w:type="spellEnd"/>
-            <w:r>
-              <w:rPr>
-                <w:rFonts w:ascii="Times New Roman" w:hAnsi="Times New Roman" w:cs="Times New Roman"/>
-                <w:sz w:val="28"/>
-                <w:szCs w:val="28"/>
-                <w:lang w:val="en-US"/>
-              </w:rPr>
-              <w:t>("</w:t>
-            </w:r>
-            <w:r>
-              <w:rPr>
-                <w:rFonts w:ascii="Times New Roman" w:hAnsi="Times New Roman" w:cs="Times New Roman"/>
-                <w:sz w:val="28"/>
-                <w:szCs w:val="28"/>
-              </w:rPr>
-              <w:t>Йога</w:t>
-            </w:r>
-            <w:r>
-              <w:rPr>
-                <w:rFonts w:ascii="Times New Roman" w:hAnsi="Times New Roman" w:cs="Times New Roman"/>
-                <w:sz w:val="28"/>
-                <w:szCs w:val="28"/>
-                <w:lang w:val="en-US"/>
-              </w:rPr>
-              <w:t>", "</w:t>
-            </w:r>
-            <w:r>
-              <w:rPr>
-                <w:rFonts w:ascii="Times New Roman" w:hAnsi="Times New Roman" w:cs="Times New Roman"/>
-                <w:sz w:val="28"/>
-                <w:szCs w:val="28"/>
-              </w:rPr>
-              <w:t>Иванова</w:t>
-            </w:r>
-            <w:r>
-              <w:rPr>
-                <w:rFonts w:ascii="Times New Roman" w:hAnsi="Times New Roman" w:cs="Times New Roman"/>
-                <w:sz w:val="28"/>
-                <w:szCs w:val="28"/>
-                <w:lang w:val="en-US"/>
-              </w:rPr>
-              <w:t xml:space="preserve"> </w:t>
-            </w:r>
-            <w:r>
-              <w:rPr>
-                <w:rFonts w:ascii="Times New Roman" w:hAnsi="Times New Roman" w:cs="Times New Roman"/>
-                <w:sz w:val="28"/>
-                <w:szCs w:val="28"/>
-              </w:rPr>
-              <w:t>А</w:t>
-            </w:r>
-            <w:r>
-              <w:rPr>
-                <w:rFonts w:ascii="Times New Roman" w:hAnsi="Times New Roman" w:cs="Times New Roman"/>
-                <w:sz w:val="28"/>
-                <w:szCs w:val="28"/>
-                <w:lang w:val="en-US"/>
-              </w:rPr>
-              <w:t xml:space="preserve">.", </w:t>
-            </w:r>
-            <w:proofErr w:type="spellStart"/>
-            <w:r>
-              <w:rPr>
-                <w:rFonts w:ascii="Times New Roman" w:hAnsi="Times New Roman" w:cs="Times New Roman"/>
-                <w:sz w:val="28"/>
-                <w:szCs w:val="28"/>
-                <w:lang w:val="en-US"/>
-              </w:rPr>
-              <w:t>self.tomorrow</w:t>
-            </w:r>
-            <w:proofErr w:type="spellEnd"/>
-            <w:r>
-              <w:rPr>
-                <w:rFonts w:ascii="Times New Roman" w:hAnsi="Times New Roman" w:cs="Times New Roman"/>
-                <w:sz w:val="28"/>
-                <w:szCs w:val="28"/>
-                <w:lang w:val="en-US"/>
-              </w:rPr>
-              <w:t>, 10))</w:t>
-            </w:r>
-          </w:p>
-          <w:p>
-            <w:pPr>
-              <w:jc w:val="both"/>
-              <w:rPr>
-                <w:rFonts w:ascii="Times New Roman" w:hAnsi="Times New Roman" w:cs="Times New Roman"/>
-                <w:sz w:val="28"/>
-                <w:szCs w:val="28"/>
-                <w:lang w:val="en-US"/>
-              </w:rPr>
-            </w:pPr>
-            <w:r>
-              <w:rPr>
-                <w:rFonts w:ascii="Times New Roman" w:hAnsi="Times New Roman" w:cs="Times New Roman"/>
-                <w:sz w:val="28"/>
-                <w:szCs w:val="28"/>
-                <w:lang w:val="en-US"/>
-              </w:rPr>
-              <w:t xml:space="preserve">        </w:t>
-            </w:r>
-            <w:proofErr w:type="spellStart"/>
-            <w:proofErr w:type="gramStart"/>
-            <w:r>
-              <w:rPr>
-                <w:rFonts w:ascii="Times New Roman" w:hAnsi="Times New Roman" w:cs="Times New Roman"/>
-                <w:sz w:val="28"/>
-                <w:szCs w:val="28"/>
-                <w:lang w:val="en-US"/>
-              </w:rPr>
-              <w:t>self.schedule.register</w:t>
-            </w:r>
-            <w:proofErr w:type="spellEnd"/>
-            <w:r>
-              <w:rPr>
-                <w:rFonts w:ascii="Times New Roman" w:hAnsi="Times New Roman" w:cs="Times New Roman"/>
-                <w:sz w:val="28"/>
-                <w:szCs w:val="28"/>
-                <w:lang w:val="en-US"/>
-              </w:rPr>
-              <w:t>(</w:t>
-            </w:r>
-            <w:proofErr w:type="gramEnd"/>
-            <w:r>
-              <w:rPr>
-                <w:rFonts w:ascii="Times New Roman" w:hAnsi="Times New Roman" w:cs="Times New Roman"/>
-                <w:sz w:val="28"/>
-                <w:szCs w:val="28"/>
-                <w:lang w:val="en-US"/>
-              </w:rPr>
-              <w:t>"</w:t>
-            </w:r>
-            <w:r>
-              <w:rPr>
-                <w:rFonts w:ascii="Times New Roman" w:hAnsi="Times New Roman" w:cs="Times New Roman"/>
-                <w:sz w:val="28"/>
-                <w:szCs w:val="28"/>
-              </w:rPr>
-              <w:t>Йога</w:t>
-            </w:r>
-            <w:r>
-              <w:rPr>
-                <w:rFonts w:ascii="Times New Roman" w:hAnsi="Times New Roman" w:cs="Times New Roman"/>
-                <w:sz w:val="28"/>
-                <w:szCs w:val="28"/>
-                <w:lang w:val="en-US"/>
-              </w:rPr>
-              <w:t>", "</w:t>
-            </w:r>
-            <w:r>
-              <w:rPr>
-                <w:rFonts w:ascii="Times New Roman" w:hAnsi="Times New Roman" w:cs="Times New Roman"/>
-                <w:sz w:val="28"/>
-                <w:szCs w:val="28"/>
-              </w:rPr>
-              <w:t>Петров</w:t>
-            </w:r>
-            <w:r>
-              <w:rPr>
-                <w:rFonts w:ascii="Times New Roman" w:hAnsi="Times New Roman" w:cs="Times New Roman"/>
-                <w:sz w:val="28"/>
-                <w:szCs w:val="28"/>
-                <w:lang w:val="en-US"/>
-              </w:rPr>
-              <w:t xml:space="preserve"> </w:t>
-            </w:r>
-            <w:r>
-              <w:rPr>
-                <w:rFonts w:ascii="Times New Roman" w:hAnsi="Times New Roman" w:cs="Times New Roman"/>
-                <w:sz w:val="28"/>
-                <w:szCs w:val="28"/>
-              </w:rPr>
-              <w:t>П</w:t>
-            </w:r>
-            <w:r>
-              <w:rPr>
-                <w:rFonts w:ascii="Times New Roman" w:hAnsi="Times New Roman" w:cs="Times New Roman"/>
-                <w:sz w:val="28"/>
-                <w:szCs w:val="28"/>
-                <w:lang w:val="en-US"/>
-              </w:rPr>
-              <w:t>.")</w:t>
-            </w:r>
-          </w:p>
-          <w:p>
-            <w:pPr>
-              <w:jc w:val="both"/>
-              <w:rPr>
-                <w:rFonts w:ascii="Times New Roman" w:hAnsi="Times New Roman" w:cs="Times New Roman"/>
-                <w:sz w:val="28"/>
-                <w:szCs w:val="28"/>
-                <w:lang w:val="en-US"/>
-              </w:rPr>
-            </w:pPr>
-            <w:r>
-              <w:rPr>
-                <w:rFonts w:ascii="Times New Roman" w:hAnsi="Times New Roman" w:cs="Times New Roman"/>
-                <w:sz w:val="28"/>
-                <w:szCs w:val="28"/>
-                <w:lang w:val="en-US"/>
-              </w:rPr>
-              <w:t xml:space="preserve">        with </w:t>
-            </w:r>
-            <w:proofErr w:type="spellStart"/>
-            <w:r>
-              <w:rPr>
-                <w:rFonts w:ascii="Times New Roman" w:hAnsi="Times New Roman" w:cs="Times New Roman"/>
-                <w:sz w:val="28"/>
-                <w:szCs w:val="28"/>
-                <w:lang w:val="en-US"/>
-              </w:rPr>
-              <w:t>self.assertRaises</w:t>
-            </w:r>
-            <w:proofErr w:type="spellEnd"/>
-            <w:r>
-              <w:rPr>
-                <w:rFonts w:ascii="Times New Roman" w:hAnsi="Times New Roman" w:cs="Times New Roman"/>
-                <w:sz w:val="28"/>
-                <w:szCs w:val="28"/>
-                <w:lang w:val="en-US"/>
-              </w:rPr>
-              <w:t>(</w:t>
-            </w:r>
-            <w:proofErr w:type="spellStart"/>
-            <w:r>
-              <w:rPr>
-                <w:rFonts w:ascii="Times New Roman" w:hAnsi="Times New Roman" w:cs="Times New Roman"/>
-                <w:sz w:val="28"/>
-                <w:szCs w:val="28"/>
-                <w:lang w:val="en-US"/>
-              </w:rPr>
-              <w:t>RegistrationError</w:t>
-            </w:r>
-            <w:proofErr w:type="spellEnd"/>
-            <w:r>
-              <w:rPr>
-                <w:rFonts w:ascii="Times New Roman" w:hAnsi="Times New Roman" w:cs="Times New Roman"/>
-                <w:sz w:val="28"/>
-                <w:szCs w:val="28"/>
-                <w:lang w:val="en-US"/>
-              </w:rPr>
-              <w:t>):</w:t>
-            </w:r>
-          </w:p>
-          <w:p>
-            <w:pPr>
-              <w:jc w:val="both"/>
-              <w:rPr>
-                <w:rFonts w:ascii="Times New Roman" w:hAnsi="Times New Roman" w:cs="Times New Roman"/>
-                <w:sz w:val="28"/>
-                <w:szCs w:val="28"/>
-                <w:lang w:val="en-US"/>
-              </w:rPr>
-            </w:pPr>
-            <w:r>
-              <w:rPr>
-                <w:rFonts w:ascii="Times New Roman" w:hAnsi="Times New Roman" w:cs="Times New Roman"/>
-                <w:sz w:val="28"/>
-                <w:szCs w:val="28"/>
-                <w:lang w:val="en-US"/>
-              </w:rPr>
-              <w:t xml:space="preserve">            </w:t>
-            </w:r>
-            <w:proofErr w:type="spellStart"/>
-            <w:proofErr w:type="gramStart"/>
-            <w:r>
-              <w:rPr>
-                <w:rFonts w:ascii="Times New Roman" w:hAnsi="Times New Roman" w:cs="Times New Roman"/>
-                <w:sz w:val="28"/>
-                <w:szCs w:val="28"/>
-                <w:lang w:val="en-US"/>
-              </w:rPr>
-              <w:t>self.schedule.register</w:t>
-            </w:r>
-            <w:proofErr w:type="spellEnd"/>
-            <w:r>
-              <w:rPr>
-                <w:rFonts w:ascii="Times New Roman" w:hAnsi="Times New Roman" w:cs="Times New Roman"/>
-                <w:sz w:val="28"/>
-                <w:szCs w:val="28"/>
-                <w:lang w:val="en-US"/>
-              </w:rPr>
-              <w:t>(</w:t>
-            </w:r>
-            <w:proofErr w:type="gramEnd"/>
-            <w:r>
-              <w:rPr>
-                <w:rFonts w:ascii="Times New Roman" w:hAnsi="Times New Roman" w:cs="Times New Roman"/>
-                <w:sz w:val="28"/>
-                <w:szCs w:val="28"/>
-                <w:lang w:val="en-US"/>
-              </w:rPr>
-              <w:t>"</w:t>
-            </w:r>
-            <w:r>
-              <w:rPr>
-                <w:rFonts w:ascii="Times New Roman" w:hAnsi="Times New Roman" w:cs="Times New Roman"/>
-                <w:sz w:val="28"/>
-                <w:szCs w:val="28"/>
-              </w:rPr>
-              <w:t>Йога</w:t>
-            </w:r>
-            <w:r>
-              <w:rPr>
-                <w:rFonts w:ascii="Times New Roman" w:hAnsi="Times New Roman" w:cs="Times New Roman"/>
-                <w:sz w:val="28"/>
-                <w:szCs w:val="28"/>
-                <w:lang w:val="en-US"/>
-              </w:rPr>
-              <w:t>", "</w:t>
-            </w:r>
-            <w:r>
-              <w:rPr>
-                <w:rFonts w:ascii="Times New Roman" w:hAnsi="Times New Roman" w:cs="Times New Roman"/>
-                <w:sz w:val="28"/>
-                <w:szCs w:val="28"/>
-              </w:rPr>
-              <w:t>Петров</w:t>
-            </w:r>
-            <w:r>
-              <w:rPr>
-                <w:rFonts w:ascii="Times New Roman" w:hAnsi="Times New Roman" w:cs="Times New Roman"/>
-                <w:sz w:val="28"/>
-                <w:szCs w:val="28"/>
-                <w:lang w:val="en-US"/>
-              </w:rPr>
-              <w:t xml:space="preserve"> </w:t>
-            </w:r>
-            <w:r>
-              <w:rPr>
-                <w:rFonts w:ascii="Times New Roman" w:hAnsi="Times New Roman" w:cs="Times New Roman"/>
-                <w:sz w:val="28"/>
-                <w:szCs w:val="28"/>
-              </w:rPr>
-              <w:t>П</w:t>
-            </w:r>
-            <w:r>
-              <w:rPr>
-                <w:rFonts w:ascii="Times New Roman" w:hAnsi="Times New Roman" w:cs="Times New Roman"/>
-                <w:sz w:val="28"/>
-                <w:szCs w:val="28"/>
-                <w:lang w:val="en-US"/>
-              </w:rPr>
-              <w:t>.")</w:t>
-            </w:r>
-          </w:p>
-          <w:p>
-            <w:pPr>
-              <w:jc w:val="both"/>
-              <w:rPr>
-                <w:rFonts w:ascii="Times New Roman" w:hAnsi="Times New Roman" w:cs="Times New Roman"/>
-                <w:sz w:val="28"/>
-                <w:szCs w:val="28"/>
-                <w:lang w:val="en-US"/>
-              </w:rPr>
-            </w:pPr>
-          </w:p>
-          <w:p>
-            <w:pPr>
-              <w:jc w:val="both"/>
-              <w:rPr>
-                <w:rFonts w:ascii="Times New Roman" w:hAnsi="Times New Roman" w:cs="Times New Roman"/>
-                <w:sz w:val="28"/>
-                <w:szCs w:val="28"/>
-                <w:lang w:val="en-US"/>
-              </w:rPr>
-            </w:pPr>
-            <w:r>
-              <w:rPr>
-                <w:rFonts w:ascii="Times New Roman" w:hAnsi="Times New Roman" w:cs="Times New Roman"/>
-                <w:sz w:val="28"/>
-                <w:szCs w:val="28"/>
-                <w:lang w:val="en-US"/>
-              </w:rPr>
-              <w:t xml:space="preserve">    </w:t>
-            </w:r>
-            <w:proofErr w:type="spellStart"/>
-            <w:r>
-              <w:rPr>
-                <w:rFonts w:ascii="Times New Roman" w:hAnsi="Times New Roman" w:cs="Times New Roman"/>
-                <w:sz w:val="28"/>
-                <w:szCs w:val="28"/>
-                <w:lang w:val="en-US"/>
-              </w:rPr>
-              <w:t>def</w:t>
-            </w:r>
-            <w:proofErr w:type="spellEnd"/>
-            <w:r>
-              <w:rPr>
-                <w:rFonts w:ascii="Times New Roman" w:hAnsi="Times New Roman" w:cs="Times New Roman"/>
-                <w:sz w:val="28"/>
-                <w:szCs w:val="28"/>
-                <w:lang w:val="en-US"/>
-              </w:rPr>
-              <w:t xml:space="preserve"> </w:t>
-            </w:r>
-            <w:proofErr w:type="spellStart"/>
-            <w:r>
-              <w:rPr>
-                <w:rFonts w:ascii="Times New Roman" w:hAnsi="Times New Roman" w:cs="Times New Roman"/>
-                <w:sz w:val="28"/>
-                <w:szCs w:val="28"/>
-                <w:lang w:val="en-US"/>
-              </w:rPr>
-              <w:t>test_sdd_register_box</w:t>
-            </w:r>
-            <w:proofErr w:type="spellEnd"/>
-            <w:r>
-              <w:rPr>
-                <w:rFonts w:ascii="Times New Roman" w:hAnsi="Times New Roman" w:cs="Times New Roman"/>
-                <w:sz w:val="28"/>
-                <w:szCs w:val="28"/>
-                <w:lang w:val="en-US"/>
-              </w:rPr>
-              <w:t>(self):</w:t>
-            </w:r>
-          </w:p>
-          <w:p>
-            <w:pPr>
-              <w:jc w:val="both"/>
-              <w:rPr>
-                <w:rFonts w:ascii="Times New Roman" w:hAnsi="Times New Roman" w:cs="Times New Roman"/>
-                <w:sz w:val="28"/>
-                <w:szCs w:val="28"/>
-                <w:lang w:val="en-US"/>
-              </w:rPr>
-            </w:pPr>
-            <w:r>
-              <w:rPr>
-                <w:rFonts w:ascii="Times New Roman" w:hAnsi="Times New Roman" w:cs="Times New Roman"/>
-                <w:sz w:val="28"/>
-                <w:szCs w:val="28"/>
-                <w:lang w:val="en-US"/>
-              </w:rPr>
-              <w:t xml:space="preserve">        </w:t>
-            </w:r>
-            <w:proofErr w:type="spellStart"/>
-            <w:r>
-              <w:rPr>
-                <w:rFonts w:ascii="Times New Roman" w:hAnsi="Times New Roman" w:cs="Times New Roman"/>
-                <w:sz w:val="28"/>
-                <w:szCs w:val="28"/>
-                <w:lang w:val="en-US"/>
-              </w:rPr>
-              <w:t>self.schedule.add_class</w:t>
-            </w:r>
-            <w:proofErr w:type="spellEnd"/>
-            <w:r>
-              <w:rPr>
-                <w:rFonts w:ascii="Times New Roman" w:hAnsi="Times New Roman" w:cs="Times New Roman"/>
-                <w:sz w:val="28"/>
-                <w:szCs w:val="28"/>
-                <w:lang w:val="en-US"/>
-              </w:rPr>
-              <w:t>(</w:t>
-            </w:r>
-            <w:proofErr w:type="spellStart"/>
-            <w:r>
-              <w:rPr>
-                <w:rFonts w:ascii="Times New Roman" w:hAnsi="Times New Roman" w:cs="Times New Roman"/>
-                <w:sz w:val="28"/>
-                <w:szCs w:val="28"/>
-                <w:lang w:val="en-US"/>
-              </w:rPr>
-              <w:t>FitnessClass</w:t>
-            </w:r>
-            <w:proofErr w:type="spellEnd"/>
-            <w:r>
-              <w:rPr>
-                <w:rFonts w:ascii="Times New Roman" w:hAnsi="Times New Roman" w:cs="Times New Roman"/>
-                <w:sz w:val="28"/>
-                <w:szCs w:val="28"/>
-                <w:lang w:val="en-US"/>
-              </w:rPr>
-              <w:t>("</w:t>
-            </w:r>
-            <w:r>
-              <w:rPr>
-                <w:rFonts w:ascii="Times New Roman" w:hAnsi="Times New Roman" w:cs="Times New Roman"/>
-                <w:sz w:val="28"/>
-                <w:szCs w:val="28"/>
-              </w:rPr>
-              <w:t>Бокс</w:t>
-            </w:r>
-            <w:r>
-              <w:rPr>
-                <w:rFonts w:ascii="Times New Roman" w:hAnsi="Times New Roman" w:cs="Times New Roman"/>
-                <w:sz w:val="28"/>
-                <w:szCs w:val="28"/>
-                <w:lang w:val="en-US"/>
-              </w:rPr>
-              <w:t>", "</w:t>
-            </w:r>
-            <w:r>
-              <w:rPr>
-                <w:rFonts w:ascii="Times New Roman" w:hAnsi="Times New Roman" w:cs="Times New Roman"/>
-                <w:sz w:val="28"/>
-                <w:szCs w:val="28"/>
-              </w:rPr>
-              <w:t>Орлов</w:t>
-            </w:r>
-            <w:r>
-              <w:rPr>
-                <w:rFonts w:ascii="Times New Roman" w:hAnsi="Times New Roman" w:cs="Times New Roman"/>
-                <w:sz w:val="28"/>
-                <w:szCs w:val="28"/>
-                <w:lang w:val="en-US"/>
-              </w:rPr>
-              <w:t xml:space="preserve"> </w:t>
-            </w:r>
-            <w:r>
-              <w:rPr>
-                <w:rFonts w:ascii="Times New Roman" w:hAnsi="Times New Roman" w:cs="Times New Roman"/>
-                <w:sz w:val="28"/>
-                <w:szCs w:val="28"/>
-              </w:rPr>
-              <w:t>В</w:t>
-            </w:r>
-            <w:r>
-              <w:rPr>
-                <w:rFonts w:ascii="Times New Roman" w:hAnsi="Times New Roman" w:cs="Times New Roman"/>
-                <w:sz w:val="28"/>
-                <w:szCs w:val="28"/>
-                <w:lang w:val="en-US"/>
-              </w:rPr>
-              <w:t xml:space="preserve">.", </w:t>
-            </w:r>
-            <w:proofErr w:type="spellStart"/>
-            <w:r>
-              <w:rPr>
-                <w:rFonts w:ascii="Times New Roman" w:hAnsi="Times New Roman" w:cs="Times New Roman"/>
-                <w:sz w:val="28"/>
-                <w:szCs w:val="28"/>
-                <w:lang w:val="en-US"/>
-              </w:rPr>
-              <w:t>self.tomorrow</w:t>
-            </w:r>
-            <w:proofErr w:type="spellEnd"/>
-            <w:r>
-              <w:rPr>
-                <w:rFonts w:ascii="Times New Roman" w:hAnsi="Times New Roman" w:cs="Times New Roman"/>
-                <w:sz w:val="28"/>
-                <w:szCs w:val="28"/>
-                <w:lang w:val="en-US"/>
-              </w:rPr>
-              <w:t>, 5))</w:t>
-            </w:r>
-          </w:p>
-          <w:p>
-            <w:pPr>
-              <w:jc w:val="both"/>
-              <w:rPr>
-                <w:rFonts w:ascii="Times New Roman" w:hAnsi="Times New Roman" w:cs="Times New Roman"/>
-                <w:sz w:val="28"/>
-                <w:szCs w:val="28"/>
-                <w:lang w:val="en-US"/>
-              </w:rPr>
-            </w:pPr>
-            <w:r>
-              <w:rPr>
-                <w:rFonts w:ascii="Times New Roman" w:hAnsi="Times New Roman" w:cs="Times New Roman"/>
-                <w:sz w:val="28"/>
-                <w:szCs w:val="28"/>
-                <w:lang w:val="en-US"/>
-              </w:rPr>
-              <w:t xml:space="preserve">        </w:t>
-            </w:r>
-            <w:proofErr w:type="spellStart"/>
-            <w:proofErr w:type="gramStart"/>
-            <w:r>
-              <w:rPr>
-                <w:rFonts w:ascii="Times New Roman" w:hAnsi="Times New Roman" w:cs="Times New Roman"/>
-                <w:sz w:val="28"/>
-                <w:szCs w:val="28"/>
-                <w:lang w:val="en-US"/>
-              </w:rPr>
-              <w:t>self.schedule.register</w:t>
-            </w:r>
-            <w:proofErr w:type="spellEnd"/>
-            <w:r>
-              <w:rPr>
-                <w:rFonts w:ascii="Times New Roman" w:hAnsi="Times New Roman" w:cs="Times New Roman"/>
-                <w:sz w:val="28"/>
-                <w:szCs w:val="28"/>
-                <w:lang w:val="en-US"/>
-              </w:rPr>
-              <w:t>(</w:t>
-            </w:r>
-            <w:proofErr w:type="gramEnd"/>
-            <w:r>
-              <w:rPr>
-                <w:rFonts w:ascii="Times New Roman" w:hAnsi="Times New Roman" w:cs="Times New Roman"/>
-                <w:sz w:val="28"/>
-                <w:szCs w:val="28"/>
-                <w:lang w:val="en-US"/>
-              </w:rPr>
-              <w:t>"</w:t>
-            </w:r>
-            <w:r>
-              <w:rPr>
-                <w:rFonts w:ascii="Times New Roman" w:hAnsi="Times New Roman" w:cs="Times New Roman"/>
-                <w:sz w:val="28"/>
-                <w:szCs w:val="28"/>
-              </w:rPr>
-              <w:t>Бокс</w:t>
-            </w:r>
-            <w:r>
-              <w:rPr>
-                <w:rFonts w:ascii="Times New Roman" w:hAnsi="Times New Roman" w:cs="Times New Roman"/>
-                <w:sz w:val="28"/>
-                <w:szCs w:val="28"/>
-                <w:lang w:val="en-US"/>
-              </w:rPr>
-              <w:t>", "</w:t>
-            </w:r>
-            <w:r>
-              <w:rPr>
-                <w:rFonts w:ascii="Times New Roman" w:hAnsi="Times New Roman" w:cs="Times New Roman"/>
-                <w:sz w:val="28"/>
-                <w:szCs w:val="28"/>
-              </w:rPr>
-              <w:t>Иванов</w:t>
-            </w:r>
-            <w:r>
-              <w:rPr>
-                <w:rFonts w:ascii="Times New Roman" w:hAnsi="Times New Roman" w:cs="Times New Roman"/>
-                <w:sz w:val="28"/>
-                <w:szCs w:val="28"/>
-                <w:lang w:val="en-US"/>
-              </w:rPr>
-              <w:t xml:space="preserve"> </w:t>
-            </w:r>
-            <w:r>
-              <w:rPr>
-                <w:rFonts w:ascii="Times New Roman" w:hAnsi="Times New Roman" w:cs="Times New Roman"/>
-                <w:sz w:val="28"/>
-                <w:szCs w:val="28"/>
-              </w:rPr>
-              <w:t>И</w:t>
-            </w:r>
-            <w:r>
-              <w:rPr>
-                <w:rFonts w:ascii="Times New Roman" w:hAnsi="Times New Roman" w:cs="Times New Roman"/>
-                <w:sz w:val="28"/>
-                <w:szCs w:val="28"/>
-                <w:lang w:val="en-US"/>
-              </w:rPr>
-              <w:t>.")</w:t>
-            </w:r>
-          </w:p>
-          <w:p>
-            <w:pPr>
-              <w:jc w:val="both"/>
-              <w:rPr>
-                <w:rFonts w:ascii="Times New Roman" w:hAnsi="Times New Roman" w:cs="Times New Roman"/>
-                <w:sz w:val="28"/>
-                <w:szCs w:val="28"/>
-                <w:lang w:val="en-US"/>
-              </w:rPr>
-            </w:pPr>
-            <w:r>
-              <w:rPr>
-                <w:rFonts w:ascii="Times New Roman" w:hAnsi="Times New Roman" w:cs="Times New Roman"/>
-                <w:sz w:val="28"/>
-                <w:szCs w:val="28"/>
-                <w:lang w:val="en-US"/>
-              </w:rPr>
-              <w:t xml:space="preserve">        </w:t>
-            </w:r>
-            <w:proofErr w:type="spellStart"/>
-            <w:r>
-              <w:rPr>
-                <w:rFonts w:ascii="Times New Roman" w:hAnsi="Times New Roman" w:cs="Times New Roman"/>
-                <w:sz w:val="28"/>
-                <w:szCs w:val="28"/>
-                <w:lang w:val="en-US"/>
-              </w:rPr>
-              <w:t>self.assertIn</w:t>
-            </w:r>
-            <w:proofErr w:type="spellEnd"/>
-            <w:r>
-              <w:rPr>
-                <w:rFonts w:ascii="Times New Roman" w:hAnsi="Times New Roman" w:cs="Times New Roman"/>
-                <w:sz w:val="28"/>
-                <w:szCs w:val="28"/>
-                <w:lang w:val="en-US"/>
-              </w:rPr>
-              <w:t>("</w:t>
-            </w:r>
-            <w:r>
-              <w:rPr>
-                <w:rFonts w:ascii="Times New Roman" w:hAnsi="Times New Roman" w:cs="Times New Roman"/>
-                <w:sz w:val="28"/>
-                <w:szCs w:val="28"/>
-              </w:rPr>
-              <w:t>Иванов</w:t>
-            </w:r>
-            <w:r>
-              <w:rPr>
-                <w:rFonts w:ascii="Times New Roman" w:hAnsi="Times New Roman" w:cs="Times New Roman"/>
-                <w:sz w:val="28"/>
-                <w:szCs w:val="28"/>
-                <w:lang w:val="en-US"/>
-              </w:rPr>
-              <w:t xml:space="preserve"> </w:t>
-            </w:r>
-            <w:r>
-              <w:rPr>
-                <w:rFonts w:ascii="Times New Roman" w:hAnsi="Times New Roman" w:cs="Times New Roman"/>
-                <w:sz w:val="28"/>
-                <w:szCs w:val="28"/>
-              </w:rPr>
-              <w:t>И</w:t>
-            </w:r>
-            <w:r>
-              <w:rPr>
-                <w:rFonts w:ascii="Times New Roman" w:hAnsi="Times New Roman" w:cs="Times New Roman"/>
-                <w:sz w:val="28"/>
-                <w:szCs w:val="28"/>
-                <w:lang w:val="en-US"/>
-              </w:rPr>
-              <w:t xml:space="preserve">.", </w:t>
-            </w:r>
-            <w:proofErr w:type="spellStart"/>
-            <w:r>
-              <w:rPr>
-                <w:rFonts w:ascii="Times New Roman" w:hAnsi="Times New Roman" w:cs="Times New Roman"/>
-                <w:sz w:val="28"/>
-                <w:szCs w:val="28"/>
-                <w:lang w:val="en-US"/>
-              </w:rPr>
-              <w:t>self.schedule.get_class</w:t>
-            </w:r>
-            <w:proofErr w:type="spellEnd"/>
-            <w:r>
-              <w:rPr>
-                <w:rFonts w:ascii="Times New Roman" w:hAnsi="Times New Roman" w:cs="Times New Roman"/>
-                <w:sz w:val="28"/>
-                <w:szCs w:val="28"/>
-                <w:lang w:val="en-US"/>
-              </w:rPr>
-              <w:t>("</w:t>
-            </w:r>
-            <w:r>
-              <w:rPr>
-                <w:rFonts w:ascii="Times New Roman" w:hAnsi="Times New Roman" w:cs="Times New Roman"/>
-                <w:sz w:val="28"/>
-                <w:szCs w:val="28"/>
-              </w:rPr>
-              <w:t>Бокс</w:t>
-            </w:r>
-            <w:r>
-              <w:rPr>
-                <w:rFonts w:ascii="Times New Roman" w:hAnsi="Times New Roman" w:cs="Times New Roman"/>
-                <w:sz w:val="28"/>
-                <w:szCs w:val="28"/>
-                <w:lang w:val="en-US"/>
-              </w:rPr>
-              <w:t>").participants)</w:t>
-            </w:r>
-          </w:p>
-          <w:p>
-            <w:pPr>
-              <w:jc w:val="both"/>
-              <w:rPr>
-                <w:rFonts w:ascii="Times New Roman" w:hAnsi="Times New Roman" w:cs="Times New Roman"/>
-                <w:sz w:val="28"/>
-                <w:szCs w:val="28"/>
-                <w:lang w:val="en-US"/>
-              </w:rPr>
-            </w:pPr>
-          </w:p>
-          <w:p>
-            <w:pPr>
-              <w:jc w:val="both"/>
-              <w:rPr>
-                <w:rFonts w:ascii="Times New Roman" w:hAnsi="Times New Roman" w:cs="Times New Roman"/>
-                <w:sz w:val="28"/>
-                <w:szCs w:val="28"/>
-                <w:lang w:val="en-US"/>
-              </w:rPr>
-            </w:pPr>
-            <w:r>
-              <w:rPr>
-                <w:rFonts w:ascii="Times New Roman" w:hAnsi="Times New Roman" w:cs="Times New Roman"/>
-                <w:sz w:val="28"/>
-                <w:szCs w:val="28"/>
-                <w:lang w:val="en-US"/>
-              </w:rPr>
-              <w:t xml:space="preserve">    # --- </w:t>
-            </w:r>
-            <w:r>
-              <w:rPr>
-                <w:rFonts w:ascii="Times New Roman" w:hAnsi="Times New Roman" w:cs="Times New Roman"/>
-                <w:sz w:val="28"/>
-                <w:szCs w:val="28"/>
-              </w:rPr>
-              <w:t>Таблица</w:t>
-            </w:r>
-            <w:r>
-              <w:rPr>
-                <w:rFonts w:ascii="Times New Roman" w:hAnsi="Times New Roman" w:cs="Times New Roman"/>
-                <w:sz w:val="28"/>
-                <w:szCs w:val="28"/>
-                <w:lang w:val="en-US"/>
-              </w:rPr>
-              <w:t xml:space="preserve"> 3: </w:t>
-            </w:r>
-            <w:r>
-              <w:rPr>
-                <w:rFonts w:ascii="Times New Roman" w:hAnsi="Times New Roman" w:cs="Times New Roman"/>
-                <w:sz w:val="28"/>
-                <w:szCs w:val="28"/>
-              </w:rPr>
-              <w:t>отмена</w:t>
-            </w:r>
-            <w:r>
-              <w:rPr>
-                <w:rFonts w:ascii="Times New Roman" w:hAnsi="Times New Roman" w:cs="Times New Roman"/>
-                <w:sz w:val="28"/>
-                <w:szCs w:val="28"/>
-                <w:lang w:val="en-US"/>
-              </w:rPr>
-              <w:t xml:space="preserve"> ---</w:t>
-            </w:r>
-          </w:p>
-          <w:p>
-            <w:pPr>
-              <w:jc w:val="both"/>
-              <w:rPr>
-                <w:rFonts w:ascii="Times New Roman" w:hAnsi="Times New Roman" w:cs="Times New Roman"/>
-                <w:sz w:val="28"/>
-                <w:szCs w:val="28"/>
-                <w:lang w:val="en-US"/>
-              </w:rPr>
-            </w:pPr>
-            <w:r>
-              <w:rPr>
-                <w:rFonts w:ascii="Times New Roman" w:hAnsi="Times New Roman" w:cs="Times New Roman"/>
-                <w:sz w:val="28"/>
-                <w:szCs w:val="28"/>
-                <w:lang w:val="en-US"/>
-              </w:rPr>
-              <w:t xml:space="preserve">    </w:t>
-            </w:r>
-            <w:proofErr w:type="spellStart"/>
-            <w:r>
-              <w:rPr>
-                <w:rFonts w:ascii="Times New Roman" w:hAnsi="Times New Roman" w:cs="Times New Roman"/>
-                <w:sz w:val="28"/>
-                <w:szCs w:val="28"/>
-                <w:lang w:val="en-US"/>
-              </w:rPr>
-              <w:t>def</w:t>
-            </w:r>
-            <w:proofErr w:type="spellEnd"/>
-            <w:r>
-              <w:rPr>
-                <w:rFonts w:ascii="Times New Roman" w:hAnsi="Times New Roman" w:cs="Times New Roman"/>
-                <w:sz w:val="28"/>
-                <w:szCs w:val="28"/>
-                <w:lang w:val="en-US"/>
-              </w:rPr>
-              <w:t xml:space="preserve"> </w:t>
-            </w:r>
-            <w:proofErr w:type="spellStart"/>
-            <w:r>
-              <w:rPr>
-                <w:rFonts w:ascii="Times New Roman" w:hAnsi="Times New Roman" w:cs="Times New Roman"/>
-                <w:sz w:val="28"/>
-                <w:szCs w:val="28"/>
-                <w:lang w:val="en-US"/>
-              </w:rPr>
-              <w:t>test_sdd_cancel_existing</w:t>
-            </w:r>
-            <w:proofErr w:type="spellEnd"/>
-            <w:r>
-              <w:rPr>
-                <w:rFonts w:ascii="Times New Roman" w:hAnsi="Times New Roman" w:cs="Times New Roman"/>
-                <w:sz w:val="28"/>
-                <w:szCs w:val="28"/>
-                <w:lang w:val="en-US"/>
-              </w:rPr>
-              <w:t>(self):</w:t>
-            </w:r>
-          </w:p>
-          <w:p>
-            <w:pPr>
-              <w:jc w:val="both"/>
-              <w:rPr>
-                <w:rFonts w:ascii="Times New Roman" w:hAnsi="Times New Roman" w:cs="Times New Roman"/>
-                <w:sz w:val="28"/>
-                <w:szCs w:val="28"/>
-                <w:lang w:val="en-US"/>
-              </w:rPr>
-            </w:pPr>
-            <w:r>
-              <w:rPr>
-                <w:rFonts w:ascii="Times New Roman" w:hAnsi="Times New Roman" w:cs="Times New Roman"/>
-                <w:sz w:val="28"/>
-                <w:szCs w:val="28"/>
-                <w:lang w:val="en-US"/>
-              </w:rPr>
-              <w:t xml:space="preserve">        </w:t>
-            </w:r>
-            <w:proofErr w:type="spellStart"/>
-            <w:r>
-              <w:rPr>
-                <w:rFonts w:ascii="Times New Roman" w:hAnsi="Times New Roman" w:cs="Times New Roman"/>
-                <w:sz w:val="28"/>
-                <w:szCs w:val="28"/>
-                <w:lang w:val="en-US"/>
-              </w:rPr>
-              <w:t>self.schedule.add_class</w:t>
-            </w:r>
-            <w:proofErr w:type="spellEnd"/>
-            <w:r>
-              <w:rPr>
-                <w:rFonts w:ascii="Times New Roman" w:hAnsi="Times New Roman" w:cs="Times New Roman"/>
-                <w:sz w:val="28"/>
-                <w:szCs w:val="28"/>
-                <w:lang w:val="en-US"/>
-              </w:rPr>
-              <w:t>(</w:t>
-            </w:r>
-            <w:proofErr w:type="spellStart"/>
-            <w:r>
-              <w:rPr>
-                <w:rFonts w:ascii="Times New Roman" w:hAnsi="Times New Roman" w:cs="Times New Roman"/>
-                <w:sz w:val="28"/>
-                <w:szCs w:val="28"/>
-                <w:lang w:val="en-US"/>
-              </w:rPr>
-              <w:t>FitnessClass</w:t>
-            </w:r>
-            <w:proofErr w:type="spellEnd"/>
-            <w:r>
-              <w:rPr>
-                <w:rFonts w:ascii="Times New Roman" w:hAnsi="Times New Roman" w:cs="Times New Roman"/>
-                <w:sz w:val="28"/>
-                <w:szCs w:val="28"/>
-                <w:lang w:val="en-US"/>
-              </w:rPr>
-              <w:t>("</w:t>
-            </w:r>
-            <w:r>
-              <w:rPr>
-                <w:rFonts w:ascii="Times New Roman" w:hAnsi="Times New Roman" w:cs="Times New Roman"/>
-                <w:sz w:val="28"/>
-                <w:szCs w:val="28"/>
-              </w:rPr>
-              <w:t>Йога</w:t>
-            </w:r>
-            <w:r>
-              <w:rPr>
-                <w:rFonts w:ascii="Times New Roman" w:hAnsi="Times New Roman" w:cs="Times New Roman"/>
-                <w:sz w:val="28"/>
-                <w:szCs w:val="28"/>
-                <w:lang w:val="en-US"/>
-              </w:rPr>
-              <w:t>", "</w:t>
-            </w:r>
-            <w:r>
-              <w:rPr>
-                <w:rFonts w:ascii="Times New Roman" w:hAnsi="Times New Roman" w:cs="Times New Roman"/>
-                <w:sz w:val="28"/>
-                <w:szCs w:val="28"/>
-              </w:rPr>
-              <w:t>Иванова</w:t>
-            </w:r>
-            <w:r>
-              <w:rPr>
-                <w:rFonts w:ascii="Times New Roman" w:hAnsi="Times New Roman" w:cs="Times New Roman"/>
-                <w:sz w:val="28"/>
-                <w:szCs w:val="28"/>
-                <w:lang w:val="en-US"/>
-              </w:rPr>
-              <w:t xml:space="preserve"> </w:t>
-            </w:r>
-            <w:r>
-              <w:rPr>
-                <w:rFonts w:ascii="Times New Roman" w:hAnsi="Times New Roman" w:cs="Times New Roman"/>
-                <w:sz w:val="28"/>
-                <w:szCs w:val="28"/>
-              </w:rPr>
-              <w:t>А</w:t>
-            </w:r>
-            <w:r>
-              <w:rPr>
-                <w:rFonts w:ascii="Times New Roman" w:hAnsi="Times New Roman" w:cs="Times New Roman"/>
-                <w:sz w:val="28"/>
-                <w:szCs w:val="28"/>
-                <w:lang w:val="en-US"/>
-              </w:rPr>
-              <w:t xml:space="preserve">.", </w:t>
-            </w:r>
-            <w:proofErr w:type="spellStart"/>
-            <w:r>
-              <w:rPr>
-                <w:rFonts w:ascii="Times New Roman" w:hAnsi="Times New Roman" w:cs="Times New Roman"/>
-                <w:sz w:val="28"/>
-                <w:szCs w:val="28"/>
-                <w:lang w:val="en-US"/>
-              </w:rPr>
-              <w:t>self.tomorrow</w:t>
-            </w:r>
-            <w:proofErr w:type="spellEnd"/>
-            <w:r>
-              <w:rPr>
-                <w:rFonts w:ascii="Times New Roman" w:hAnsi="Times New Roman" w:cs="Times New Roman"/>
-                <w:sz w:val="28"/>
-                <w:szCs w:val="28"/>
-                <w:lang w:val="en-US"/>
-              </w:rPr>
-              <w:t>, 10))</w:t>
-            </w:r>
-          </w:p>
-          <w:p>
-            <w:pPr>
-              <w:jc w:val="both"/>
-              <w:rPr>
-                <w:rFonts w:ascii="Times New Roman" w:hAnsi="Times New Roman" w:cs="Times New Roman"/>
-                <w:sz w:val="28"/>
-                <w:szCs w:val="28"/>
-                <w:lang w:val="en-US"/>
-              </w:rPr>
-            </w:pPr>
-            <w:r>
-              <w:rPr>
-                <w:rFonts w:ascii="Times New Roman" w:hAnsi="Times New Roman" w:cs="Times New Roman"/>
-                <w:sz w:val="28"/>
-                <w:szCs w:val="28"/>
-                <w:lang w:val="en-US"/>
-              </w:rPr>
-              <w:t xml:space="preserve">        </w:t>
-            </w:r>
-            <w:proofErr w:type="spellStart"/>
-            <w:r>
-              <w:rPr>
-                <w:rFonts w:ascii="Times New Roman" w:hAnsi="Times New Roman" w:cs="Times New Roman"/>
-                <w:sz w:val="28"/>
-                <w:szCs w:val="28"/>
-                <w:lang w:val="en-US"/>
-              </w:rPr>
-              <w:t>self.schedule.cancel_class</w:t>
-            </w:r>
-            <w:proofErr w:type="spellEnd"/>
-            <w:r>
-              <w:rPr>
-                <w:rFonts w:ascii="Times New Roman" w:hAnsi="Times New Roman" w:cs="Times New Roman"/>
-                <w:sz w:val="28"/>
-                <w:szCs w:val="28"/>
-                <w:lang w:val="en-US"/>
-              </w:rPr>
-              <w:t>("</w:t>
-            </w:r>
-            <w:r>
-              <w:rPr>
-                <w:rFonts w:ascii="Times New Roman" w:hAnsi="Times New Roman" w:cs="Times New Roman"/>
-                <w:sz w:val="28"/>
-                <w:szCs w:val="28"/>
-              </w:rPr>
-              <w:t>Йога</w:t>
-            </w:r>
-            <w:r>
-              <w:rPr>
-                <w:rFonts w:ascii="Times New Roman" w:hAnsi="Times New Roman" w:cs="Times New Roman"/>
-                <w:sz w:val="28"/>
-                <w:szCs w:val="28"/>
-                <w:lang w:val="en-US"/>
-              </w:rPr>
-              <w:t>")</w:t>
-            </w:r>
-          </w:p>
-          <w:p>
-            <w:pPr>
-              <w:jc w:val="both"/>
-              <w:rPr>
-                <w:rFonts w:ascii="Times New Roman" w:hAnsi="Times New Roman" w:cs="Times New Roman"/>
-                <w:sz w:val="28"/>
-                <w:szCs w:val="28"/>
-                <w:lang w:val="en-US"/>
-              </w:rPr>
-            </w:pPr>
-            <w:r>
-              <w:rPr>
-                <w:rFonts w:ascii="Times New Roman" w:hAnsi="Times New Roman" w:cs="Times New Roman"/>
-                <w:sz w:val="28"/>
-                <w:szCs w:val="28"/>
-                <w:lang w:val="en-US"/>
-              </w:rPr>
-              <w:lastRenderedPageBreak/>
-              <w:t xml:space="preserve">        </w:t>
-            </w:r>
-            <w:proofErr w:type="spellStart"/>
-            <w:r>
-              <w:rPr>
-                <w:rFonts w:ascii="Times New Roman" w:hAnsi="Times New Roman" w:cs="Times New Roman"/>
-                <w:sz w:val="28"/>
-                <w:szCs w:val="28"/>
-                <w:lang w:val="en-US"/>
-              </w:rPr>
-              <w:t>self.assertEqual</w:t>
-            </w:r>
-            <w:proofErr w:type="spellEnd"/>
-            <w:r>
-              <w:rPr>
-                <w:rFonts w:ascii="Times New Roman" w:hAnsi="Times New Roman" w:cs="Times New Roman"/>
-                <w:sz w:val="28"/>
-                <w:szCs w:val="28"/>
-                <w:lang w:val="en-US"/>
-              </w:rPr>
-              <w:t>(</w:t>
-            </w:r>
-            <w:proofErr w:type="spellStart"/>
-            <w:r>
-              <w:rPr>
-                <w:rFonts w:ascii="Times New Roman" w:hAnsi="Times New Roman" w:cs="Times New Roman"/>
-                <w:sz w:val="28"/>
-                <w:szCs w:val="28"/>
-                <w:lang w:val="en-US"/>
-              </w:rPr>
-              <w:t>len</w:t>
-            </w:r>
-            <w:proofErr w:type="spellEnd"/>
-            <w:r>
-              <w:rPr>
-                <w:rFonts w:ascii="Times New Roman" w:hAnsi="Times New Roman" w:cs="Times New Roman"/>
-                <w:sz w:val="28"/>
-                <w:szCs w:val="28"/>
-                <w:lang w:val="en-US"/>
-              </w:rPr>
-              <w:t>(</w:t>
-            </w:r>
-            <w:proofErr w:type="spellStart"/>
-            <w:r>
-              <w:rPr>
-                <w:rFonts w:ascii="Times New Roman" w:hAnsi="Times New Roman" w:cs="Times New Roman"/>
-                <w:sz w:val="28"/>
-                <w:szCs w:val="28"/>
-                <w:lang w:val="en-US"/>
-              </w:rPr>
-              <w:t>self.schedule.classes</w:t>
-            </w:r>
-            <w:proofErr w:type="spellEnd"/>
-            <w:r>
-              <w:rPr>
-                <w:rFonts w:ascii="Times New Roman" w:hAnsi="Times New Roman" w:cs="Times New Roman"/>
-                <w:sz w:val="28"/>
-                <w:szCs w:val="28"/>
-                <w:lang w:val="en-US"/>
-              </w:rPr>
-              <w:t>), 0)</w:t>
-            </w:r>
-          </w:p>
-          <w:p>
-            <w:pPr>
-              <w:jc w:val="both"/>
-              <w:rPr>
-                <w:rFonts w:ascii="Times New Roman" w:hAnsi="Times New Roman" w:cs="Times New Roman"/>
-                <w:sz w:val="28"/>
-                <w:szCs w:val="28"/>
-                <w:lang w:val="en-US"/>
-              </w:rPr>
-            </w:pPr>
-          </w:p>
-          <w:p>
-            <w:pPr>
-              <w:jc w:val="both"/>
-              <w:rPr>
-                <w:rFonts w:ascii="Times New Roman" w:hAnsi="Times New Roman" w:cs="Times New Roman"/>
-                <w:sz w:val="28"/>
-                <w:szCs w:val="28"/>
-                <w:lang w:val="en-US"/>
-              </w:rPr>
-            </w:pPr>
-            <w:r>
-              <w:rPr>
-                <w:rFonts w:ascii="Times New Roman" w:hAnsi="Times New Roman" w:cs="Times New Roman"/>
-                <w:sz w:val="28"/>
-                <w:szCs w:val="28"/>
-                <w:lang w:val="en-US"/>
-              </w:rPr>
-              <w:t xml:space="preserve">    </w:t>
-            </w:r>
-            <w:proofErr w:type="spellStart"/>
-            <w:r>
-              <w:rPr>
-                <w:rFonts w:ascii="Times New Roman" w:hAnsi="Times New Roman" w:cs="Times New Roman"/>
-                <w:sz w:val="28"/>
-                <w:szCs w:val="28"/>
-                <w:lang w:val="en-US"/>
-              </w:rPr>
-              <w:t>def</w:t>
-            </w:r>
-            <w:proofErr w:type="spellEnd"/>
-            <w:r>
-              <w:rPr>
-                <w:rFonts w:ascii="Times New Roman" w:hAnsi="Times New Roman" w:cs="Times New Roman"/>
-                <w:sz w:val="28"/>
-                <w:szCs w:val="28"/>
-                <w:lang w:val="en-US"/>
-              </w:rPr>
-              <w:t xml:space="preserve"> </w:t>
-            </w:r>
-            <w:proofErr w:type="spellStart"/>
-            <w:r>
-              <w:rPr>
-                <w:rFonts w:ascii="Times New Roman" w:hAnsi="Times New Roman" w:cs="Times New Roman"/>
-                <w:sz w:val="28"/>
-                <w:szCs w:val="28"/>
-                <w:lang w:val="en-US"/>
-              </w:rPr>
-              <w:t>test_sdd_cancel_missing</w:t>
-            </w:r>
-            <w:proofErr w:type="spellEnd"/>
-            <w:r>
-              <w:rPr>
-                <w:rFonts w:ascii="Times New Roman" w:hAnsi="Times New Roman" w:cs="Times New Roman"/>
-                <w:sz w:val="28"/>
-                <w:szCs w:val="28"/>
-                <w:lang w:val="en-US"/>
-              </w:rPr>
-              <w:t>(self):</w:t>
-            </w:r>
-          </w:p>
-          <w:p>
-            <w:pPr>
-              <w:jc w:val="both"/>
-              <w:rPr>
-                <w:rFonts w:ascii="Times New Roman" w:hAnsi="Times New Roman" w:cs="Times New Roman"/>
-                <w:sz w:val="28"/>
-                <w:szCs w:val="28"/>
-                <w:lang w:val="en-US"/>
-              </w:rPr>
-            </w:pPr>
-            <w:r>
-              <w:rPr>
-                <w:rFonts w:ascii="Times New Roman" w:hAnsi="Times New Roman" w:cs="Times New Roman"/>
-                <w:sz w:val="28"/>
-                <w:szCs w:val="28"/>
-                <w:lang w:val="en-US"/>
-              </w:rPr>
-              <w:t xml:space="preserve">        with </w:t>
-            </w:r>
-            <w:proofErr w:type="spellStart"/>
-            <w:r>
-              <w:rPr>
-                <w:rFonts w:ascii="Times New Roman" w:hAnsi="Times New Roman" w:cs="Times New Roman"/>
-                <w:sz w:val="28"/>
-                <w:szCs w:val="28"/>
-                <w:lang w:val="en-US"/>
-              </w:rPr>
-              <w:t>self.assertRaises</w:t>
-            </w:r>
-            <w:proofErr w:type="spellEnd"/>
-            <w:r>
-              <w:rPr>
-                <w:rFonts w:ascii="Times New Roman" w:hAnsi="Times New Roman" w:cs="Times New Roman"/>
-                <w:sz w:val="28"/>
-                <w:szCs w:val="28"/>
-                <w:lang w:val="en-US"/>
-              </w:rPr>
-              <w:t>(</w:t>
-            </w:r>
-            <w:proofErr w:type="spellStart"/>
-            <w:r>
-              <w:rPr>
-                <w:rFonts w:ascii="Times New Roman" w:hAnsi="Times New Roman" w:cs="Times New Roman"/>
-                <w:sz w:val="28"/>
-                <w:szCs w:val="28"/>
-                <w:lang w:val="en-US"/>
-              </w:rPr>
-              <w:t>RegistrationError</w:t>
-            </w:r>
-            <w:proofErr w:type="spellEnd"/>
-            <w:r>
-              <w:rPr>
-                <w:rFonts w:ascii="Times New Roman" w:hAnsi="Times New Roman" w:cs="Times New Roman"/>
-                <w:sz w:val="28"/>
-                <w:szCs w:val="28"/>
-                <w:lang w:val="en-US"/>
-              </w:rPr>
-              <w:t>):</w:t>
-            </w:r>
-          </w:p>
-          <w:p>
-            <w:pPr>
-              <w:jc w:val="both"/>
-              <w:rPr>
-                <w:rFonts w:ascii="Times New Roman" w:hAnsi="Times New Roman" w:cs="Times New Roman"/>
-                <w:sz w:val="28"/>
-                <w:szCs w:val="28"/>
-                <w:lang w:val="en-US"/>
-              </w:rPr>
-            </w:pPr>
-            <w:r>
-              <w:rPr>
-                <w:rFonts w:ascii="Times New Roman" w:hAnsi="Times New Roman" w:cs="Times New Roman"/>
-                <w:sz w:val="28"/>
-                <w:szCs w:val="28"/>
-                <w:lang w:val="en-US"/>
-              </w:rPr>
-              <w:t xml:space="preserve">            </w:t>
-            </w:r>
-            <w:proofErr w:type="spellStart"/>
-            <w:r>
-              <w:rPr>
-                <w:rFonts w:ascii="Times New Roman" w:hAnsi="Times New Roman" w:cs="Times New Roman"/>
-                <w:sz w:val="28"/>
-                <w:szCs w:val="28"/>
-                <w:lang w:val="en-US"/>
-              </w:rPr>
-              <w:t>self.schedule.cancel_class</w:t>
-            </w:r>
-            <w:proofErr w:type="spellEnd"/>
-            <w:r>
-              <w:rPr>
-                <w:rFonts w:ascii="Times New Roman" w:hAnsi="Times New Roman" w:cs="Times New Roman"/>
-                <w:sz w:val="28"/>
-                <w:szCs w:val="28"/>
-                <w:lang w:val="en-US"/>
-              </w:rPr>
-              <w:t>("</w:t>
-            </w:r>
-            <w:proofErr w:type="spellStart"/>
-            <w:r>
-              <w:rPr>
-                <w:rFonts w:ascii="Times New Roman" w:hAnsi="Times New Roman" w:cs="Times New Roman"/>
-                <w:sz w:val="28"/>
-                <w:szCs w:val="28"/>
-              </w:rPr>
-              <w:t>Пилатес</w:t>
-            </w:r>
-            <w:proofErr w:type="spellEnd"/>
-            <w:r>
-              <w:rPr>
-                <w:rFonts w:ascii="Times New Roman" w:hAnsi="Times New Roman" w:cs="Times New Roman"/>
-                <w:sz w:val="28"/>
-                <w:szCs w:val="28"/>
-                <w:lang w:val="en-US"/>
-              </w:rPr>
-              <w:t>")</w:t>
-            </w:r>
-          </w:p>
-          <w:p>
-            <w:pPr>
-              <w:jc w:val="both"/>
-              <w:rPr>
-                <w:rFonts w:ascii="Times New Roman" w:hAnsi="Times New Roman" w:cs="Times New Roman"/>
-                <w:sz w:val="28"/>
-                <w:szCs w:val="28"/>
-                <w:lang w:val="en-US"/>
-              </w:rPr>
-            </w:pPr>
-          </w:p>
-          <w:p>
-            <w:pPr>
-              <w:jc w:val="both"/>
-              <w:rPr>
-                <w:rFonts w:ascii="Times New Roman" w:hAnsi="Times New Roman" w:cs="Times New Roman"/>
-                <w:sz w:val="28"/>
-                <w:szCs w:val="28"/>
-                <w:lang w:val="en-US"/>
-              </w:rPr>
-            </w:pPr>
-          </w:p>
-          <w:p>
-            <w:pPr>
-              <w:jc w:val="both"/>
-              <w:rPr>
-                <w:rFonts w:ascii="Times New Roman" w:hAnsi="Times New Roman" w:cs="Times New Roman"/>
-                <w:sz w:val="28"/>
-                <w:szCs w:val="28"/>
-              </w:rPr>
-            </w:pPr>
-            <w:proofErr w:type="spellStart"/>
-            <w:r>
-              <w:rPr>
-                <w:rFonts w:ascii="Times New Roman" w:hAnsi="Times New Roman" w:cs="Times New Roman"/>
-                <w:sz w:val="28"/>
-                <w:szCs w:val="28"/>
-              </w:rPr>
-              <w:t>if</w:t>
-            </w:r>
-            <w:proofErr w:type="spellEnd"/>
-            <w:r>
-              <w:rPr>
-                <w:rFonts w:ascii="Times New Roman" w:hAnsi="Times New Roman" w:cs="Times New Roman"/>
-                <w:sz w:val="28"/>
-                <w:szCs w:val="28"/>
-              </w:rPr>
-              <w:t xml:space="preserve"> __</w:t>
-            </w:r>
-            <w:proofErr w:type="spellStart"/>
-            <w:r>
-              <w:rPr>
-                <w:rFonts w:ascii="Times New Roman" w:hAnsi="Times New Roman" w:cs="Times New Roman"/>
-                <w:sz w:val="28"/>
-                <w:szCs w:val="28"/>
-              </w:rPr>
-              <w:t>name</w:t>
-            </w:r>
-            <w:proofErr w:type="spellEnd"/>
-            <w:r>
-              <w:rPr>
-                <w:rFonts w:ascii="Times New Roman" w:hAnsi="Times New Roman" w:cs="Times New Roman"/>
-                <w:sz w:val="28"/>
-                <w:szCs w:val="28"/>
-              </w:rPr>
-              <w:t>__ == "__</w:t>
-            </w:r>
-            <w:proofErr w:type="spellStart"/>
-            <w:r>
-              <w:rPr>
-                <w:rFonts w:ascii="Times New Roman" w:hAnsi="Times New Roman" w:cs="Times New Roman"/>
-                <w:sz w:val="28"/>
-                <w:szCs w:val="28"/>
-              </w:rPr>
-              <w:t>main</w:t>
-            </w:r>
-            <w:proofErr w:type="spellEnd"/>
-            <w:r>
-              <w:rPr>
-                <w:rFonts w:ascii="Times New Roman" w:hAnsi="Times New Roman" w:cs="Times New Roman"/>
-                <w:sz w:val="28"/>
-                <w:szCs w:val="28"/>
-              </w:rPr>
-              <w:t>__":</w:t>
-            </w:r>
-          </w:p>
-          <w:p>
-            <w:pPr>
-              <w:jc w:val="both"/>
-              <w:rPr>
-                <w:rFonts w:ascii="Times New Roman" w:hAnsi="Times New Roman" w:cs="Times New Roman"/>
-                <w:sz w:val="28"/>
-                <w:szCs w:val="28"/>
-              </w:rPr>
-            </w:pPr>
-            <w:r>
-              <w:rPr>
-                <w:rFonts w:ascii="Times New Roman" w:hAnsi="Times New Roman" w:cs="Times New Roman"/>
-                <w:sz w:val="28"/>
-                <w:szCs w:val="28"/>
-              </w:rPr>
-              <w:t xml:space="preserve">    </w:t>
-            </w:r>
-            <w:proofErr w:type="spellStart"/>
-            <w:r>
-              <w:rPr>
-                <w:rFonts w:ascii="Times New Roman" w:hAnsi="Times New Roman" w:cs="Times New Roman"/>
-                <w:sz w:val="28"/>
-                <w:szCs w:val="28"/>
-              </w:rPr>
               <w:t>unittest.main</w:t>
             </w:r>
             <w:proofErr w:type="spellEnd"/>
@@ -19434,6 +20124,7 @@
                 <w:rFonts w:ascii="Times New Roman" w:hAnsi="Times New Roman" w:cs="Times New Roman"/>
                 <w:sz w:val="28"/>
                 <w:szCs w:val="28"/>
+                <w:lang w:val="en-US"/>
               </w:rPr>
               <w:t>()</w:t>
             </w:r>
@@ -19477,9 +20168,11 @@
       <w:r>
         <w:rPr>
           <w:rFonts w:ascii="Times New Roman" w:hAnsi="Times New Roman" w:cs="Times New Roman"/>
+          <w:noProof/>
           <w:color w:val="auto"/>
           <w:sz w:val="28"/>
           <w:szCs w:val="28"/>
+          <w:lang w:eastAsia="ru-RU"/>
         </w:rPr>
         <w:drawing>
           <wp:inline distT="0" distB="0" distL="0" distR="0" wp14:anchorId="294199E2" wp14:editId="54B94991">
@@ -19613,7 +20306,7 @@
           <w:sz w:val="28"/>
           <w:szCs w:val="28"/>
         </w:rPr>
-        <w:t>Вывод:</w:t>
+        <w:t>Анализ:</w:t>
       </w:r>
     </w:p>
     <w:p>
@@ -19627,8 +20320,388 @@
           <w:szCs w:val="28"/>
         </w:rPr>
       </w:pPr>
+      <w:r>
+        <w:rPr>
+          <w:rFonts w:ascii="Times New Roman" w:hAnsi="Times New Roman" w:cs="Times New Roman"/>
+          <w:sz w:val="28"/>
+          <w:szCs w:val="28"/>
+        </w:rPr>
+        <w:t xml:space="preserve">Каждый из представленных выше подходов имеет свои плюсы и минусы. </w:t>
+      </w:r>
+      <w:proofErr w:type="gramStart"/>
+      <w:r>
+        <w:rPr>
+          <w:rFonts w:ascii="Times New Roman" w:hAnsi="Times New Roman" w:cs="Times New Roman"/>
+          <w:sz w:val="28"/>
+          <w:szCs w:val="28"/>
+          <w:lang w:val="en-US"/>
+        </w:rPr>
+        <w:t>TDD</w:t>
+      </w:r>
+      <w:r>
+        <w:rPr>
+          <w:rFonts w:ascii="Times New Roman" w:hAnsi="Times New Roman" w:cs="Times New Roman"/>
+          <w:sz w:val="28"/>
+          <w:szCs w:val="28"/>
+        </w:rPr>
+        <w:t xml:space="preserve"> дает быструю обратную связь и защищает от регрессий на уровне кода, но требует времени на написание тестов.</w:t>
+      </w:r>
+      <w:proofErr w:type="gramEnd"/>
+      <w:r>
+        <w:rPr>
+          <w:rFonts w:ascii="Times New Roman" w:hAnsi="Times New Roman" w:cs="Times New Roman"/>
+          <w:sz w:val="28"/>
+          <w:szCs w:val="28"/>
+        </w:rPr>
+        <w:t xml:space="preserve"> </w:t>
+      </w:r>
+      <w:proofErr w:type="gramStart"/>
+      <w:r>
+        <w:rPr>
+          <w:rFonts w:ascii="Times New Roman" w:hAnsi="Times New Roman" w:cs="Times New Roman"/>
+          <w:sz w:val="28"/>
+          <w:szCs w:val="28"/>
+          <w:lang w:val="en-US"/>
+        </w:rPr>
+        <w:t>ATDD</w:t>
+      </w:r>
+      <w:r>
+        <w:rPr>
+          <w:rFonts w:ascii="Times New Roman" w:hAnsi="Times New Roman" w:cs="Times New Roman"/>
+          <w:sz w:val="28"/>
+          <w:szCs w:val="28"/>
+        </w:rPr>
+        <w:t xml:space="preserve"> гарантирует, что продукт решает задачи заказчика, а </w:t>
+      </w:r>
+      <w:r>
+        <w:rPr>
+          <w:rFonts w:ascii="Times New Roman" w:hAnsi="Times New Roman" w:cs="Times New Roman"/>
+          <w:sz w:val="28"/>
+          <w:szCs w:val="28"/>
+          <w:lang w:val="en-US"/>
+        </w:rPr>
+        <w:t>BDD</w:t>
+      </w:r>
+      <w:r>
+        <w:rPr>
+          <w:rFonts w:ascii="Times New Roman" w:hAnsi="Times New Roman" w:cs="Times New Roman"/>
+          <w:sz w:val="28"/>
+          <w:szCs w:val="28"/>
+        </w:rPr>
+        <w:t xml:space="preserve"> улучшает </w:t>
+      </w:r>
+      <w:r>
+        <w:rPr>
+          <w:rFonts w:ascii="Times New Roman" w:hAnsi="Times New Roman" w:cs="Times New Roman"/>
+          <w:sz w:val="28"/>
+          <w:szCs w:val="28"/>
+        </w:rPr>
+        <w:t>коммуникацию</w:t>
+      </w:r>
+      <w:r>
+        <w:rPr>
+          <w:rFonts w:ascii="Times New Roman" w:hAnsi="Times New Roman" w:cs="Times New Roman"/>
+          <w:sz w:val="28"/>
+          <w:szCs w:val="28"/>
+        </w:rPr>
+        <w:t xml:space="preserve"> с помощью сценариев.</w:t>
+      </w:r>
+      <w:proofErr w:type="gramEnd"/>
+      <w:r>
+        <w:rPr>
+          <w:rFonts w:ascii="Times New Roman" w:hAnsi="Times New Roman" w:cs="Times New Roman"/>
+          <w:sz w:val="28"/>
+          <w:szCs w:val="28"/>
+        </w:rPr>
+        <w:t xml:space="preserve"> Но их сложно поддерживать при частой смене требований. </w:t>
+      </w:r>
+      <w:proofErr w:type="gramStart"/>
+      <w:r>
+        <w:rPr>
+          <w:rFonts w:ascii="Times New Roman" w:hAnsi="Times New Roman" w:cs="Times New Roman"/>
+          <w:sz w:val="28"/>
+          <w:szCs w:val="28"/>
+          <w:lang w:val="en-US"/>
+        </w:rPr>
+        <w:t>SDD</w:t>
+      </w:r>
+      <w:r>
+        <w:rPr>
+          <w:rFonts w:ascii="Times New Roman" w:hAnsi="Times New Roman" w:cs="Times New Roman"/>
+          <w:sz w:val="28"/>
+          <w:szCs w:val="28"/>
+        </w:rPr>
+        <w:t xml:space="preserve"> устраняет неоднозначности через конкретные примеры, но требует участия аналитиков.</w:t>
+      </w:r>
+      <w:proofErr w:type="gramEnd"/>
+    </w:p>
+    <w:p>
+      <w:pPr>
+        <w:spacing w:after="0" w:line="360" w:lineRule="auto"/>
+        <w:ind w:firstLine="709"/>
+        <w:jc w:val="both"/>
+        <w:rPr>
+          <w:rFonts w:ascii="Times New Roman" w:hAnsi="Times New Roman" w:cs="Times New Roman"/>
+          <w:b/>
+          <w:sz w:val="28"/>
+          <w:szCs w:val="28"/>
+        </w:rPr>
+      </w:pPr>
+      <w:r>
+        <w:rPr>
+          <w:rFonts w:ascii="Times New Roman" w:hAnsi="Times New Roman" w:cs="Times New Roman"/>
+          <w:b/>
+          <w:sz w:val="28"/>
+          <w:szCs w:val="28"/>
+        </w:rPr>
+        <w:t>Вывод:</w:t>
+      </w:r>
+    </w:p>
+    <w:p>
+      <w:pPr>
+        <w:spacing w:after="0" w:line="360" w:lineRule="auto"/>
+        <w:ind w:firstLine="709"/>
+        <w:jc w:val="both"/>
+        <w:rPr>
+          <w:rFonts w:ascii="Times New Roman" w:hAnsi="Times New Roman" w:cs="Times New Roman"/>
+          <w:sz w:val="28"/>
+          <w:szCs w:val="28"/>
+        </w:rPr>
+      </w:pPr>
+      <w:r>
+        <w:rPr>
+          <w:rFonts w:ascii="Times New Roman" w:hAnsi="Times New Roman" w:cs="Times New Roman"/>
+          <w:sz w:val="28"/>
+          <w:szCs w:val="28"/>
+        </w:rPr>
+        <w:lastRenderedPageBreak/>
+        <w:t>В ходе практической работы на примере приложения «Расписание фитнес классов» были реализованы все четыре подхода к разработке через тестирование:</w:t>
+      </w:r>
+    </w:p>
+    <w:p>
+      <w:pPr>
+        <w:spacing w:after="0" w:line="360" w:lineRule="auto"/>
+        <w:ind w:firstLine="709"/>
+        <w:jc w:val="both"/>
+        <w:rPr>
+          <w:rFonts w:ascii="Times New Roman" w:hAnsi="Times New Roman" w:cs="Times New Roman"/>
+          <w:sz w:val="28"/>
+          <w:szCs w:val="28"/>
+        </w:rPr>
+      </w:pPr>
+      <w:proofErr w:type="gramStart"/>
+      <w:r>
+        <w:rPr>
+          <w:rFonts w:ascii="Times New Roman" w:hAnsi="Times New Roman" w:cs="Times New Roman"/>
+          <w:sz w:val="28"/>
+          <w:szCs w:val="28"/>
+          <w:lang w:val="en-US"/>
+        </w:rPr>
+        <w:t>TDD</w:t>
+      </w:r>
+      <w:r>
+        <w:rPr>
+          <w:rFonts w:ascii="Times New Roman" w:hAnsi="Times New Roman" w:cs="Times New Roman"/>
+          <w:sz w:val="28"/>
+          <w:szCs w:val="28"/>
+        </w:rPr>
+        <w:t xml:space="preserve"> – написаны 6 юнит-тестов, реализован минимальный код, проведен </w:t>
+      </w:r>
+      <w:proofErr w:type="spellStart"/>
+      <w:r>
+        <w:rPr>
+          <w:rFonts w:ascii="Times New Roman" w:hAnsi="Times New Roman" w:cs="Times New Roman"/>
+          <w:sz w:val="28"/>
+          <w:szCs w:val="28"/>
+        </w:rPr>
+        <w:t>рефакторинг</w:t>
+      </w:r>
+      <w:proofErr w:type="spellEnd"/>
+      <w:r>
+        <w:rPr>
+          <w:rFonts w:ascii="Times New Roman" w:hAnsi="Times New Roman" w:cs="Times New Roman"/>
+          <w:sz w:val="28"/>
+          <w:szCs w:val="28"/>
+        </w:rPr>
+        <w:t>.</w:t>
+      </w:r>
+      <w:proofErr w:type="gramEnd"/>
+    </w:p>
+    <w:p>
+      <w:pPr>
+        <w:spacing w:after="0" w:line="360" w:lineRule="auto"/>
+        <w:ind w:firstLine="709"/>
+        <w:jc w:val="both"/>
+        <w:rPr>
+          <w:rFonts w:ascii="Times New Roman" w:hAnsi="Times New Roman" w:cs="Times New Roman"/>
+          <w:sz w:val="28"/>
+          <w:szCs w:val="28"/>
+        </w:rPr>
+      </w:pPr>
+      <w:proofErr w:type="gramStart"/>
+      <w:r>
+        <w:rPr>
+          <w:rFonts w:ascii="Times New Roman" w:hAnsi="Times New Roman" w:cs="Times New Roman"/>
+          <w:sz w:val="28"/>
+          <w:szCs w:val="28"/>
+          <w:lang w:val="en-US"/>
+        </w:rPr>
+        <w:t>ATDD</w:t>
+      </w:r>
+      <w:r>
+        <w:rPr>
+          <w:rFonts w:ascii="Times New Roman" w:hAnsi="Times New Roman" w:cs="Times New Roman"/>
+          <w:sz w:val="28"/>
+          <w:szCs w:val="28"/>
+        </w:rPr>
+        <w:t xml:space="preserve"> – составлены </w:t>
+      </w:r>
+      <w:r>
+        <w:rPr>
+          <w:rFonts w:ascii="Times New Roman" w:hAnsi="Times New Roman" w:cs="Times New Roman"/>
+          <w:sz w:val="28"/>
+          <w:szCs w:val="28"/>
+        </w:rPr>
+        <w:t>3 приемочных сценариев.</w:t>
+      </w:r>
+      <w:proofErr w:type="gramEnd"/>
+    </w:p>
+    <w:p>
+      <w:pPr>
+        <w:spacing w:after="0" w:line="360" w:lineRule="auto"/>
+        <w:ind w:firstLine="709"/>
+        <w:jc w:val="both"/>
+        <w:rPr>
+          <w:rFonts w:ascii="Times New Roman" w:hAnsi="Times New Roman" w:cs="Times New Roman"/>
+          <w:sz w:val="28"/>
+          <w:szCs w:val="28"/>
+        </w:rPr>
+      </w:pPr>
+      <w:proofErr w:type="gramStart"/>
+      <w:r>
+        <w:rPr>
+          <w:rFonts w:ascii="Times New Roman" w:hAnsi="Times New Roman" w:cs="Times New Roman"/>
+          <w:sz w:val="28"/>
+          <w:szCs w:val="28"/>
+          <w:lang w:val="en-US"/>
+        </w:rPr>
+        <w:t>BDD</w:t>
+      </w:r>
+      <w:r>
+        <w:rPr>
+          <w:rFonts w:ascii="Times New Roman" w:hAnsi="Times New Roman" w:cs="Times New Roman"/>
+          <w:sz w:val="28"/>
+          <w:szCs w:val="28"/>
+        </w:rPr>
+        <w:t xml:space="preserve"> – созданы 4 сценария и их автоматизация.</w:t>
+      </w:r>
+      <w:proofErr w:type="gramEnd"/>
+    </w:p>
+    <w:p>
+      <w:pPr>
+        <w:spacing w:after="0" w:line="360" w:lineRule="auto"/>
+        <w:ind w:firstLine="709"/>
+        <w:jc w:val="both"/>
+        <w:rPr>
+          <w:rFonts w:ascii="Times New Roman" w:hAnsi="Times New Roman" w:cs="Times New Roman"/>
+          <w:sz w:val="28"/>
+          <w:szCs w:val="28"/>
+        </w:rPr>
+      </w:pPr>
+      <w:proofErr w:type="gramStart"/>
+      <w:r>
+        <w:rPr>
+          <w:rFonts w:ascii="Times New Roman" w:hAnsi="Times New Roman" w:cs="Times New Roman"/>
+          <w:sz w:val="28"/>
+          <w:szCs w:val="28"/>
+          <w:lang w:val="en-US"/>
+        </w:rPr>
+        <w:t>SDD</w:t>
+      </w:r>
+      <w:r>
+        <w:rPr>
+          <w:rFonts w:ascii="Times New Roman" w:hAnsi="Times New Roman" w:cs="Times New Roman"/>
+          <w:sz w:val="28"/>
+          <w:szCs w:val="28"/>
+        </w:rPr>
+        <w:t xml:space="preserve"> – построены 3 таблицы спецификаций с конкретными примерами и 9 автоматизированных тестов.</w:t>
+      </w:r>
+      <w:proofErr w:type="gramEnd"/>
+    </w:p>
+    <w:p>
+      <w:pPr>
+        <w:spacing w:after="0" w:line="360" w:lineRule="auto"/>
+        <w:ind w:firstLine="709"/>
+        <w:jc w:val="both"/>
+        <w:rPr>
+          <w:rFonts w:ascii="Times New Roman" w:hAnsi="Times New Roman" w:cs="Times New Roman"/>
+          <w:sz w:val="28"/>
+          <w:szCs w:val="28"/>
+        </w:rPr>
+      </w:pPr>
+      <w:r>
+        <w:rPr>
+          <w:rFonts w:ascii="Times New Roman" w:hAnsi="Times New Roman" w:cs="Times New Roman"/>
+          <w:b/>
+          <w:sz w:val="28"/>
+          <w:szCs w:val="28"/>
+        </w:rPr>
+        <w:t xml:space="preserve">Итог: </w:t>
+      </w:r>
+      <w:r>
+        <w:rPr>
+          <w:rFonts w:ascii="Times New Roman" w:hAnsi="Times New Roman" w:cs="Times New Roman"/>
+          <w:sz w:val="28"/>
+          <w:szCs w:val="28"/>
+        </w:rPr>
+        <w:t>все юнит-тесты и сценарии прошли успешно. Комплексное применение подходов повышает к</w:t>
+      </w:r>
       <w:bookmarkStart w:id="0" w:name="_GoBack"/>
       <w:bookmarkEnd w:id="0"/>
+      <w:r>
+        <w:rPr>
+          <w:rFonts w:ascii="Times New Roman" w:hAnsi="Times New Roman" w:cs="Times New Roman"/>
+          <w:sz w:val="28"/>
+          <w:szCs w:val="28"/>
+        </w:rPr>
+        <w:t xml:space="preserve">ачество, надежность и </w:t>
+      </w:r>
+      <w:proofErr w:type="spellStart"/>
+      <w:r>
+        <w:rPr>
+          <w:rFonts w:ascii="Times New Roman" w:hAnsi="Times New Roman" w:cs="Times New Roman"/>
+          <w:sz w:val="28"/>
+          <w:szCs w:val="28"/>
+        </w:rPr>
+        <w:t>поддерживаемость</w:t>
+      </w:r>
+      <w:proofErr w:type="spellEnd"/>
+      <w:r>
+        <w:rPr>
+          <w:rFonts w:ascii="Times New Roman" w:hAnsi="Times New Roman" w:cs="Times New Roman"/>
+          <w:sz w:val="28"/>
+          <w:szCs w:val="28"/>
+        </w:rPr>
+        <w:t xml:space="preserve"> кода, а также улучшает взаимодействие между разработчиками, </w:t>
+      </w:r>
+      <w:proofErr w:type="spellStart"/>
+      <w:r>
+        <w:rPr>
+          <w:rFonts w:ascii="Times New Roman" w:hAnsi="Times New Roman" w:cs="Times New Roman"/>
+          <w:sz w:val="28"/>
+          <w:szCs w:val="28"/>
+        </w:rPr>
+        <w:t>тестировщиками</w:t>
+      </w:r>
+      <w:proofErr w:type="spellEnd"/>
+      <w:r>
+        <w:rPr>
+          <w:rFonts w:ascii="Times New Roman" w:hAnsi="Times New Roman" w:cs="Times New Roman"/>
+          <w:sz w:val="28"/>
+          <w:szCs w:val="28"/>
+        </w:rPr>
+        <w:t xml:space="preserve"> и бизнесом.</w:t>
+      </w:r>
     </w:p>
     <w:sectPr>
       <w:pgSz w:w="11906" w:h="16838"/>
